--- a/6-过程管理/流程制度规范类文件/060101-过程框架设计管理制度.docx
+++ b/6-过程管理/流程制度规范类文件/060101-过程框架设计管理制度.docx
@@ -1,7 +1,6 @@
 
 <file path=word/document.xml><?xml version="1.0" encoding="utf-8"?>
-<w:document xmlns:wpc="http://schemas.microsoft.com/office/word/2010/wordprocessingCanvas" xmlns:mc="http://schemas.openxmlformats.org/markup-compatibility/2006" xmlns:o="urn:schemas-microsoft-com:office:office" xmlns:r="http://schemas.openxmlformats.org/officeDocument/2006/relationships" xmlns:m="http://schemas.openxmlformats.org/officeDocument/2006/math" xmlns:v="urn:schemas-microsoft-com:vml" xmlns:wp14="http://schemas.microsoft.com/office/word/2010/wordprocessingDrawing" xmlns:wp="http://schemas.openxmlformats.org/drawingml/2006/wordprocessingDrawing" xmlns:w10="urn:schemas-microsoft-com:office:word" xmlns:w="http://schemas.openxmlformats.org/wordprocessingml/2006/main" xmlns:w14="http://schemas.microsoft.com/office/word/2010/wordml" xmlns:w15="http://schemas.microsoft.com/office/word/2012/wordml" xmlns:wne="http://schemas.microsoft.com/office/word/2006/wordml" xmlns:wpg="http://schemas.microsoft.com/office/word/2010/wordprocessingGroup" xmlns:wpi="http://schemas.microsoft.com/office/word/2010/wordprocessingInk" xmlns:wps="http://schemas.microsoft.com/office/word/2010/wordprocessingShape" mc:Ignorable="w14 w15 wp14">
-  <!-- Generated by Aspose.Words for .NET 13.3.0.1 -->
+<w:document xmlns:wpc="http://schemas.microsoft.com/office/word/2010/wordprocessingCanvas" xmlns:mc="http://schemas.openxmlformats.org/markup-compatibility/2006" xmlns:o="urn:schemas-microsoft-com:office:office" xmlns:r="http://schemas.openxmlformats.org/officeDocument/2006/relationships" xmlns:m="http://schemas.openxmlformats.org/officeDocument/2006/math" xmlns:v="urn:schemas-microsoft-com:vml" xmlns:wp14="http://schemas.microsoft.com/office/word/2010/wordprocessingDrawing" xmlns:wp="http://schemas.openxmlformats.org/drawingml/2006/wordprocessingDrawing" xmlns:w="http://schemas.openxmlformats.org/wordprocessingml/2006/main" xmlns:w14="http://schemas.microsoft.com/office/word/2010/wordml" xmlns:w10="urn:schemas-microsoft-com:office:word" xmlns:w15="http://schemas.microsoft.com/office/word/2012/wordml" xmlns:wpg="http://schemas.microsoft.com/office/word/2010/wordprocessingGroup" xmlns:wpi="http://schemas.microsoft.com/office/word/2010/wordprocessingInk" xmlns:wne="http://schemas.microsoft.com/office/word/2006/wordml" xmlns:wps="http://schemas.microsoft.com/office/word/2010/wordprocessingShape" xmlns:wpsCustomData="http://www.wps.cn/officeDocument/2013/wpsCustomData" mc:Ignorable="w14 w15 wp14">
   <w:body>
     <w:p>
       <w:pPr>
@@ -15,7 +14,7 @@
         <w:spacing w:before="78" w:line="219" w:lineRule="auto"/>
         <w:ind w:left="25"/>
         <w:rPr>
-          <w:rFonts w:ascii="宋体" w:eastAsia="宋体" w:hAnsi="宋体" w:cs="宋体" w:hint="default"/>
+          <w:rFonts w:hint="default" w:ascii="宋体" w:hAnsi="宋体" w:eastAsia="宋体" w:cs="宋体"/>
           <w:sz w:val="24"/>
           <w:szCs w:val="24"/>
           <w:lang w:val="en-US" w:eastAsia="zh-CN"/>
@@ -23,7 +22,7 @@
       </w:pPr>
       <w:r>
         <w:rPr>
-          <w:rFonts w:ascii="宋体" w:eastAsia="宋体" w:hAnsi="宋体" w:cs="宋体"/>
+          <w:rFonts w:ascii="宋体" w:hAnsi="宋体" w:eastAsia="宋体" w:cs="宋体"/>
           <w:b/>
           <w:bCs/>
           <w:spacing w:val="-3"/>
@@ -34,7 +33,7 @@
       </w:r>
       <w:r>
         <w:rPr>
-          <w:rFonts w:ascii="宋体" w:eastAsia="宋体" w:hAnsi="宋体" w:cs="宋体" w:hint="eastAsia"/>
+          <w:rFonts w:hint="eastAsia" w:ascii="宋体" w:hAnsi="宋体" w:eastAsia="宋体" w:cs="宋体"/>
           <w:b/>
           <w:bCs/>
           <w:spacing w:val="-3"/>
@@ -46,7 +45,7 @@
       </w:r>
       <w:r>
         <w:rPr>
-          <w:rFonts w:ascii="宋体" w:eastAsia="宋体" w:hAnsi="宋体" w:cs="宋体"/>
+          <w:rFonts w:ascii="宋体" w:hAnsi="宋体" w:eastAsia="宋体" w:cs="宋体"/>
           <w:b/>
           <w:bCs/>
           <w:spacing w:val="-3"/>
@@ -57,7 +56,7 @@
       </w:r>
       <w:r>
         <w:rPr>
-          <w:rFonts w:ascii="宋体" w:eastAsia="宋体" w:hAnsi="宋体" w:cs="宋体" w:hint="eastAsia"/>
+          <w:rFonts w:hint="eastAsia" w:ascii="宋体" w:hAnsi="宋体" w:eastAsia="宋体" w:cs="宋体"/>
           <w:b/>
           <w:bCs/>
           <w:spacing w:val="-3"/>
@@ -87,14 +86,14 @@
         <w:ind w:left="23"/>
         <w:textAlignment w:val="auto"/>
         <w:rPr>
-          <w:rFonts w:ascii="宋体" w:eastAsia="宋体" w:hAnsi="宋体" w:cs="宋体"/>
+          <w:rFonts w:ascii="宋体" w:hAnsi="宋体" w:eastAsia="宋体" w:cs="宋体"/>
           <w:sz w:val="24"/>
           <w:szCs w:val="24"/>
         </w:rPr>
       </w:pPr>
       <w:r>
         <w:rPr>
-          <w:rFonts w:ascii="宋体" w:eastAsia="宋体" w:hAnsi="宋体" w:cs="宋体"/>
+          <w:rFonts w:ascii="宋体" w:hAnsi="宋体" w:eastAsia="宋体" w:cs="宋体"/>
           <w:b/>
           <w:bCs/>
           <w:spacing w:val="240"/>
@@ -106,7 +105,7 @@
       </w:r>
       <w:r>
         <w:rPr>
-          <w:rFonts w:ascii="宋体" w:eastAsia="宋体" w:hAnsi="宋体" w:cs="宋体"/>
+          <w:rFonts w:ascii="宋体" w:hAnsi="宋体" w:eastAsia="宋体" w:cs="宋体"/>
           <w:b/>
           <w:bCs/>
           <w:spacing w:val="0"/>
@@ -118,7 +117,7 @@
       </w:r>
       <w:r>
         <w:rPr>
-          <w:rFonts w:ascii="宋体" w:eastAsia="宋体" w:hAnsi="宋体" w:cs="宋体"/>
+          <w:rFonts w:ascii="宋体" w:hAnsi="宋体" w:eastAsia="宋体" w:cs="宋体"/>
           <w:b/>
           <w:bCs/>
           <w:spacing w:val="-5"/>
@@ -130,7 +129,7 @@
     </w:p>
     <w:p>
       <w:pPr>
-        <w:pStyle w:val="a"/>
+        <w:pStyle w:val="24"/>
         <w:keepNext w:val="0"/>
         <w:keepLines w:val="0"/>
         <w:pageBreakBefore w:val="0"/>
@@ -151,7 +150,7 @@
     </w:p>
     <w:p>
       <w:pPr>
-        <w:pStyle w:val="a0"/>
+        <w:pStyle w:val="25"/>
         <w:keepNext w:val="0"/>
         <w:keepLines w:val="0"/>
         <w:pageBreakBefore w:val="0"/>
@@ -176,17 +175,18 @@
     </w:p>
     <w:tbl>
       <w:tblPr>
-        <w:tblStyle w:val="TableGrid"/>
+        <w:tblStyle w:val="21"/>
         <w:tblW w:w="0" w:type="auto"/>
         <w:tblInd w:w="2443" w:type="dxa"/>
         <w:tblBorders>
-          <w:top w:val="nil"/>
-          <w:left w:val="nil"/>
-          <w:bottom w:val="nil"/>
-          <w:right w:val="nil"/>
-          <w:insideH w:val="nil"/>
-          <w:insideV w:val="nil"/>
+          <w:top w:val="none" w:color="auto" w:sz="0" w:space="0"/>
+          <w:left w:val="none" w:color="auto" w:sz="0" w:space="0"/>
+          <w:bottom w:val="none" w:color="auto" w:sz="0" w:space="0"/>
+          <w:right w:val="none" w:color="auto" w:sz="0" w:space="0"/>
+          <w:insideH w:val="none" w:color="auto" w:sz="0" w:space="0"/>
+          <w:insideV w:val="none" w:color="auto" w:sz="0" w:space="0"/>
         </w:tblBorders>
+        <w:tblLayout w:type="autofit"/>
         <w:tblCellMar>
           <w:top w:w="0" w:type="dxa"/>
           <w:left w:w="108" w:type="dxa"/>
@@ -200,15 +200,13 @@
       </w:tblGrid>
       <w:tr>
         <w:tblPrEx>
-          <w:tblW w:w="0" w:type="auto"/>
-          <w:tblInd w:w="2443" w:type="dxa"/>
           <w:tblBorders>
-            <w:top w:val="nil"/>
-            <w:left w:val="nil"/>
-            <w:bottom w:val="nil"/>
-            <w:right w:val="nil"/>
-            <w:insideH w:val="nil"/>
-            <w:insideV w:val="nil"/>
+            <w:top w:val="none" w:color="auto" w:sz="0" w:space="0"/>
+            <w:left w:val="none" w:color="auto" w:sz="0" w:space="0"/>
+            <w:bottom w:val="none" w:color="auto" w:sz="0" w:space="0"/>
+            <w:right w:val="none" w:color="auto" w:sz="0" w:space="0"/>
+            <w:insideH w:val="none" w:color="auto" w:sz="0" w:space="0"/>
+            <w:insideV w:val="none" w:color="auto" w:sz="0" w:space="0"/>
           </w:tblBorders>
           <w:tblCellMar>
             <w:top w:w="0" w:type="dxa"/>
@@ -218,7 +216,7 @@
           </w:tblCellMar>
         </w:tblPrEx>
         <w:trPr>
-          <w:trHeight w:val="810"/>
+          <w:trHeight w:val="810" w:hRule="atLeast"/>
         </w:trPr>
         <w:tc>
           <w:tcPr>
@@ -249,7 +247,7 @@
             </w:r>
             <w:r>
               <w:rPr>
-                <w:rFonts w:asciiTheme="minorAscii" w:eastAsiaTheme="minorEastAsia" w:hAnsiTheme="minorAscii" w:hint="default"/>
+                <w:rFonts w:hint="default" w:asciiTheme="minorAscii" w:hAnsiTheme="minorAscii" w:eastAsiaTheme="minorEastAsia"/>
                 <w:spacing w:val="227"/>
                 <w:sz w:val="21"/>
                 <w:vertAlign w:val="baseline"/>
@@ -297,7 +295,7 @@
             </w:r>
             <w:r>
               <w:rPr>
-                <w:rFonts w:asciiTheme="minorAscii" w:eastAsiaTheme="minorEastAsia" w:hAnsiTheme="minorAscii" w:hint="eastAsia"/>
+                <w:rFonts w:hint="eastAsia" w:asciiTheme="minorAscii" w:hAnsiTheme="minorAscii" w:eastAsiaTheme="minorEastAsia"/>
                 <w:spacing w:val="227"/>
                 <w:sz w:val="21"/>
                 <w:vertAlign w:val="baseline"/>
@@ -319,8 +317,14 @@
       </w:tr>
       <w:tr>
         <w:tblPrEx>
-          <w:tblW w:w="0" w:type="auto"/>
-          <w:tblInd w:w="2443" w:type="dxa"/>
+          <w:tblBorders>
+            <w:top w:val="none" w:color="auto" w:sz="0" w:space="0"/>
+            <w:left w:val="none" w:color="auto" w:sz="0" w:space="0"/>
+            <w:bottom w:val="none" w:color="auto" w:sz="0" w:space="0"/>
+            <w:right w:val="none" w:color="auto" w:sz="0" w:space="0"/>
+            <w:insideH w:val="none" w:color="auto" w:sz="0" w:space="0"/>
+            <w:insideV w:val="none" w:color="auto" w:sz="0" w:space="0"/>
+          </w:tblBorders>
           <w:tblCellMar>
             <w:top w:w="0" w:type="dxa"/>
             <w:left w:w="108" w:type="dxa"/>
@@ -329,7 +333,7 @@
           </w:tblCellMar>
         </w:tblPrEx>
         <w:trPr>
-          <w:trHeight w:val="810"/>
+          <w:trHeight w:val="810" w:hRule="atLeast"/>
         </w:trPr>
         <w:tc>
           <w:tcPr>
@@ -346,7 +350,7 @@
               <w:overflowPunct/>
               <w:bidi w:val="0"/>
               <w:rPr>
-                <w:rFonts w:ascii="Arial" w:eastAsia="Arial" w:hAnsi="Arial" w:cs="Arial" w:hint="eastAsia"/>
+                <w:rFonts w:hint="eastAsia" w:ascii="Arial" w:hAnsi="Arial" w:eastAsia="Arial" w:cs="Arial"/>
                 <w:snapToGrid w:val="0"/>
                 <w:color w:val="000000"/>
                 <w:kern w:val="0"/>
@@ -366,7 +370,7 @@
             </w:r>
             <w:r>
               <w:rPr>
-                <w:rFonts w:asciiTheme="minorAscii" w:eastAsiaTheme="minorEastAsia" w:hAnsiTheme="minorAscii" w:hint="default"/>
+                <w:rFonts w:hint="default" w:asciiTheme="minorAscii" w:hAnsiTheme="minorAscii" w:eastAsiaTheme="minorEastAsia"/>
                 <w:spacing w:val="227"/>
                 <w:sz w:val="21"/>
                 <w:vertAlign w:val="baseline"/>
@@ -399,7 +403,7 @@
               <w:overflowPunct/>
               <w:bidi w:val="0"/>
               <w:rPr>
-                <w:rFonts w:ascii="Arial" w:eastAsia="Arial" w:hAnsi="Arial" w:cs="Arial" w:hint="eastAsia"/>
+                <w:rFonts w:hint="eastAsia" w:ascii="Arial" w:hAnsi="Arial" w:eastAsia="Arial" w:cs="Arial"/>
                 <w:snapToGrid w:val="0"/>
                 <w:color w:val="000000"/>
                 <w:kern w:val="0"/>
@@ -409,17 +413,27 @@
                 <w:lang w:val="en-US" w:eastAsia="zh-CN" w:bidi="ar-SA"/>
               </w:rPr>
             </w:pPr>
+            <w:bookmarkStart w:id="33" w:name="_GoBack"/>
             <w:r>
               <w:rPr>
                 <w:rFonts w:hint="eastAsia"/>
                 <w:vertAlign w:val="baseline"/>
                 <w:lang w:val="en-US" w:eastAsia="zh-CN"/>
               </w:rPr>
-              <w:t>编制时间</w:t>
+              <w:t>审核</w:t>
+            </w:r>
+            <w:bookmarkEnd w:id="33"/>
+            <w:r>
+              <w:rPr>
+                <w:rFonts w:hint="eastAsia"/>
+                <w:vertAlign w:val="baseline"/>
+                <w:lang w:val="en-US" w:eastAsia="zh-CN"/>
+              </w:rPr>
+              <w:t>时间</w:t>
             </w:r>
             <w:r>
               <w:rPr>
-                <w:rFonts w:asciiTheme="minorAscii" w:eastAsiaTheme="minorEastAsia" w:hAnsiTheme="minorAscii" w:hint="eastAsia"/>
+                <w:rFonts w:hint="eastAsia" w:asciiTheme="minorAscii" w:hAnsiTheme="minorAscii" w:eastAsiaTheme="minorEastAsia"/>
                 <w:spacing w:val="227"/>
                 <w:sz w:val="21"/>
                 <w:vertAlign w:val="baseline"/>
@@ -441,8 +455,14 @@
       </w:tr>
       <w:tr>
         <w:tblPrEx>
-          <w:tblW w:w="0" w:type="auto"/>
-          <w:tblInd w:w="2443" w:type="dxa"/>
+          <w:tblBorders>
+            <w:top w:val="none" w:color="auto" w:sz="0" w:space="0"/>
+            <w:left w:val="none" w:color="auto" w:sz="0" w:space="0"/>
+            <w:bottom w:val="none" w:color="auto" w:sz="0" w:space="0"/>
+            <w:right w:val="none" w:color="auto" w:sz="0" w:space="0"/>
+            <w:insideH w:val="none" w:color="auto" w:sz="0" w:space="0"/>
+            <w:insideV w:val="none" w:color="auto" w:sz="0" w:space="0"/>
+          </w:tblBorders>
           <w:tblCellMar>
             <w:top w:w="0" w:type="dxa"/>
             <w:left w:w="108" w:type="dxa"/>
@@ -451,7 +471,7 @@
           </w:tblCellMar>
         </w:tblPrEx>
         <w:trPr>
-          <w:trHeight w:val="635"/>
+          <w:trHeight w:val="635" w:hRule="atLeast"/>
         </w:trPr>
         <w:tc>
           <w:tcPr>
@@ -482,7 +502,7 @@
             </w:r>
             <w:r>
               <w:rPr>
-                <w:rFonts w:asciiTheme="minorAscii" w:eastAsiaTheme="minorEastAsia" w:hAnsiTheme="minorAscii" w:hint="eastAsia"/>
+                <w:rFonts w:hint="eastAsia" w:asciiTheme="minorAscii" w:hAnsiTheme="minorAscii" w:eastAsiaTheme="minorEastAsia"/>
                 <w:spacing w:val="227"/>
                 <w:sz w:val="21"/>
                 <w:vertAlign w:val="baseline"/>
@@ -529,7 +549,7 @@
             </w:r>
             <w:r>
               <w:rPr>
-                <w:rFonts w:asciiTheme="minorAscii" w:eastAsiaTheme="minorEastAsia" w:hAnsiTheme="minorAscii" w:hint="eastAsia"/>
+                <w:rFonts w:hint="eastAsia" w:asciiTheme="minorAscii" w:hAnsiTheme="minorAscii" w:eastAsiaTheme="minorEastAsia"/>
                 <w:spacing w:val="227"/>
                 <w:sz w:val="21"/>
                 <w:vertAlign w:val="baseline"/>
@@ -576,14 +596,14 @@
         <w:spacing w:before="153" w:line="225" w:lineRule="auto"/>
         <w:ind w:left="3634"/>
         <w:rPr>
-          <w:rFonts w:ascii="宋体" w:eastAsia="宋体" w:hAnsi="宋体" w:cs="宋体"/>
+          <w:rFonts w:ascii="宋体" w:hAnsi="宋体" w:eastAsia="宋体" w:cs="宋体"/>
           <w:sz w:val="31"/>
           <w:szCs w:val="31"/>
         </w:rPr>
       </w:pPr>
       <w:r>
         <w:rPr>
-          <w:rFonts w:ascii="宋体" w:eastAsia="宋体" w:hAnsi="宋体" w:cs="宋体"/>
+          <w:rFonts w:ascii="宋体" w:hAnsi="宋体" w:eastAsia="宋体" w:cs="宋体"/>
           <w:b/>
           <w:bCs/>
           <w:spacing w:val="4"/>
@@ -595,16 +615,16 @@
     </w:p>
     <w:tbl>
       <w:tblPr>
-        <w:tblStyle w:val="TableNormal0"/>
+        <w:tblStyle w:val="26"/>
         <w:tblW w:w="8301" w:type="dxa"/>
         <w:tblInd w:w="2" w:type="dxa"/>
         <w:tblBorders>
-          <w:top w:val="single" w:sz="2" w:space="0" w:color="000000"/>
-          <w:left w:val="single" w:sz="2" w:space="0" w:color="000000"/>
-          <w:bottom w:val="single" w:sz="2" w:space="0" w:color="000000"/>
-          <w:right w:val="single" w:sz="2" w:space="0" w:color="000000"/>
-          <w:insideH w:val="single" w:sz="2" w:space="0" w:color="000000"/>
-          <w:insideV w:val="single" w:sz="2" w:space="0" w:color="000000"/>
+          <w:top w:val="single" w:color="000000" w:sz="2" w:space="0"/>
+          <w:left w:val="single" w:color="000000" w:sz="2" w:space="0"/>
+          <w:bottom w:val="single" w:color="000000" w:sz="2" w:space="0"/>
+          <w:right w:val="single" w:color="000000" w:sz="2" w:space="0"/>
+          <w:insideH w:val="single" w:color="000000" w:sz="2" w:space="0"/>
+          <w:insideV w:val="single" w:color="000000" w:sz="2" w:space="0"/>
         </w:tblBorders>
         <w:tblLayout w:type="fixed"/>
         <w:tblCellMar>
@@ -624,17 +644,14 @@
       </w:tblGrid>
       <w:tr>
         <w:tblPrEx>
-          <w:tblW w:w="8301" w:type="dxa"/>
-          <w:tblInd w:w="2" w:type="dxa"/>
           <w:tblBorders>
-            <w:top w:val="single" w:sz="2" w:space="0" w:color="000000"/>
-            <w:left w:val="single" w:sz="2" w:space="0" w:color="000000"/>
-            <w:bottom w:val="single" w:sz="2" w:space="0" w:color="000000"/>
-            <w:right w:val="single" w:sz="2" w:space="0" w:color="000000"/>
-            <w:insideH w:val="single" w:sz="2" w:space="0" w:color="000000"/>
-            <w:insideV w:val="single" w:sz="2" w:space="0" w:color="000000"/>
+            <w:top w:val="single" w:color="000000" w:sz="2" w:space="0"/>
+            <w:left w:val="single" w:color="000000" w:sz="2" w:space="0"/>
+            <w:bottom w:val="single" w:color="000000" w:sz="2" w:space="0"/>
+            <w:right w:val="single" w:color="000000" w:sz="2" w:space="0"/>
+            <w:insideH w:val="single" w:color="000000" w:sz="2" w:space="0"/>
+            <w:insideV w:val="single" w:color="000000" w:sz="2" w:space="0"/>
           </w:tblBorders>
-          <w:tblLayout w:type="fixed"/>
           <w:tblCellMar>
             <w:top w:w="0" w:type="dxa"/>
             <w:left w:w="0" w:type="dxa"/>
@@ -643,7 +660,7 @@
           </w:tblCellMar>
         </w:tblPrEx>
         <w:trPr>
-          <w:trHeight w:val="593"/>
+          <w:trHeight w:val="593" w:hRule="atLeast"/>
         </w:trPr>
         <w:tc>
           <w:tcPr>
@@ -661,14 +678,14 @@
               <w:spacing w:before="176" w:line="228" w:lineRule="auto"/>
               <w:ind w:left="607"/>
               <w:rPr>
-                <w:rFonts w:ascii="宋体" w:eastAsia="宋体" w:hAnsi="宋体" w:cs="宋体"/>
+                <w:rFonts w:ascii="宋体" w:hAnsi="宋体" w:eastAsia="宋体" w:cs="宋体"/>
                 <w:sz w:val="20"/>
                 <w:szCs w:val="20"/>
               </w:rPr>
             </w:pPr>
             <w:r>
               <w:rPr>
-                <w:rFonts w:ascii="宋体" w:eastAsia="宋体" w:hAnsi="宋体" w:cs="宋体"/>
+                <w:rFonts w:ascii="宋体" w:hAnsi="宋体" w:eastAsia="宋体" w:cs="宋体"/>
                 <w:spacing w:val="-14"/>
                 <w:sz w:val="20"/>
                 <w:szCs w:val="20"/>
@@ -693,14 +710,14 @@
               <w:spacing w:before="175" w:line="227" w:lineRule="auto"/>
               <w:ind w:left="253"/>
               <w:rPr>
-                <w:rFonts w:ascii="宋体" w:eastAsia="宋体" w:hAnsi="宋体" w:cs="宋体"/>
+                <w:rFonts w:ascii="宋体" w:hAnsi="宋体" w:eastAsia="宋体" w:cs="宋体"/>
                 <w:sz w:val="20"/>
                 <w:szCs w:val="20"/>
               </w:rPr>
             </w:pPr>
             <w:r>
               <w:rPr>
-                <w:rFonts w:ascii="宋体" w:eastAsia="宋体" w:hAnsi="宋体" w:cs="宋体"/>
+                <w:rFonts w:ascii="宋体" w:hAnsi="宋体" w:eastAsia="宋体" w:cs="宋体"/>
                 <w:spacing w:val="4"/>
                 <w:sz w:val="20"/>
                 <w:szCs w:val="20"/>
@@ -725,14 +742,14 @@
               <w:spacing w:before="175" w:line="228" w:lineRule="auto"/>
               <w:ind w:left="730"/>
               <w:rPr>
-                <w:rFonts w:ascii="宋体" w:eastAsia="宋体" w:hAnsi="宋体" w:cs="宋体"/>
+                <w:rFonts w:ascii="宋体" w:hAnsi="宋体" w:eastAsia="宋体" w:cs="宋体"/>
                 <w:sz w:val="20"/>
                 <w:szCs w:val="20"/>
               </w:rPr>
             </w:pPr>
             <w:r>
               <w:rPr>
-                <w:rFonts w:ascii="宋体" w:eastAsia="宋体" w:hAnsi="宋体" w:cs="宋体"/>
+                <w:rFonts w:ascii="宋体" w:hAnsi="宋体" w:eastAsia="宋体" w:cs="宋体"/>
                 <w:spacing w:val="7"/>
                 <w:sz w:val="20"/>
                 <w:szCs w:val="20"/>
@@ -757,14 +774,14 @@
               <w:spacing w:before="175" w:line="228" w:lineRule="auto"/>
               <w:ind w:left="310"/>
               <w:rPr>
-                <w:rFonts w:ascii="宋体" w:eastAsia="宋体" w:hAnsi="宋体" w:cs="宋体"/>
+                <w:rFonts w:ascii="宋体" w:hAnsi="宋体" w:eastAsia="宋体" w:cs="宋体"/>
                 <w:sz w:val="20"/>
                 <w:szCs w:val="20"/>
               </w:rPr>
             </w:pPr>
             <w:r>
               <w:rPr>
-                <w:rFonts w:ascii="宋体" w:eastAsia="宋体" w:hAnsi="宋体" w:cs="宋体"/>
+                <w:rFonts w:ascii="宋体" w:hAnsi="宋体" w:eastAsia="宋体" w:cs="宋体"/>
                 <w:spacing w:val="6"/>
                 <w:sz w:val="20"/>
                 <w:szCs w:val="20"/>
@@ -789,7 +806,7 @@
               <w:spacing w:before="175" w:line="228" w:lineRule="auto"/>
               <w:ind w:left="310"/>
               <w:rPr>
-                <w:rFonts w:ascii="宋体" w:eastAsia="宋体" w:hAnsi="宋体" w:cs="宋体" w:hint="eastAsia"/>
+                <w:rFonts w:hint="eastAsia" w:ascii="宋体" w:hAnsi="宋体" w:eastAsia="宋体" w:cs="宋体"/>
                 <w:spacing w:val="6"/>
                 <w:sz w:val="20"/>
                 <w:szCs w:val="20"/>
@@ -798,7 +815,7 @@
             </w:pPr>
             <w:r>
               <w:rPr>
-                <w:rFonts w:ascii="宋体" w:eastAsia="宋体" w:hAnsi="宋体" w:cs="宋体" w:hint="eastAsia"/>
+                <w:rFonts w:hint="eastAsia" w:ascii="宋体" w:hAnsi="宋体" w:eastAsia="宋体" w:cs="宋体"/>
                 <w:spacing w:val="6"/>
                 <w:sz w:val="20"/>
                 <w:szCs w:val="20"/>
@@ -824,14 +841,14 @@
               <w:spacing w:before="176" w:line="229" w:lineRule="auto"/>
               <w:ind w:left="311"/>
               <w:rPr>
-                <w:rFonts w:ascii="宋体" w:eastAsia="宋体" w:hAnsi="宋体" w:cs="宋体"/>
+                <w:rFonts w:ascii="宋体" w:hAnsi="宋体" w:eastAsia="宋体" w:cs="宋体"/>
                 <w:sz w:val="20"/>
                 <w:szCs w:val="20"/>
               </w:rPr>
             </w:pPr>
             <w:r>
               <w:rPr>
-                <w:rFonts w:ascii="宋体" w:eastAsia="宋体" w:hAnsi="宋体" w:cs="宋体"/>
+                <w:rFonts w:ascii="宋体" w:hAnsi="宋体" w:eastAsia="宋体" w:cs="宋体"/>
                 <w:spacing w:val="7"/>
                 <w:sz w:val="20"/>
                 <w:szCs w:val="20"/>
@@ -843,9 +860,14 @@
       </w:tr>
       <w:tr>
         <w:tblPrEx>
-          <w:tblW w:w="8301" w:type="dxa"/>
-          <w:tblInd w:w="2" w:type="dxa"/>
-          <w:tblLayout w:type="fixed"/>
+          <w:tblBorders>
+            <w:top w:val="single" w:color="000000" w:sz="2" w:space="0"/>
+            <w:left w:val="single" w:color="000000" w:sz="2" w:space="0"/>
+            <w:bottom w:val="single" w:color="000000" w:sz="2" w:space="0"/>
+            <w:right w:val="single" w:color="000000" w:sz="2" w:space="0"/>
+            <w:insideH w:val="single" w:color="000000" w:sz="2" w:space="0"/>
+            <w:insideV w:val="single" w:color="000000" w:sz="2" w:space="0"/>
+          </w:tblBorders>
           <w:tblCellMar>
             <w:top w:w="0" w:type="dxa"/>
             <w:left w:w="0" w:type="dxa"/>
@@ -854,7 +876,7 @@
           </w:tblCellMar>
         </w:tblPrEx>
         <w:trPr>
-          <w:trHeight w:val="556"/>
+          <w:trHeight w:val="556" w:hRule="atLeast"/>
         </w:trPr>
         <w:tc>
           <w:tcPr>
@@ -872,14 +894,14 @@
               <w:spacing w:before="173" w:line="267" w:lineRule="exact"/>
               <w:ind w:left="260"/>
               <w:rPr>
-                <w:rFonts w:ascii="宋体" w:eastAsia="宋体" w:hAnsi="宋体" w:cs="宋体"/>
+                <w:rFonts w:ascii="宋体" w:hAnsi="宋体" w:eastAsia="宋体" w:cs="宋体"/>
                 <w:sz w:val="20"/>
                 <w:szCs w:val="20"/>
               </w:rPr>
             </w:pPr>
             <w:r>
               <w:rPr>
-                <w:rFonts w:ascii="宋体" w:eastAsia="宋体" w:hAnsi="宋体" w:cs="宋体"/>
+                <w:rFonts w:ascii="宋体" w:hAnsi="宋体" w:eastAsia="宋体" w:cs="宋体"/>
                 <w:spacing w:val="3"/>
                 <w:position w:val="1"/>
                 <w:sz w:val="20"/>
@@ -905,14 +927,14 @@
               <w:spacing w:before="173" w:line="267" w:lineRule="exact"/>
               <w:ind w:left="248"/>
               <w:rPr>
-                <w:rFonts w:ascii="宋体" w:eastAsia="宋体" w:hAnsi="宋体" w:cs="宋体"/>
+                <w:rFonts w:ascii="宋体" w:hAnsi="宋体" w:eastAsia="宋体" w:cs="宋体"/>
                 <w:sz w:val="20"/>
                 <w:szCs w:val="20"/>
               </w:rPr>
             </w:pPr>
             <w:r>
               <w:rPr>
-                <w:rFonts w:ascii="宋体" w:eastAsia="宋体" w:hAnsi="宋体" w:cs="宋体"/>
+                <w:rFonts w:ascii="宋体" w:hAnsi="宋体" w:eastAsia="宋体" w:cs="宋体"/>
                 <w:spacing w:val="4"/>
                 <w:position w:val="1"/>
                 <w:sz w:val="20"/>
@@ -939,14 +961,14 @@
               <w:ind w:left="114"/>
               <w:jc w:val="center"/>
               <w:rPr>
-                <w:rFonts w:ascii="宋体" w:eastAsia="宋体" w:hAnsi="宋体" w:cs="宋体"/>
+                <w:rFonts w:ascii="宋体" w:hAnsi="宋体" w:eastAsia="宋体" w:cs="宋体"/>
                 <w:sz w:val="20"/>
                 <w:szCs w:val="20"/>
               </w:rPr>
             </w:pPr>
             <w:r>
               <w:rPr>
-                <w:rFonts w:ascii="宋体" w:eastAsia="宋体" w:hAnsi="宋体" w:cs="宋体"/>
+                <w:rFonts w:ascii="宋体" w:hAnsi="宋体" w:eastAsia="宋体" w:cs="宋体"/>
                 <w:spacing w:val="7"/>
                 <w:sz w:val="20"/>
                 <w:szCs w:val="20"/>
@@ -971,7 +993,7 @@
               <w:spacing w:before="172" w:line="228" w:lineRule="auto"/>
               <w:ind w:left="313"/>
               <w:rPr>
-                <w:rFonts w:ascii="宋体" w:eastAsia="宋体" w:hAnsi="宋体" w:cs="宋体" w:hint="eastAsia"/>
+                <w:rFonts w:hint="eastAsia" w:ascii="宋体" w:hAnsi="宋体" w:eastAsia="宋体" w:cs="宋体"/>
                 <w:sz w:val="20"/>
                 <w:szCs w:val="20"/>
                 <w:lang w:val="en-US" w:eastAsia="zh-CN"/>
@@ -979,7 +1001,7 @@
             </w:pPr>
             <w:r>
               <w:rPr>
-                <w:rFonts w:ascii="宋体" w:hAnsi="宋体" w:cs="宋体" w:hint="eastAsia"/>
+                <w:rFonts w:hint="eastAsia" w:ascii="宋体" w:hAnsi="宋体" w:cs="宋体"/>
                 <w:sz w:val="20"/>
                 <w:szCs w:val="20"/>
                 <w:lang w:val="en-US" w:eastAsia="zh-CN"/>
@@ -1004,7 +1026,7 @@
               <w:spacing w:before="172" w:line="228" w:lineRule="auto"/>
               <w:ind w:left="313"/>
               <w:rPr>
-                <w:rFonts w:ascii="宋体" w:eastAsia="宋体" w:hAnsi="宋体" w:cs="宋体" w:hint="eastAsia"/>
+                <w:rFonts w:hint="eastAsia" w:ascii="宋体" w:hAnsi="宋体" w:eastAsia="宋体" w:cs="宋体"/>
                 <w:spacing w:val="5"/>
                 <w:sz w:val="20"/>
                 <w:szCs w:val="20"/>
@@ -1035,14 +1057,14 @@
               <w:spacing w:before="173" w:line="229" w:lineRule="auto"/>
               <w:ind w:left="314"/>
               <w:rPr>
-                <w:rFonts w:ascii="宋体" w:eastAsia="宋体" w:hAnsi="宋体" w:cs="宋体"/>
+                <w:rFonts w:ascii="宋体" w:hAnsi="宋体" w:eastAsia="宋体" w:cs="宋体"/>
                 <w:sz w:val="20"/>
                 <w:szCs w:val="20"/>
               </w:rPr>
             </w:pPr>
             <w:r>
               <w:rPr>
-                <w:rFonts w:ascii="宋体" w:eastAsia="宋体" w:hAnsi="宋体" w:cs="宋体" w:hint="eastAsia"/>
+                <w:rFonts w:hint="eastAsia" w:ascii="宋体" w:hAnsi="宋体" w:eastAsia="宋体" w:cs="宋体"/>
                 <w:spacing w:val="6"/>
                 <w:sz w:val="20"/>
                 <w:szCs w:val="20"/>
@@ -1055,9 +1077,14 @@
       </w:tr>
       <w:tr>
         <w:tblPrEx>
-          <w:tblW w:w="8301" w:type="dxa"/>
-          <w:tblInd w:w="2" w:type="dxa"/>
-          <w:tblLayout w:type="fixed"/>
+          <w:tblBorders>
+            <w:top w:val="single" w:color="000000" w:sz="2" w:space="0"/>
+            <w:left w:val="single" w:color="000000" w:sz="2" w:space="0"/>
+            <w:bottom w:val="single" w:color="000000" w:sz="2" w:space="0"/>
+            <w:right w:val="single" w:color="000000" w:sz="2" w:space="0"/>
+            <w:insideH w:val="single" w:color="000000" w:sz="2" w:space="0"/>
+            <w:insideV w:val="single" w:color="000000" w:sz="2" w:space="0"/>
+          </w:tblBorders>
           <w:tblCellMar>
             <w:top w:w="0" w:type="dxa"/>
             <w:left w:w="0" w:type="dxa"/>
@@ -1066,7 +1093,7 @@
           </w:tblCellMar>
         </w:tblPrEx>
         <w:trPr>
-          <w:trHeight w:val="556"/>
+          <w:trHeight w:val="556" w:hRule="atLeast"/>
         </w:trPr>
         <w:tc>
           <w:tcPr>
@@ -1074,7 +1101,7 @@
           </w:tcPr>
           <w:p>
             <w:pPr>
-              <w:pStyle w:val="TableText"/>
+              <w:pStyle w:val="27"/>
               <w:keepNext w:val="0"/>
               <w:keepLines w:val="0"/>
               <w:pageBreakBefore w:val="0"/>
@@ -1091,7 +1118,7 @@
           </w:tcPr>
           <w:p>
             <w:pPr>
-              <w:pStyle w:val="TableText"/>
+              <w:pStyle w:val="27"/>
               <w:keepNext w:val="0"/>
               <w:keepLines w:val="0"/>
               <w:pageBreakBefore w:val="0"/>
@@ -1108,7 +1135,7 @@
           </w:tcPr>
           <w:p>
             <w:pPr>
-              <w:pStyle w:val="TableText"/>
+              <w:pStyle w:val="27"/>
               <w:keepNext w:val="0"/>
               <w:keepLines w:val="0"/>
               <w:pageBreakBefore w:val="0"/>
@@ -1161,7 +1188,7 @@
           </w:tcPr>
           <w:p>
             <w:pPr>
-              <w:pStyle w:val="TableText"/>
+              <w:pStyle w:val="27"/>
               <w:keepNext w:val="0"/>
               <w:keepLines w:val="0"/>
               <w:pageBreakBefore w:val="0"/>
@@ -1175,9 +1202,14 @@
       </w:tr>
       <w:tr>
         <w:tblPrEx>
-          <w:tblW w:w="8301" w:type="dxa"/>
-          <w:tblInd w:w="2" w:type="dxa"/>
-          <w:tblLayout w:type="fixed"/>
+          <w:tblBorders>
+            <w:top w:val="single" w:color="000000" w:sz="2" w:space="0"/>
+            <w:left w:val="single" w:color="000000" w:sz="2" w:space="0"/>
+            <w:bottom w:val="single" w:color="000000" w:sz="2" w:space="0"/>
+            <w:right w:val="single" w:color="000000" w:sz="2" w:space="0"/>
+            <w:insideH w:val="single" w:color="000000" w:sz="2" w:space="0"/>
+            <w:insideV w:val="single" w:color="000000" w:sz="2" w:space="0"/>
+          </w:tblBorders>
           <w:tblCellMar>
             <w:top w:w="0" w:type="dxa"/>
             <w:left w:w="0" w:type="dxa"/>
@@ -1186,7 +1218,7 @@
           </w:tblCellMar>
         </w:tblPrEx>
         <w:trPr>
-          <w:trHeight w:val="556"/>
+          <w:trHeight w:val="556" w:hRule="atLeast"/>
         </w:trPr>
         <w:tc>
           <w:tcPr>
@@ -1194,7 +1226,7 @@
           </w:tcPr>
           <w:p>
             <w:pPr>
-              <w:pStyle w:val="TableText"/>
+              <w:pStyle w:val="27"/>
               <w:keepNext w:val="0"/>
               <w:keepLines w:val="0"/>
               <w:pageBreakBefore w:val="0"/>
@@ -1211,7 +1243,7 @@
           </w:tcPr>
           <w:p>
             <w:pPr>
-              <w:pStyle w:val="TableText"/>
+              <w:pStyle w:val="27"/>
               <w:keepNext w:val="0"/>
               <w:keepLines w:val="0"/>
               <w:pageBreakBefore w:val="0"/>
@@ -1228,7 +1260,7 @@
           </w:tcPr>
           <w:p>
             <w:pPr>
-              <w:pStyle w:val="TableText"/>
+              <w:pStyle w:val="27"/>
               <w:keepNext w:val="0"/>
               <w:keepLines w:val="0"/>
               <w:pageBreakBefore w:val="0"/>
@@ -1281,7 +1313,7 @@
           </w:tcPr>
           <w:p>
             <w:pPr>
-              <w:pStyle w:val="TableText"/>
+              <w:pStyle w:val="27"/>
               <w:keepNext w:val="0"/>
               <w:keepLines w:val="0"/>
               <w:pageBreakBefore w:val="0"/>
@@ -1295,9 +1327,14 @@
       </w:tr>
       <w:tr>
         <w:tblPrEx>
-          <w:tblW w:w="8301" w:type="dxa"/>
-          <w:tblInd w:w="2" w:type="dxa"/>
-          <w:tblLayout w:type="fixed"/>
+          <w:tblBorders>
+            <w:top w:val="single" w:color="000000" w:sz="2" w:space="0"/>
+            <w:left w:val="single" w:color="000000" w:sz="2" w:space="0"/>
+            <w:bottom w:val="single" w:color="000000" w:sz="2" w:space="0"/>
+            <w:right w:val="single" w:color="000000" w:sz="2" w:space="0"/>
+            <w:insideH w:val="single" w:color="000000" w:sz="2" w:space="0"/>
+            <w:insideV w:val="single" w:color="000000" w:sz="2" w:space="0"/>
+          </w:tblBorders>
           <w:tblCellMar>
             <w:top w:w="0" w:type="dxa"/>
             <w:left w:w="0" w:type="dxa"/>
@@ -1306,7 +1343,7 @@
           </w:tblCellMar>
         </w:tblPrEx>
         <w:trPr>
-          <w:trHeight w:val="557"/>
+          <w:trHeight w:val="557" w:hRule="atLeast"/>
         </w:trPr>
         <w:tc>
           <w:tcPr>
@@ -1314,7 +1351,7 @@
           </w:tcPr>
           <w:p>
             <w:pPr>
-              <w:pStyle w:val="TableText"/>
+              <w:pStyle w:val="27"/>
               <w:keepNext w:val="0"/>
               <w:keepLines w:val="0"/>
               <w:pageBreakBefore w:val="0"/>
@@ -1331,7 +1368,7 @@
           </w:tcPr>
           <w:p>
             <w:pPr>
-              <w:pStyle w:val="TableText"/>
+              <w:pStyle w:val="27"/>
               <w:keepNext w:val="0"/>
               <w:keepLines w:val="0"/>
               <w:pageBreakBefore w:val="0"/>
@@ -1348,7 +1385,7 @@
           </w:tcPr>
           <w:p>
             <w:pPr>
-              <w:pStyle w:val="TableText"/>
+              <w:pStyle w:val="27"/>
               <w:keepNext w:val="0"/>
               <w:keepLines w:val="0"/>
               <w:pageBreakBefore w:val="0"/>
@@ -1365,7 +1402,7 @@
           </w:tcPr>
           <w:p>
             <w:pPr>
-              <w:pStyle w:val="TableText"/>
+              <w:pStyle w:val="27"/>
               <w:keepNext w:val="0"/>
               <w:keepLines w:val="0"/>
               <w:pageBreakBefore w:val="0"/>
@@ -1382,7 +1419,7 @@
           </w:tcPr>
           <w:p>
             <w:pPr>
-              <w:pStyle w:val="TableText"/>
+              <w:pStyle w:val="27"/>
               <w:keepNext w:val="0"/>
               <w:keepLines w:val="0"/>
               <w:pageBreakBefore w:val="0"/>
@@ -1399,7 +1436,7 @@
           </w:tcPr>
           <w:p>
             <w:pPr>
-              <w:pStyle w:val="TableText"/>
+              <w:pStyle w:val="27"/>
               <w:keepNext w:val="0"/>
               <w:keepLines w:val="0"/>
               <w:pageBreakBefore w:val="0"/>
@@ -1413,9 +1450,14 @@
       </w:tr>
       <w:tr>
         <w:tblPrEx>
-          <w:tblW w:w="8301" w:type="dxa"/>
-          <w:tblInd w:w="2" w:type="dxa"/>
-          <w:tblLayout w:type="fixed"/>
+          <w:tblBorders>
+            <w:top w:val="single" w:color="000000" w:sz="2" w:space="0"/>
+            <w:left w:val="single" w:color="000000" w:sz="2" w:space="0"/>
+            <w:bottom w:val="single" w:color="000000" w:sz="2" w:space="0"/>
+            <w:right w:val="single" w:color="000000" w:sz="2" w:space="0"/>
+            <w:insideH w:val="single" w:color="000000" w:sz="2" w:space="0"/>
+            <w:insideV w:val="single" w:color="000000" w:sz="2" w:space="0"/>
+          </w:tblBorders>
           <w:tblCellMar>
             <w:top w:w="0" w:type="dxa"/>
             <w:left w:w="0" w:type="dxa"/>
@@ -1424,7 +1466,7 @@
           </w:tblCellMar>
         </w:tblPrEx>
         <w:trPr>
-          <w:trHeight w:val="556"/>
+          <w:trHeight w:val="556" w:hRule="atLeast"/>
         </w:trPr>
         <w:tc>
           <w:tcPr>
@@ -1432,7 +1474,7 @@
           </w:tcPr>
           <w:p>
             <w:pPr>
-              <w:pStyle w:val="TableText"/>
+              <w:pStyle w:val="27"/>
               <w:keepNext w:val="0"/>
               <w:keepLines w:val="0"/>
               <w:pageBreakBefore w:val="0"/>
@@ -1449,7 +1491,7 @@
           </w:tcPr>
           <w:p>
             <w:pPr>
-              <w:pStyle w:val="TableText"/>
+              <w:pStyle w:val="27"/>
               <w:keepNext w:val="0"/>
               <w:keepLines w:val="0"/>
               <w:pageBreakBefore w:val="0"/>
@@ -1466,7 +1508,7 @@
           </w:tcPr>
           <w:p>
             <w:pPr>
-              <w:pStyle w:val="TableText"/>
+              <w:pStyle w:val="27"/>
               <w:keepNext w:val="0"/>
               <w:keepLines w:val="0"/>
               <w:pageBreakBefore w:val="0"/>
@@ -1483,7 +1525,7 @@
           </w:tcPr>
           <w:p>
             <w:pPr>
-              <w:pStyle w:val="TableText"/>
+              <w:pStyle w:val="27"/>
               <w:keepNext w:val="0"/>
               <w:keepLines w:val="0"/>
               <w:pageBreakBefore w:val="0"/>
@@ -1500,7 +1542,7 @@
           </w:tcPr>
           <w:p>
             <w:pPr>
-              <w:pStyle w:val="TableText"/>
+              <w:pStyle w:val="27"/>
               <w:keepNext w:val="0"/>
               <w:keepLines w:val="0"/>
               <w:pageBreakBefore w:val="0"/>
@@ -1517,7 +1559,7 @@
           </w:tcPr>
           <w:p>
             <w:pPr>
-              <w:pStyle w:val="TableText"/>
+              <w:pStyle w:val="27"/>
               <w:keepNext w:val="0"/>
               <w:keepLines w:val="0"/>
               <w:pageBreakBefore w:val="0"/>
@@ -1531,9 +1573,14 @@
       </w:tr>
       <w:tr>
         <w:tblPrEx>
-          <w:tblW w:w="8301" w:type="dxa"/>
-          <w:tblInd w:w="2" w:type="dxa"/>
-          <w:tblLayout w:type="fixed"/>
+          <w:tblBorders>
+            <w:top w:val="single" w:color="000000" w:sz="2" w:space="0"/>
+            <w:left w:val="single" w:color="000000" w:sz="2" w:space="0"/>
+            <w:bottom w:val="single" w:color="000000" w:sz="2" w:space="0"/>
+            <w:right w:val="single" w:color="000000" w:sz="2" w:space="0"/>
+            <w:insideH w:val="single" w:color="000000" w:sz="2" w:space="0"/>
+            <w:insideV w:val="single" w:color="000000" w:sz="2" w:space="0"/>
+          </w:tblBorders>
           <w:tblCellMar>
             <w:top w:w="0" w:type="dxa"/>
             <w:left w:w="0" w:type="dxa"/>
@@ -1542,7 +1589,7 @@
           </w:tblCellMar>
         </w:tblPrEx>
         <w:trPr>
-          <w:trHeight w:val="561"/>
+          <w:trHeight w:val="561" w:hRule="atLeast"/>
         </w:trPr>
         <w:tc>
           <w:tcPr>
@@ -1550,7 +1597,7 @@
           </w:tcPr>
           <w:p>
             <w:pPr>
-              <w:pStyle w:val="TableText"/>
+              <w:pStyle w:val="27"/>
               <w:keepNext w:val="0"/>
               <w:keepLines w:val="0"/>
               <w:pageBreakBefore w:val="0"/>
@@ -1567,7 +1614,7 @@
           </w:tcPr>
           <w:p>
             <w:pPr>
-              <w:pStyle w:val="TableText"/>
+              <w:pStyle w:val="27"/>
               <w:keepNext w:val="0"/>
               <w:keepLines w:val="0"/>
               <w:pageBreakBefore w:val="0"/>
@@ -1584,7 +1631,7 @@
           </w:tcPr>
           <w:p>
             <w:pPr>
-              <w:pStyle w:val="TableText"/>
+              <w:pStyle w:val="27"/>
               <w:keepNext w:val="0"/>
               <w:keepLines w:val="0"/>
               <w:pageBreakBefore w:val="0"/>
@@ -1601,7 +1648,7 @@
           </w:tcPr>
           <w:p>
             <w:pPr>
-              <w:pStyle w:val="TableText"/>
+              <w:pStyle w:val="27"/>
               <w:keepNext w:val="0"/>
               <w:keepLines w:val="0"/>
               <w:pageBreakBefore w:val="0"/>
@@ -1618,7 +1665,7 @@
           </w:tcPr>
           <w:p>
             <w:pPr>
-              <w:pStyle w:val="TableText"/>
+              <w:pStyle w:val="27"/>
               <w:keepNext w:val="0"/>
               <w:keepLines w:val="0"/>
               <w:pageBreakBefore w:val="0"/>
@@ -1635,7 +1682,7 @@
           </w:tcPr>
           <w:p>
             <w:pPr>
-              <w:pStyle w:val="TableText"/>
+              <w:pStyle w:val="27"/>
               <w:keepNext w:val="0"/>
               <w:keepLines w:val="0"/>
               <w:pageBreakBefore w:val="0"/>
@@ -1665,7 +1712,7 @@
     <w:sdt>
       <w:sdtPr>
         <w:rPr>
-          <w:rFonts w:ascii="宋体" w:eastAsia="宋体" w:hAnsi="宋体" w:cs="Arial"/>
+          <w:rFonts w:ascii="宋体" w:hAnsi="宋体" w:eastAsia="宋体" w:cs="Arial"/>
           <w:snapToGrid w:val="0"/>
           <w:color w:val="000000"/>
           <w:kern w:val="0"/>
@@ -1681,7 +1728,7 @@
       </w:sdtPr>
       <w:sdtEndPr>
         <w:rPr>
-          <w:rFonts w:ascii="宋体" w:eastAsia="宋体" w:hAnsi="宋体" w:cs="宋体" w:hint="eastAsia"/>
+          <w:rFonts w:hint="eastAsia" w:ascii="宋体" w:hAnsi="宋体" w:eastAsia="宋体" w:cs="宋体"/>
           <w:snapToGrid w:val="0"/>
           <w:color w:val="000000"/>
           <w:kern w:val="0"/>
@@ -1701,17 +1748,17 @@
             <w:overflowPunct/>
             <w:bidi w:val="0"/>
             <w:spacing w:before="0" w:beforeLines="0" w:after="0" w:afterLines="0" w:line="240" w:lineRule="auto"/>
-            <w:ind w:left="0" w:right="0" w:firstLine="0" w:leftChars="0" w:rightChars="0" w:firstLineChars="0"/>
+            <w:ind w:left="0" w:leftChars="0" w:right="0" w:rightChars="0" w:firstLine="0" w:firstLineChars="0"/>
             <w:jc w:val="center"/>
             <w:rPr>
-              <w:rFonts w:ascii="宋体" w:eastAsia="宋体" w:hAnsi="宋体" w:cs="宋体" w:hint="eastAsia"/>
+              <w:rFonts w:hint="eastAsia" w:ascii="宋体" w:hAnsi="宋体" w:eastAsia="宋体" w:cs="宋体"/>
               <w:sz w:val="24"/>
               <w:szCs w:val="24"/>
             </w:rPr>
           </w:pPr>
           <w:r>
             <w:rPr>
-              <w:rFonts w:ascii="宋体" w:eastAsia="宋体" w:hAnsi="宋体" w:cs="宋体" w:hint="eastAsia"/>
+              <w:rFonts w:hint="eastAsia" w:ascii="宋体" w:hAnsi="宋体" w:eastAsia="宋体" w:cs="宋体"/>
               <w:sz w:val="24"/>
               <w:szCs w:val="24"/>
             </w:rPr>
@@ -1720,14 +1767,14 @@
         </w:p>
         <w:p>
           <w:pPr>
-            <w:pStyle w:val="TOC1"/>
+            <w:pStyle w:val="16"/>
             <w:tabs>
               <w:tab w:val="right" w:leader="dot" w:pos="8306"/>
             </w:tabs>
           </w:pPr>
           <w:r>
             <w:rPr>
-              <w:rFonts w:ascii="宋体" w:eastAsia="宋体" w:hAnsi="宋体" w:cs="宋体" w:hint="eastAsia"/>
+              <w:rFonts w:hint="eastAsia" w:ascii="宋体" w:hAnsi="宋体" w:eastAsia="宋体" w:cs="宋体"/>
               <w:sz w:val="24"/>
               <w:szCs w:val="24"/>
             </w:rPr>
@@ -1735,7 +1782,7 @@
           </w:r>
           <w:r>
             <w:rPr>
-              <w:rFonts w:ascii="宋体" w:eastAsia="宋体" w:hAnsi="宋体" w:cs="宋体" w:hint="eastAsia"/>
+              <w:rFonts w:hint="eastAsia" w:ascii="宋体" w:hAnsi="宋体" w:eastAsia="宋体" w:cs="宋体"/>
               <w:sz w:val="24"/>
               <w:szCs w:val="24"/>
             </w:rPr>
@@ -1743,7 +1790,7 @@
           </w:r>
           <w:r>
             <w:rPr>
-              <w:rFonts w:ascii="宋体" w:eastAsia="宋体" w:hAnsi="宋体" w:cs="宋体" w:hint="eastAsia"/>
+              <w:rFonts w:hint="eastAsia" w:ascii="宋体" w:hAnsi="宋体" w:eastAsia="宋体" w:cs="宋体"/>
               <w:sz w:val="24"/>
               <w:szCs w:val="24"/>
             </w:rPr>
@@ -1751,21 +1798,21 @@
           </w:r>
           <w:r>
             <w:rPr>
-              <w:rFonts w:ascii="宋体" w:eastAsia="宋体" w:hAnsi="宋体" w:cs="宋体" w:hint="eastAsia"/>
+              <w:rFonts w:hint="eastAsia" w:ascii="宋体" w:hAnsi="宋体" w:eastAsia="宋体" w:cs="宋体"/>
               <w:szCs w:val="24"/>
             </w:rPr>
             <w:fldChar w:fldCharType="begin"/>
           </w:r>
           <w:r>
             <w:rPr>
-              <w:rFonts w:ascii="宋体" w:eastAsia="宋体" w:hAnsi="宋体" w:cs="宋体" w:hint="eastAsia"/>
+              <w:rFonts w:hint="eastAsia" w:ascii="宋体" w:hAnsi="宋体" w:eastAsia="宋体" w:cs="宋体"/>
               <w:szCs w:val="24"/>
             </w:rPr>
             <w:instrText xml:space="preserve"> HYPERLINK \l _Toc13083 </w:instrText>
           </w:r>
           <w:r>
             <w:rPr>
-              <w:rFonts w:ascii="宋体" w:eastAsia="宋体" w:hAnsi="宋体" w:cs="宋体" w:hint="eastAsia"/>
+              <w:rFonts w:hint="eastAsia" w:ascii="宋体" w:hAnsi="宋体" w:eastAsia="宋体" w:cs="宋体"/>
               <w:szCs w:val="24"/>
             </w:rPr>
             <w:fldChar w:fldCharType="separate"/>
@@ -1797,7 +1844,7 @@
           </w:r>
           <w:r>
             <w:rPr>
-              <w:rFonts w:ascii="宋体" w:eastAsia="宋体" w:hAnsi="宋体" w:cs="宋体" w:hint="eastAsia"/>
+              <w:rFonts w:hint="eastAsia" w:ascii="宋体" w:hAnsi="宋体" w:eastAsia="宋体" w:cs="宋体"/>
               <w:szCs w:val="24"/>
             </w:rPr>
             <w:fldChar w:fldCharType="end"/>
@@ -1805,28 +1852,28 @@
         </w:p>
         <w:p>
           <w:pPr>
-            <w:pStyle w:val="TOC1"/>
+            <w:pStyle w:val="16"/>
             <w:tabs>
               <w:tab w:val="right" w:leader="dot" w:pos="8306"/>
             </w:tabs>
           </w:pPr>
           <w:r>
             <w:rPr>
-              <w:rFonts w:ascii="宋体" w:eastAsia="宋体" w:hAnsi="宋体" w:cs="宋体" w:hint="eastAsia"/>
+              <w:rFonts w:hint="eastAsia" w:ascii="宋体" w:hAnsi="宋体" w:eastAsia="宋体" w:cs="宋体"/>
               <w:szCs w:val="24"/>
             </w:rPr>
             <w:fldChar w:fldCharType="begin"/>
           </w:r>
           <w:r>
             <w:rPr>
-              <w:rFonts w:ascii="宋体" w:eastAsia="宋体" w:hAnsi="宋体" w:cs="宋体" w:hint="eastAsia"/>
+              <w:rFonts w:hint="eastAsia" w:ascii="宋体" w:hAnsi="宋体" w:eastAsia="宋体" w:cs="宋体"/>
               <w:szCs w:val="24"/>
             </w:rPr>
             <w:instrText xml:space="preserve"> HYPERLINK \l _Toc1816 </w:instrText>
           </w:r>
           <w:r>
             <w:rPr>
-              <w:rFonts w:ascii="宋体" w:eastAsia="宋体" w:hAnsi="宋体" w:cs="宋体" w:hint="eastAsia"/>
+              <w:rFonts w:hint="eastAsia" w:ascii="宋体" w:hAnsi="宋体" w:eastAsia="宋体" w:cs="宋体"/>
               <w:szCs w:val="24"/>
             </w:rPr>
             <w:fldChar w:fldCharType="separate"/>
@@ -1858,7 +1905,7 @@
           </w:r>
           <w:r>
             <w:rPr>
-              <w:rFonts w:ascii="宋体" w:eastAsia="宋体" w:hAnsi="宋体" w:cs="宋体" w:hint="eastAsia"/>
+              <w:rFonts w:hint="eastAsia" w:ascii="宋体" w:hAnsi="宋体" w:eastAsia="宋体" w:cs="宋体"/>
               <w:szCs w:val="24"/>
             </w:rPr>
             <w:fldChar w:fldCharType="end"/>
@@ -1866,28 +1913,28 @@
         </w:p>
         <w:p>
           <w:pPr>
-            <w:pStyle w:val="TOC1"/>
+            <w:pStyle w:val="16"/>
             <w:tabs>
               <w:tab w:val="right" w:leader="dot" w:pos="8306"/>
             </w:tabs>
           </w:pPr>
           <w:r>
             <w:rPr>
-              <w:rFonts w:ascii="宋体" w:eastAsia="宋体" w:hAnsi="宋体" w:cs="宋体" w:hint="eastAsia"/>
+              <w:rFonts w:hint="eastAsia" w:ascii="宋体" w:hAnsi="宋体" w:eastAsia="宋体" w:cs="宋体"/>
               <w:szCs w:val="24"/>
             </w:rPr>
             <w:fldChar w:fldCharType="begin"/>
           </w:r>
           <w:r>
             <w:rPr>
-              <w:rFonts w:ascii="宋体" w:eastAsia="宋体" w:hAnsi="宋体" w:cs="宋体" w:hint="eastAsia"/>
+              <w:rFonts w:hint="eastAsia" w:ascii="宋体" w:hAnsi="宋体" w:eastAsia="宋体" w:cs="宋体"/>
               <w:szCs w:val="24"/>
             </w:rPr>
             <w:instrText xml:space="preserve"> HYPERLINK \l _Toc9770 </w:instrText>
           </w:r>
           <w:r>
             <w:rPr>
-              <w:rFonts w:ascii="宋体" w:eastAsia="宋体" w:hAnsi="宋体" w:cs="宋体" w:hint="eastAsia"/>
+              <w:rFonts w:hint="eastAsia" w:ascii="宋体" w:hAnsi="宋体" w:eastAsia="宋体" w:cs="宋体"/>
               <w:szCs w:val="24"/>
             </w:rPr>
             <w:fldChar w:fldCharType="separate"/>
@@ -1921,7 +1968,7 @@
           </w:r>
           <w:r>
             <w:rPr>
-              <w:rFonts w:ascii="宋体" w:eastAsia="宋体" w:hAnsi="宋体" w:cs="宋体" w:hint="eastAsia"/>
+              <w:rFonts w:hint="eastAsia" w:ascii="宋体" w:hAnsi="宋体" w:eastAsia="宋体" w:cs="宋体"/>
               <w:szCs w:val="24"/>
             </w:rPr>
             <w:fldChar w:fldCharType="end"/>
@@ -1929,28 +1976,28 @@
         </w:p>
         <w:p>
           <w:pPr>
-            <w:pStyle w:val="TOC1"/>
+            <w:pStyle w:val="16"/>
             <w:tabs>
               <w:tab w:val="right" w:leader="dot" w:pos="8306"/>
             </w:tabs>
           </w:pPr>
           <w:r>
             <w:rPr>
-              <w:rFonts w:ascii="宋体" w:eastAsia="宋体" w:hAnsi="宋体" w:cs="宋体" w:hint="eastAsia"/>
+              <w:rFonts w:hint="eastAsia" w:ascii="宋体" w:hAnsi="宋体" w:eastAsia="宋体" w:cs="宋体"/>
               <w:szCs w:val="24"/>
             </w:rPr>
             <w:fldChar w:fldCharType="begin"/>
           </w:r>
           <w:r>
             <w:rPr>
-              <w:rFonts w:ascii="宋体" w:eastAsia="宋体" w:hAnsi="宋体" w:cs="宋体" w:hint="eastAsia"/>
+              <w:rFonts w:hint="eastAsia" w:ascii="宋体" w:hAnsi="宋体" w:eastAsia="宋体" w:cs="宋体"/>
               <w:szCs w:val="24"/>
             </w:rPr>
             <w:instrText xml:space="preserve"> HYPERLINK \l _Toc27528 </w:instrText>
           </w:r>
           <w:r>
             <w:rPr>
-              <w:rFonts w:ascii="宋体" w:eastAsia="宋体" w:hAnsi="宋体" w:cs="宋体" w:hint="eastAsia"/>
+              <w:rFonts w:hint="eastAsia" w:ascii="宋体" w:hAnsi="宋体" w:eastAsia="宋体" w:cs="宋体"/>
               <w:szCs w:val="24"/>
             </w:rPr>
             <w:fldChar w:fldCharType="separate"/>
@@ -1989,7 +2036,7 @@
           </w:r>
           <w:r>
             <w:rPr>
-              <w:rFonts w:ascii="宋体" w:eastAsia="宋体" w:hAnsi="宋体" w:cs="宋体" w:hint="eastAsia"/>
+              <w:rFonts w:hint="eastAsia" w:ascii="宋体" w:hAnsi="宋体" w:eastAsia="宋体" w:cs="宋体"/>
               <w:szCs w:val="24"/>
             </w:rPr>
             <w:fldChar w:fldCharType="end"/>
@@ -1997,28 +2044,28 @@
         </w:p>
         <w:p>
           <w:pPr>
-            <w:pStyle w:val="TOC1"/>
+            <w:pStyle w:val="16"/>
             <w:tabs>
               <w:tab w:val="right" w:leader="dot" w:pos="8306"/>
             </w:tabs>
           </w:pPr>
           <w:r>
             <w:rPr>
-              <w:rFonts w:ascii="宋体" w:eastAsia="宋体" w:hAnsi="宋体" w:cs="宋体" w:hint="eastAsia"/>
+              <w:rFonts w:hint="eastAsia" w:ascii="宋体" w:hAnsi="宋体" w:eastAsia="宋体" w:cs="宋体"/>
               <w:szCs w:val="24"/>
             </w:rPr>
             <w:fldChar w:fldCharType="begin"/>
           </w:r>
           <w:r>
             <w:rPr>
-              <w:rFonts w:ascii="宋体" w:eastAsia="宋体" w:hAnsi="宋体" w:cs="宋体" w:hint="eastAsia"/>
+              <w:rFonts w:hint="eastAsia" w:ascii="宋体" w:hAnsi="宋体" w:eastAsia="宋体" w:cs="宋体"/>
               <w:szCs w:val="24"/>
             </w:rPr>
             <w:instrText xml:space="preserve"> HYPERLINK \l _Toc6305 </w:instrText>
           </w:r>
           <w:r>
             <w:rPr>
-              <w:rFonts w:ascii="宋体" w:eastAsia="宋体" w:hAnsi="宋体" w:cs="宋体" w:hint="eastAsia"/>
+              <w:rFonts w:hint="eastAsia" w:ascii="宋体" w:hAnsi="宋体" w:eastAsia="宋体" w:cs="宋体"/>
               <w:szCs w:val="24"/>
             </w:rPr>
             <w:fldChar w:fldCharType="separate"/>
@@ -2059,7 +2106,7 @@
           </w:r>
           <w:r>
             <w:rPr>
-              <w:rFonts w:ascii="宋体" w:eastAsia="宋体" w:hAnsi="宋体" w:cs="宋体" w:hint="eastAsia"/>
+              <w:rFonts w:hint="eastAsia" w:ascii="宋体" w:hAnsi="宋体" w:eastAsia="宋体" w:cs="宋体"/>
               <w:szCs w:val="24"/>
             </w:rPr>
             <w:fldChar w:fldCharType="end"/>
@@ -2067,28 +2114,28 @@
         </w:p>
         <w:p>
           <w:pPr>
-            <w:pStyle w:val="TOC1"/>
+            <w:pStyle w:val="16"/>
             <w:tabs>
               <w:tab w:val="right" w:leader="dot" w:pos="8306"/>
             </w:tabs>
           </w:pPr>
           <w:r>
             <w:rPr>
-              <w:rFonts w:ascii="宋体" w:eastAsia="宋体" w:hAnsi="宋体" w:cs="宋体" w:hint="eastAsia"/>
+              <w:rFonts w:hint="eastAsia" w:ascii="宋体" w:hAnsi="宋体" w:eastAsia="宋体" w:cs="宋体"/>
               <w:szCs w:val="24"/>
             </w:rPr>
             <w:fldChar w:fldCharType="begin"/>
           </w:r>
           <w:r>
             <w:rPr>
-              <w:rFonts w:ascii="宋体" w:eastAsia="宋体" w:hAnsi="宋体" w:cs="宋体" w:hint="eastAsia"/>
+              <w:rFonts w:hint="eastAsia" w:ascii="宋体" w:hAnsi="宋体" w:eastAsia="宋体" w:cs="宋体"/>
               <w:szCs w:val="24"/>
             </w:rPr>
             <w:instrText xml:space="preserve"> HYPERLINK \l _Toc10989 </w:instrText>
           </w:r>
           <w:r>
             <w:rPr>
-              <w:rFonts w:ascii="宋体" w:eastAsia="宋体" w:hAnsi="宋体" w:cs="宋体" w:hint="eastAsia"/>
+              <w:rFonts w:hint="eastAsia" w:ascii="宋体" w:hAnsi="宋体" w:eastAsia="宋体" w:cs="宋体"/>
               <w:szCs w:val="24"/>
             </w:rPr>
             <w:fldChar w:fldCharType="separate"/>
@@ -2127,7 +2174,7 @@
           </w:r>
           <w:r>
             <w:rPr>
-              <w:rFonts w:ascii="宋体" w:eastAsia="宋体" w:hAnsi="宋体" w:cs="宋体" w:hint="eastAsia"/>
+              <w:rFonts w:hint="eastAsia" w:ascii="宋体" w:hAnsi="宋体" w:eastAsia="宋体" w:cs="宋体"/>
               <w:szCs w:val="24"/>
             </w:rPr>
             <w:fldChar w:fldCharType="end"/>
@@ -2135,28 +2182,28 @@
         </w:p>
         <w:p>
           <w:pPr>
-            <w:pStyle w:val="TOC2"/>
+            <w:pStyle w:val="17"/>
             <w:tabs>
               <w:tab w:val="right" w:leader="dot" w:pos="8306"/>
             </w:tabs>
           </w:pPr>
           <w:r>
             <w:rPr>
-              <w:rFonts w:ascii="宋体" w:eastAsia="宋体" w:hAnsi="宋体" w:cs="宋体" w:hint="eastAsia"/>
+              <w:rFonts w:hint="eastAsia" w:ascii="宋体" w:hAnsi="宋体" w:eastAsia="宋体" w:cs="宋体"/>
               <w:szCs w:val="24"/>
             </w:rPr>
             <w:fldChar w:fldCharType="begin"/>
           </w:r>
           <w:r>
             <w:rPr>
-              <w:rFonts w:ascii="宋体" w:eastAsia="宋体" w:hAnsi="宋体" w:cs="宋体" w:hint="eastAsia"/>
+              <w:rFonts w:hint="eastAsia" w:ascii="宋体" w:hAnsi="宋体" w:eastAsia="宋体" w:cs="宋体"/>
               <w:szCs w:val="24"/>
             </w:rPr>
             <w:instrText xml:space="preserve"> HYPERLINK \l _Toc13232 </w:instrText>
           </w:r>
           <w:r>
             <w:rPr>
-              <w:rFonts w:ascii="宋体" w:eastAsia="宋体" w:hAnsi="宋体" w:cs="宋体" w:hint="eastAsia"/>
+              <w:rFonts w:hint="eastAsia" w:ascii="宋体" w:hAnsi="宋体" w:eastAsia="宋体" w:cs="宋体"/>
               <w:szCs w:val="24"/>
             </w:rPr>
             <w:fldChar w:fldCharType="separate"/>
@@ -2195,7 +2242,7 @@
           </w:r>
           <w:r>
             <w:rPr>
-              <w:rFonts w:ascii="宋体" w:eastAsia="宋体" w:hAnsi="宋体" w:cs="宋体" w:hint="eastAsia"/>
+              <w:rFonts w:hint="eastAsia" w:ascii="宋体" w:hAnsi="宋体" w:eastAsia="宋体" w:cs="宋体"/>
               <w:szCs w:val="24"/>
             </w:rPr>
             <w:fldChar w:fldCharType="end"/>
@@ -2203,28 +2250,28 @@
         </w:p>
         <w:p>
           <w:pPr>
-            <w:pStyle w:val="TOC2"/>
+            <w:pStyle w:val="17"/>
             <w:tabs>
               <w:tab w:val="right" w:leader="dot" w:pos="8306"/>
             </w:tabs>
           </w:pPr>
           <w:r>
             <w:rPr>
-              <w:rFonts w:ascii="宋体" w:eastAsia="宋体" w:hAnsi="宋体" w:cs="宋体" w:hint="eastAsia"/>
+              <w:rFonts w:hint="eastAsia" w:ascii="宋体" w:hAnsi="宋体" w:eastAsia="宋体" w:cs="宋体"/>
               <w:szCs w:val="24"/>
             </w:rPr>
             <w:fldChar w:fldCharType="begin"/>
           </w:r>
           <w:r>
             <w:rPr>
-              <w:rFonts w:ascii="宋体" w:eastAsia="宋体" w:hAnsi="宋体" w:cs="宋体" w:hint="eastAsia"/>
+              <w:rFonts w:hint="eastAsia" w:ascii="宋体" w:hAnsi="宋体" w:eastAsia="宋体" w:cs="宋体"/>
               <w:szCs w:val="24"/>
             </w:rPr>
             <w:instrText xml:space="preserve"> HYPERLINK \l _Toc29987 </w:instrText>
           </w:r>
           <w:r>
             <w:rPr>
-              <w:rFonts w:ascii="宋体" w:eastAsia="宋体" w:hAnsi="宋体" w:cs="宋体" w:hint="eastAsia"/>
+              <w:rFonts w:hint="eastAsia" w:ascii="宋体" w:hAnsi="宋体" w:eastAsia="宋体" w:cs="宋体"/>
               <w:szCs w:val="24"/>
             </w:rPr>
             <w:fldChar w:fldCharType="separate"/>
@@ -2263,7 +2310,7 @@
           </w:r>
           <w:r>
             <w:rPr>
-              <w:rFonts w:ascii="宋体" w:eastAsia="宋体" w:hAnsi="宋体" w:cs="宋体" w:hint="eastAsia"/>
+              <w:rFonts w:hint="eastAsia" w:ascii="宋体" w:hAnsi="宋体" w:eastAsia="宋体" w:cs="宋体"/>
               <w:szCs w:val="24"/>
             </w:rPr>
             <w:fldChar w:fldCharType="end"/>
@@ -2271,28 +2318,28 @@
         </w:p>
         <w:p>
           <w:pPr>
-            <w:pStyle w:val="TOC1"/>
+            <w:pStyle w:val="16"/>
             <w:tabs>
               <w:tab w:val="right" w:leader="dot" w:pos="8306"/>
             </w:tabs>
           </w:pPr>
           <w:r>
             <w:rPr>
-              <w:rFonts w:ascii="宋体" w:eastAsia="宋体" w:hAnsi="宋体" w:cs="宋体" w:hint="eastAsia"/>
+              <w:rFonts w:hint="eastAsia" w:ascii="宋体" w:hAnsi="宋体" w:eastAsia="宋体" w:cs="宋体"/>
               <w:szCs w:val="24"/>
             </w:rPr>
             <w:fldChar w:fldCharType="begin"/>
           </w:r>
           <w:r>
             <w:rPr>
-              <w:rFonts w:ascii="宋体" w:eastAsia="宋体" w:hAnsi="宋体" w:cs="宋体" w:hint="eastAsia"/>
+              <w:rFonts w:hint="eastAsia" w:ascii="宋体" w:hAnsi="宋体" w:eastAsia="宋体" w:cs="宋体"/>
               <w:szCs w:val="24"/>
             </w:rPr>
             <w:instrText xml:space="preserve"> HYPERLINK \l _Toc3465 </w:instrText>
           </w:r>
           <w:r>
             <w:rPr>
-              <w:rFonts w:ascii="宋体" w:eastAsia="宋体" w:hAnsi="宋体" w:cs="宋体" w:hint="eastAsia"/>
+              <w:rFonts w:hint="eastAsia" w:ascii="宋体" w:hAnsi="宋体" w:eastAsia="宋体" w:cs="宋体"/>
               <w:szCs w:val="24"/>
             </w:rPr>
             <w:fldChar w:fldCharType="separate"/>
@@ -2331,7 +2378,7 @@
           </w:r>
           <w:r>
             <w:rPr>
-              <w:rFonts w:ascii="宋体" w:eastAsia="宋体" w:hAnsi="宋体" w:cs="宋体" w:hint="eastAsia"/>
+              <w:rFonts w:hint="eastAsia" w:ascii="宋体" w:hAnsi="宋体" w:eastAsia="宋体" w:cs="宋体"/>
               <w:szCs w:val="24"/>
             </w:rPr>
             <w:fldChar w:fldCharType="end"/>
@@ -2339,28 +2386,28 @@
         </w:p>
         <w:p>
           <w:pPr>
-            <w:pStyle w:val="TOC2"/>
+            <w:pStyle w:val="17"/>
             <w:tabs>
               <w:tab w:val="right" w:leader="dot" w:pos="8306"/>
             </w:tabs>
           </w:pPr>
           <w:r>
             <w:rPr>
-              <w:rFonts w:ascii="宋体" w:eastAsia="宋体" w:hAnsi="宋体" w:cs="宋体" w:hint="eastAsia"/>
+              <w:rFonts w:hint="eastAsia" w:ascii="宋体" w:hAnsi="宋体" w:eastAsia="宋体" w:cs="宋体"/>
               <w:szCs w:val="24"/>
             </w:rPr>
             <w:fldChar w:fldCharType="begin"/>
           </w:r>
           <w:r>
             <w:rPr>
-              <w:rFonts w:ascii="宋体" w:eastAsia="宋体" w:hAnsi="宋体" w:cs="宋体" w:hint="eastAsia"/>
+              <w:rFonts w:hint="eastAsia" w:ascii="宋体" w:hAnsi="宋体" w:eastAsia="宋体" w:cs="宋体"/>
               <w:szCs w:val="24"/>
             </w:rPr>
             <w:instrText xml:space="preserve"> HYPERLINK \l _Toc7755 </w:instrText>
           </w:r>
           <w:r>
             <w:rPr>
-              <w:rFonts w:ascii="宋体" w:eastAsia="宋体" w:hAnsi="宋体" w:cs="宋体" w:hint="eastAsia"/>
+              <w:rFonts w:hint="eastAsia" w:ascii="宋体" w:hAnsi="宋体" w:eastAsia="宋体" w:cs="宋体"/>
               <w:szCs w:val="24"/>
             </w:rPr>
             <w:fldChar w:fldCharType="separate"/>
@@ -2401,7 +2448,7 @@
           </w:r>
           <w:r>
             <w:rPr>
-              <w:rFonts w:ascii="宋体" w:eastAsia="宋体" w:hAnsi="宋体" w:cs="宋体" w:hint="eastAsia"/>
+              <w:rFonts w:hint="eastAsia" w:ascii="宋体" w:hAnsi="宋体" w:eastAsia="宋体" w:cs="宋体"/>
               <w:szCs w:val="24"/>
             </w:rPr>
             <w:fldChar w:fldCharType="end"/>
@@ -2409,28 +2456,28 @@
         </w:p>
         <w:p>
           <w:pPr>
-            <w:pStyle w:val="TOC3"/>
+            <w:pStyle w:val="13"/>
             <w:tabs>
               <w:tab w:val="right" w:leader="dot" w:pos="8306"/>
             </w:tabs>
           </w:pPr>
           <w:r>
             <w:rPr>
-              <w:rFonts w:ascii="宋体" w:eastAsia="宋体" w:hAnsi="宋体" w:cs="宋体" w:hint="eastAsia"/>
+              <w:rFonts w:hint="eastAsia" w:ascii="宋体" w:hAnsi="宋体" w:eastAsia="宋体" w:cs="宋体"/>
               <w:szCs w:val="24"/>
             </w:rPr>
             <w:fldChar w:fldCharType="begin"/>
           </w:r>
           <w:r>
             <w:rPr>
-              <w:rFonts w:ascii="宋体" w:eastAsia="宋体" w:hAnsi="宋体" w:cs="宋体" w:hint="eastAsia"/>
+              <w:rFonts w:hint="eastAsia" w:ascii="宋体" w:hAnsi="宋体" w:eastAsia="宋体" w:cs="宋体"/>
               <w:szCs w:val="24"/>
             </w:rPr>
             <w:instrText xml:space="preserve"> HYPERLINK \l _Toc19862 </w:instrText>
           </w:r>
           <w:r>
             <w:rPr>
-              <w:rFonts w:ascii="宋体" w:eastAsia="宋体" w:hAnsi="宋体" w:cs="宋体" w:hint="eastAsia"/>
+              <w:rFonts w:hint="eastAsia" w:ascii="宋体" w:hAnsi="宋体" w:eastAsia="宋体" w:cs="宋体"/>
               <w:szCs w:val="24"/>
             </w:rPr>
             <w:fldChar w:fldCharType="separate"/>
@@ -2469,7 +2516,7 @@
           </w:r>
           <w:r>
             <w:rPr>
-              <w:rFonts w:ascii="宋体" w:eastAsia="宋体" w:hAnsi="宋体" w:cs="宋体" w:hint="eastAsia"/>
+              <w:rFonts w:hint="eastAsia" w:ascii="宋体" w:hAnsi="宋体" w:eastAsia="宋体" w:cs="宋体"/>
               <w:szCs w:val="24"/>
             </w:rPr>
             <w:fldChar w:fldCharType="end"/>
@@ -2477,28 +2524,28 @@
         </w:p>
         <w:p>
           <w:pPr>
-            <w:pStyle w:val="TOC3"/>
+            <w:pStyle w:val="13"/>
             <w:tabs>
               <w:tab w:val="right" w:leader="dot" w:pos="8306"/>
             </w:tabs>
           </w:pPr>
           <w:r>
             <w:rPr>
-              <w:rFonts w:ascii="宋体" w:eastAsia="宋体" w:hAnsi="宋体" w:cs="宋体" w:hint="eastAsia"/>
+              <w:rFonts w:hint="eastAsia" w:ascii="宋体" w:hAnsi="宋体" w:eastAsia="宋体" w:cs="宋体"/>
               <w:szCs w:val="24"/>
             </w:rPr>
             <w:fldChar w:fldCharType="begin"/>
           </w:r>
           <w:r>
             <w:rPr>
-              <w:rFonts w:ascii="宋体" w:eastAsia="宋体" w:hAnsi="宋体" w:cs="宋体" w:hint="eastAsia"/>
+              <w:rFonts w:hint="eastAsia" w:ascii="宋体" w:hAnsi="宋体" w:eastAsia="宋体" w:cs="宋体"/>
               <w:szCs w:val="24"/>
             </w:rPr>
             <w:instrText xml:space="preserve"> HYPERLINK \l _Toc3251 </w:instrText>
           </w:r>
           <w:r>
             <w:rPr>
-              <w:rFonts w:ascii="宋体" w:eastAsia="宋体" w:hAnsi="宋体" w:cs="宋体" w:hint="eastAsia"/>
+              <w:rFonts w:hint="eastAsia" w:ascii="宋体" w:hAnsi="宋体" w:eastAsia="宋体" w:cs="宋体"/>
               <w:szCs w:val="24"/>
             </w:rPr>
             <w:fldChar w:fldCharType="separate"/>
@@ -2537,7 +2584,7 @@
           </w:r>
           <w:r>
             <w:rPr>
-              <w:rFonts w:ascii="宋体" w:eastAsia="宋体" w:hAnsi="宋体" w:cs="宋体" w:hint="eastAsia"/>
+              <w:rFonts w:hint="eastAsia" w:ascii="宋体" w:hAnsi="宋体" w:eastAsia="宋体" w:cs="宋体"/>
               <w:szCs w:val="24"/>
             </w:rPr>
             <w:fldChar w:fldCharType="end"/>
@@ -2545,28 +2592,28 @@
         </w:p>
         <w:p>
           <w:pPr>
-            <w:pStyle w:val="TOC2"/>
+            <w:pStyle w:val="17"/>
             <w:tabs>
               <w:tab w:val="right" w:leader="dot" w:pos="8306"/>
             </w:tabs>
           </w:pPr>
           <w:r>
             <w:rPr>
-              <w:rFonts w:ascii="宋体" w:eastAsia="宋体" w:hAnsi="宋体" w:cs="宋体" w:hint="eastAsia"/>
+              <w:rFonts w:hint="eastAsia" w:ascii="宋体" w:hAnsi="宋体" w:eastAsia="宋体" w:cs="宋体"/>
               <w:szCs w:val="24"/>
             </w:rPr>
             <w:fldChar w:fldCharType="begin"/>
           </w:r>
           <w:r>
             <w:rPr>
-              <w:rFonts w:ascii="宋体" w:eastAsia="宋体" w:hAnsi="宋体" w:cs="宋体" w:hint="eastAsia"/>
+              <w:rFonts w:hint="eastAsia" w:ascii="宋体" w:hAnsi="宋体" w:eastAsia="宋体" w:cs="宋体"/>
               <w:szCs w:val="24"/>
             </w:rPr>
             <w:instrText xml:space="preserve"> HYPERLINK \l _Toc21329 </w:instrText>
           </w:r>
           <w:r>
             <w:rPr>
-              <w:rFonts w:ascii="宋体" w:eastAsia="宋体" w:hAnsi="宋体" w:cs="宋体" w:hint="eastAsia"/>
+              <w:rFonts w:hint="eastAsia" w:ascii="宋体" w:hAnsi="宋体" w:eastAsia="宋体" w:cs="宋体"/>
               <w:szCs w:val="24"/>
             </w:rPr>
             <w:fldChar w:fldCharType="separate"/>
@@ -2600,7 +2647,7 @@
           </w:r>
           <w:r>
             <w:rPr>
-              <w:rFonts w:ascii="宋体" w:eastAsia="宋体" w:hAnsi="宋体" w:cs="宋体" w:hint="eastAsia"/>
+              <w:rFonts w:hint="eastAsia" w:ascii="宋体" w:hAnsi="宋体" w:eastAsia="宋体" w:cs="宋体"/>
               <w:szCs w:val="24"/>
             </w:rPr>
             <w:fldChar w:fldCharType="end"/>
@@ -2608,28 +2655,28 @@
         </w:p>
         <w:p>
           <w:pPr>
-            <w:pStyle w:val="TOC3"/>
+            <w:pStyle w:val="13"/>
             <w:tabs>
               <w:tab w:val="right" w:leader="dot" w:pos="8306"/>
             </w:tabs>
           </w:pPr>
           <w:r>
             <w:rPr>
-              <w:rFonts w:ascii="宋体" w:eastAsia="宋体" w:hAnsi="宋体" w:cs="宋体" w:hint="eastAsia"/>
+              <w:rFonts w:hint="eastAsia" w:ascii="宋体" w:hAnsi="宋体" w:eastAsia="宋体" w:cs="宋体"/>
               <w:szCs w:val="24"/>
             </w:rPr>
             <w:fldChar w:fldCharType="begin"/>
           </w:r>
           <w:r>
             <w:rPr>
-              <w:rFonts w:ascii="宋体" w:eastAsia="宋体" w:hAnsi="宋体" w:cs="宋体" w:hint="eastAsia"/>
+              <w:rFonts w:hint="eastAsia" w:ascii="宋体" w:hAnsi="宋体" w:eastAsia="宋体" w:cs="宋体"/>
               <w:szCs w:val="24"/>
             </w:rPr>
             <w:instrText xml:space="preserve"> HYPERLINK \l _Toc29382 </w:instrText>
           </w:r>
           <w:r>
             <w:rPr>
-              <w:rFonts w:ascii="宋体" w:eastAsia="宋体" w:hAnsi="宋体" w:cs="宋体" w:hint="eastAsia"/>
+              <w:rFonts w:hint="eastAsia" w:ascii="宋体" w:hAnsi="宋体" w:eastAsia="宋体" w:cs="宋体"/>
               <w:szCs w:val="24"/>
             </w:rPr>
             <w:fldChar w:fldCharType="separate"/>
@@ -2668,7 +2715,7 @@
           </w:r>
           <w:r>
             <w:rPr>
-              <w:rFonts w:ascii="宋体" w:eastAsia="宋体" w:hAnsi="宋体" w:cs="宋体" w:hint="eastAsia"/>
+              <w:rFonts w:hint="eastAsia" w:ascii="宋体" w:hAnsi="宋体" w:eastAsia="宋体" w:cs="宋体"/>
               <w:szCs w:val="24"/>
             </w:rPr>
             <w:fldChar w:fldCharType="end"/>
@@ -2676,28 +2723,28 @@
         </w:p>
         <w:p>
           <w:pPr>
-            <w:pStyle w:val="TOC3"/>
+            <w:pStyle w:val="13"/>
             <w:tabs>
               <w:tab w:val="right" w:leader="dot" w:pos="8306"/>
             </w:tabs>
           </w:pPr>
           <w:r>
             <w:rPr>
-              <w:rFonts w:ascii="宋体" w:eastAsia="宋体" w:hAnsi="宋体" w:cs="宋体" w:hint="eastAsia"/>
+              <w:rFonts w:hint="eastAsia" w:ascii="宋体" w:hAnsi="宋体" w:eastAsia="宋体" w:cs="宋体"/>
               <w:szCs w:val="24"/>
             </w:rPr>
             <w:fldChar w:fldCharType="begin"/>
           </w:r>
           <w:r>
             <w:rPr>
-              <w:rFonts w:ascii="宋体" w:eastAsia="宋体" w:hAnsi="宋体" w:cs="宋体" w:hint="eastAsia"/>
+              <w:rFonts w:hint="eastAsia" w:ascii="宋体" w:hAnsi="宋体" w:eastAsia="宋体" w:cs="宋体"/>
               <w:szCs w:val="24"/>
             </w:rPr>
             <w:instrText xml:space="preserve"> HYPERLINK \l _Toc31980 </w:instrText>
           </w:r>
           <w:r>
             <w:rPr>
-              <w:rFonts w:ascii="宋体" w:eastAsia="宋体" w:hAnsi="宋体" w:cs="宋体" w:hint="eastAsia"/>
+              <w:rFonts w:hint="eastAsia" w:ascii="宋体" w:hAnsi="宋体" w:eastAsia="宋体" w:cs="宋体"/>
               <w:szCs w:val="24"/>
             </w:rPr>
             <w:fldChar w:fldCharType="separate"/>
@@ -2736,7 +2783,7 @@
           </w:r>
           <w:r>
             <w:rPr>
-              <w:rFonts w:ascii="宋体" w:eastAsia="宋体" w:hAnsi="宋体" w:cs="宋体" w:hint="eastAsia"/>
+              <w:rFonts w:hint="eastAsia" w:ascii="宋体" w:hAnsi="宋体" w:eastAsia="宋体" w:cs="宋体"/>
               <w:szCs w:val="24"/>
             </w:rPr>
             <w:fldChar w:fldCharType="end"/>
@@ -2744,28 +2791,28 @@
         </w:p>
         <w:p>
           <w:pPr>
-            <w:pStyle w:val="TOC2"/>
+            <w:pStyle w:val="17"/>
             <w:tabs>
               <w:tab w:val="right" w:leader="dot" w:pos="8306"/>
             </w:tabs>
           </w:pPr>
           <w:r>
             <w:rPr>
-              <w:rFonts w:ascii="宋体" w:eastAsia="宋体" w:hAnsi="宋体" w:cs="宋体" w:hint="eastAsia"/>
+              <w:rFonts w:hint="eastAsia" w:ascii="宋体" w:hAnsi="宋体" w:eastAsia="宋体" w:cs="宋体"/>
               <w:szCs w:val="24"/>
             </w:rPr>
             <w:fldChar w:fldCharType="begin"/>
           </w:r>
           <w:r>
             <w:rPr>
-              <w:rFonts w:ascii="宋体" w:eastAsia="宋体" w:hAnsi="宋体" w:cs="宋体" w:hint="eastAsia"/>
+              <w:rFonts w:hint="eastAsia" w:ascii="宋体" w:hAnsi="宋体" w:eastAsia="宋体" w:cs="宋体"/>
               <w:szCs w:val="24"/>
             </w:rPr>
             <w:instrText xml:space="preserve"> HYPERLINK \l _Toc7577 </w:instrText>
           </w:r>
           <w:r>
             <w:rPr>
-              <w:rFonts w:ascii="宋体" w:eastAsia="宋体" w:hAnsi="宋体" w:cs="宋体" w:hint="eastAsia"/>
+              <w:rFonts w:hint="eastAsia" w:ascii="宋体" w:hAnsi="宋体" w:eastAsia="宋体" w:cs="宋体"/>
               <w:szCs w:val="24"/>
             </w:rPr>
             <w:fldChar w:fldCharType="separate"/>
@@ -2799,7 +2846,7 @@
           </w:r>
           <w:r>
             <w:rPr>
-              <w:rFonts w:ascii="宋体" w:eastAsia="宋体" w:hAnsi="宋体" w:cs="宋体" w:hint="eastAsia"/>
+              <w:rFonts w:hint="eastAsia" w:ascii="宋体" w:hAnsi="宋体" w:eastAsia="宋体" w:cs="宋体"/>
               <w:szCs w:val="24"/>
             </w:rPr>
             <w:fldChar w:fldCharType="end"/>
@@ -2807,28 +2854,28 @@
         </w:p>
         <w:p>
           <w:pPr>
-            <w:pStyle w:val="TOC3"/>
+            <w:pStyle w:val="13"/>
             <w:tabs>
               <w:tab w:val="right" w:leader="dot" w:pos="8306"/>
             </w:tabs>
           </w:pPr>
           <w:r>
             <w:rPr>
-              <w:rFonts w:ascii="宋体" w:eastAsia="宋体" w:hAnsi="宋体" w:cs="宋体" w:hint="eastAsia"/>
+              <w:rFonts w:hint="eastAsia" w:ascii="宋体" w:hAnsi="宋体" w:eastAsia="宋体" w:cs="宋体"/>
               <w:szCs w:val="24"/>
             </w:rPr>
             <w:fldChar w:fldCharType="begin"/>
           </w:r>
           <w:r>
             <w:rPr>
-              <w:rFonts w:ascii="宋体" w:eastAsia="宋体" w:hAnsi="宋体" w:cs="宋体" w:hint="eastAsia"/>
+              <w:rFonts w:hint="eastAsia" w:ascii="宋体" w:hAnsi="宋体" w:eastAsia="宋体" w:cs="宋体"/>
               <w:szCs w:val="24"/>
             </w:rPr>
             <w:instrText xml:space="preserve"> HYPERLINK \l _Toc21548 </w:instrText>
           </w:r>
           <w:r>
             <w:rPr>
-              <w:rFonts w:ascii="宋体" w:eastAsia="宋体" w:hAnsi="宋体" w:cs="宋体" w:hint="eastAsia"/>
+              <w:rFonts w:hint="eastAsia" w:ascii="宋体" w:hAnsi="宋体" w:eastAsia="宋体" w:cs="宋体"/>
               <w:szCs w:val="24"/>
             </w:rPr>
             <w:fldChar w:fldCharType="separate"/>
@@ -2867,7 +2914,7 @@
           </w:r>
           <w:r>
             <w:rPr>
-              <w:rFonts w:ascii="宋体" w:eastAsia="宋体" w:hAnsi="宋体" w:cs="宋体" w:hint="eastAsia"/>
+              <w:rFonts w:hint="eastAsia" w:ascii="宋体" w:hAnsi="宋体" w:eastAsia="宋体" w:cs="宋体"/>
               <w:szCs w:val="24"/>
             </w:rPr>
             <w:fldChar w:fldCharType="end"/>
@@ -2875,28 +2922,28 @@
         </w:p>
         <w:p>
           <w:pPr>
-            <w:pStyle w:val="TOC3"/>
+            <w:pStyle w:val="13"/>
             <w:tabs>
               <w:tab w:val="right" w:leader="dot" w:pos="8306"/>
             </w:tabs>
           </w:pPr>
           <w:r>
             <w:rPr>
-              <w:rFonts w:ascii="宋体" w:eastAsia="宋体" w:hAnsi="宋体" w:cs="宋体" w:hint="eastAsia"/>
+              <w:rFonts w:hint="eastAsia" w:ascii="宋体" w:hAnsi="宋体" w:eastAsia="宋体" w:cs="宋体"/>
               <w:szCs w:val="24"/>
             </w:rPr>
             <w:fldChar w:fldCharType="begin"/>
           </w:r>
           <w:r>
             <w:rPr>
-              <w:rFonts w:ascii="宋体" w:eastAsia="宋体" w:hAnsi="宋体" w:cs="宋体" w:hint="eastAsia"/>
+              <w:rFonts w:hint="eastAsia" w:ascii="宋体" w:hAnsi="宋体" w:eastAsia="宋体" w:cs="宋体"/>
               <w:szCs w:val="24"/>
             </w:rPr>
             <w:instrText xml:space="preserve"> HYPERLINK \l _Toc9429 </w:instrText>
           </w:r>
           <w:r>
             <w:rPr>
-              <w:rFonts w:ascii="宋体" w:eastAsia="宋体" w:hAnsi="宋体" w:cs="宋体" w:hint="eastAsia"/>
+              <w:rFonts w:hint="eastAsia" w:ascii="宋体" w:hAnsi="宋体" w:eastAsia="宋体" w:cs="宋体"/>
               <w:szCs w:val="24"/>
             </w:rPr>
             <w:fldChar w:fldCharType="separate"/>
@@ -2935,7 +2982,7 @@
           </w:r>
           <w:r>
             <w:rPr>
-              <w:rFonts w:ascii="宋体" w:eastAsia="宋体" w:hAnsi="宋体" w:cs="宋体" w:hint="eastAsia"/>
+              <w:rFonts w:hint="eastAsia" w:ascii="宋体" w:hAnsi="宋体" w:eastAsia="宋体" w:cs="宋体"/>
               <w:szCs w:val="24"/>
             </w:rPr>
             <w:fldChar w:fldCharType="end"/>
@@ -2943,28 +2990,28 @@
         </w:p>
         <w:p>
           <w:pPr>
-            <w:pStyle w:val="TOC2"/>
+            <w:pStyle w:val="17"/>
             <w:tabs>
               <w:tab w:val="right" w:leader="dot" w:pos="8306"/>
             </w:tabs>
           </w:pPr>
           <w:r>
             <w:rPr>
-              <w:rFonts w:ascii="宋体" w:eastAsia="宋体" w:hAnsi="宋体" w:cs="宋体" w:hint="eastAsia"/>
+              <w:rFonts w:hint="eastAsia" w:ascii="宋体" w:hAnsi="宋体" w:eastAsia="宋体" w:cs="宋体"/>
               <w:szCs w:val="24"/>
             </w:rPr>
             <w:fldChar w:fldCharType="begin"/>
           </w:r>
           <w:r>
             <w:rPr>
-              <w:rFonts w:ascii="宋体" w:eastAsia="宋体" w:hAnsi="宋体" w:cs="宋体" w:hint="eastAsia"/>
+              <w:rFonts w:hint="eastAsia" w:ascii="宋体" w:hAnsi="宋体" w:eastAsia="宋体" w:cs="宋体"/>
               <w:szCs w:val="24"/>
             </w:rPr>
             <w:instrText xml:space="preserve"> HYPERLINK \l _Toc23329 </w:instrText>
           </w:r>
           <w:r>
             <w:rPr>
-              <w:rFonts w:ascii="宋体" w:eastAsia="宋体" w:hAnsi="宋体" w:cs="宋体" w:hint="eastAsia"/>
+              <w:rFonts w:hint="eastAsia" w:ascii="宋体" w:hAnsi="宋体" w:eastAsia="宋体" w:cs="宋体"/>
               <w:szCs w:val="24"/>
             </w:rPr>
             <w:fldChar w:fldCharType="separate"/>
@@ -2998,7 +3045,7 @@
           </w:r>
           <w:r>
             <w:rPr>
-              <w:rFonts w:ascii="宋体" w:eastAsia="宋体" w:hAnsi="宋体" w:cs="宋体" w:hint="eastAsia"/>
+              <w:rFonts w:hint="eastAsia" w:ascii="宋体" w:hAnsi="宋体" w:eastAsia="宋体" w:cs="宋体"/>
               <w:szCs w:val="24"/>
             </w:rPr>
             <w:fldChar w:fldCharType="end"/>
@@ -3006,28 +3053,28 @@
         </w:p>
         <w:p>
           <w:pPr>
-            <w:pStyle w:val="TOC3"/>
+            <w:pStyle w:val="13"/>
             <w:tabs>
               <w:tab w:val="right" w:leader="dot" w:pos="8306"/>
             </w:tabs>
           </w:pPr>
           <w:r>
             <w:rPr>
-              <w:rFonts w:ascii="宋体" w:eastAsia="宋体" w:hAnsi="宋体" w:cs="宋体" w:hint="eastAsia"/>
+              <w:rFonts w:hint="eastAsia" w:ascii="宋体" w:hAnsi="宋体" w:eastAsia="宋体" w:cs="宋体"/>
               <w:szCs w:val="24"/>
             </w:rPr>
             <w:fldChar w:fldCharType="begin"/>
           </w:r>
           <w:r>
             <w:rPr>
-              <w:rFonts w:ascii="宋体" w:eastAsia="宋体" w:hAnsi="宋体" w:cs="宋体" w:hint="eastAsia"/>
+              <w:rFonts w:hint="eastAsia" w:ascii="宋体" w:hAnsi="宋体" w:eastAsia="宋体" w:cs="宋体"/>
               <w:szCs w:val="24"/>
             </w:rPr>
             <w:instrText xml:space="preserve"> HYPERLINK \l _Toc28435 </w:instrText>
           </w:r>
           <w:r>
             <w:rPr>
-              <w:rFonts w:ascii="宋体" w:eastAsia="宋体" w:hAnsi="宋体" w:cs="宋体" w:hint="eastAsia"/>
+              <w:rFonts w:hint="eastAsia" w:ascii="宋体" w:hAnsi="宋体" w:eastAsia="宋体" w:cs="宋体"/>
               <w:szCs w:val="24"/>
             </w:rPr>
             <w:fldChar w:fldCharType="separate"/>
@@ -3066,7 +3113,7 @@
           </w:r>
           <w:r>
             <w:rPr>
-              <w:rFonts w:ascii="宋体" w:eastAsia="宋体" w:hAnsi="宋体" w:cs="宋体" w:hint="eastAsia"/>
+              <w:rFonts w:hint="eastAsia" w:ascii="宋体" w:hAnsi="宋体" w:eastAsia="宋体" w:cs="宋体"/>
               <w:szCs w:val="24"/>
             </w:rPr>
             <w:fldChar w:fldCharType="end"/>
@@ -3074,28 +3121,28 @@
         </w:p>
         <w:p>
           <w:pPr>
-            <w:pStyle w:val="TOC3"/>
+            <w:pStyle w:val="13"/>
             <w:tabs>
               <w:tab w:val="right" w:leader="dot" w:pos="8306"/>
             </w:tabs>
           </w:pPr>
           <w:r>
             <w:rPr>
-              <w:rFonts w:ascii="宋体" w:eastAsia="宋体" w:hAnsi="宋体" w:cs="宋体" w:hint="eastAsia"/>
+              <w:rFonts w:hint="eastAsia" w:ascii="宋体" w:hAnsi="宋体" w:eastAsia="宋体" w:cs="宋体"/>
               <w:szCs w:val="24"/>
             </w:rPr>
             <w:fldChar w:fldCharType="begin"/>
           </w:r>
           <w:r>
             <w:rPr>
-              <w:rFonts w:ascii="宋体" w:eastAsia="宋体" w:hAnsi="宋体" w:cs="宋体" w:hint="eastAsia"/>
+              <w:rFonts w:hint="eastAsia" w:ascii="宋体" w:hAnsi="宋体" w:eastAsia="宋体" w:cs="宋体"/>
               <w:szCs w:val="24"/>
             </w:rPr>
             <w:instrText xml:space="preserve"> HYPERLINK \l _Toc16295 </w:instrText>
           </w:r>
           <w:r>
             <w:rPr>
-              <w:rFonts w:ascii="宋体" w:eastAsia="宋体" w:hAnsi="宋体" w:cs="宋体" w:hint="eastAsia"/>
+              <w:rFonts w:hint="eastAsia" w:ascii="宋体" w:hAnsi="宋体" w:eastAsia="宋体" w:cs="宋体"/>
               <w:szCs w:val="24"/>
             </w:rPr>
             <w:fldChar w:fldCharType="separate"/>
@@ -3133,7 +3180,7 @@
           </w:r>
           <w:r>
             <w:rPr>
-              <w:rFonts w:ascii="宋体" w:eastAsia="宋体" w:hAnsi="宋体" w:cs="宋体" w:hint="eastAsia"/>
+              <w:rFonts w:hint="eastAsia" w:ascii="宋体" w:hAnsi="宋体" w:eastAsia="宋体" w:cs="宋体"/>
               <w:szCs w:val="24"/>
             </w:rPr>
             <w:fldChar w:fldCharType="end"/>
@@ -3141,28 +3188,28 @@
         </w:p>
         <w:p>
           <w:pPr>
-            <w:pStyle w:val="TOC2"/>
+            <w:pStyle w:val="17"/>
             <w:tabs>
               <w:tab w:val="right" w:leader="dot" w:pos="8306"/>
             </w:tabs>
           </w:pPr>
           <w:r>
             <w:rPr>
-              <w:rFonts w:ascii="宋体" w:eastAsia="宋体" w:hAnsi="宋体" w:cs="宋体" w:hint="eastAsia"/>
+              <w:rFonts w:hint="eastAsia" w:ascii="宋体" w:hAnsi="宋体" w:eastAsia="宋体" w:cs="宋体"/>
               <w:szCs w:val="24"/>
             </w:rPr>
             <w:fldChar w:fldCharType="begin"/>
           </w:r>
           <w:r>
             <w:rPr>
-              <w:rFonts w:ascii="宋体" w:eastAsia="宋体" w:hAnsi="宋体" w:cs="宋体" w:hint="eastAsia"/>
+              <w:rFonts w:hint="eastAsia" w:ascii="宋体" w:hAnsi="宋体" w:eastAsia="宋体" w:cs="宋体"/>
               <w:szCs w:val="24"/>
             </w:rPr>
             <w:instrText xml:space="preserve"> HYPERLINK \l _Toc21984 </w:instrText>
           </w:r>
           <w:r>
             <w:rPr>
-              <w:rFonts w:ascii="宋体" w:eastAsia="宋体" w:hAnsi="宋体" w:cs="宋体" w:hint="eastAsia"/>
+              <w:rFonts w:hint="eastAsia" w:ascii="宋体" w:hAnsi="宋体" w:eastAsia="宋体" w:cs="宋体"/>
               <w:szCs w:val="24"/>
             </w:rPr>
             <w:fldChar w:fldCharType="separate"/>
@@ -3201,7 +3248,7 @@
           </w:r>
           <w:r>
             <w:rPr>
-              <w:rFonts w:ascii="宋体" w:eastAsia="宋体" w:hAnsi="宋体" w:cs="宋体" w:hint="eastAsia"/>
+              <w:rFonts w:hint="eastAsia" w:ascii="宋体" w:hAnsi="宋体" w:eastAsia="宋体" w:cs="宋体"/>
               <w:szCs w:val="24"/>
             </w:rPr>
             <w:fldChar w:fldCharType="end"/>
@@ -3209,42 +3256,42 @@
         </w:p>
         <w:p>
           <w:pPr>
-            <w:pStyle w:val="TOC1"/>
+            <w:pStyle w:val="16"/>
             <w:tabs>
               <w:tab w:val="right" w:leader="dot" w:pos="8306"/>
             </w:tabs>
           </w:pPr>
           <w:r>
             <w:rPr>
-              <w:rFonts w:ascii="宋体" w:eastAsia="宋体" w:hAnsi="宋体" w:cs="宋体" w:hint="eastAsia"/>
+              <w:rFonts w:hint="eastAsia" w:ascii="宋体" w:hAnsi="宋体" w:eastAsia="宋体" w:cs="宋体"/>
               <w:szCs w:val="24"/>
             </w:rPr>
             <w:fldChar w:fldCharType="begin"/>
           </w:r>
           <w:r>
             <w:rPr>
-              <w:rFonts w:ascii="宋体" w:eastAsia="宋体" w:hAnsi="宋体" w:cs="宋体" w:hint="eastAsia"/>
+              <w:rFonts w:hint="eastAsia" w:ascii="宋体" w:hAnsi="宋体" w:eastAsia="宋体" w:cs="宋体"/>
               <w:szCs w:val="24"/>
             </w:rPr>
             <w:instrText xml:space="preserve"> HYPERLINK \l _Toc13258 </w:instrText>
           </w:r>
           <w:r>
             <w:rPr>
-              <w:rFonts w:ascii="宋体" w:eastAsia="宋体" w:hAnsi="宋体" w:cs="宋体" w:hint="eastAsia"/>
+              <w:rFonts w:hint="eastAsia" w:ascii="宋体" w:hAnsi="宋体" w:eastAsia="宋体" w:cs="宋体"/>
               <w:szCs w:val="24"/>
             </w:rPr>
             <w:fldChar w:fldCharType="separate"/>
           </w:r>
           <w:r>
             <w:rPr>
-              <w:rFonts w:eastAsia="宋体" w:hint="default"/>
+              <w:rFonts w:hint="default" w:eastAsia="宋体"/>
               <w:lang w:val="en-US" w:eastAsia="zh-CN"/>
             </w:rPr>
             <w:t xml:space="preserve">6. </w:t>
           </w:r>
           <w:r>
             <w:rPr>
-              <w:rFonts w:eastAsia="宋体" w:hint="eastAsia"/>
+              <w:rFonts w:hint="eastAsia" w:eastAsia="宋体"/>
               <w:lang w:val="en-US" w:eastAsia="zh-CN"/>
             </w:rPr>
             <w:t>附则</w:t>
@@ -3269,7 +3316,7 @@
           </w:r>
           <w:r>
             <w:rPr>
-              <w:rFonts w:ascii="宋体" w:eastAsia="宋体" w:hAnsi="宋体" w:cs="宋体" w:hint="eastAsia"/>
+              <w:rFonts w:hint="eastAsia" w:ascii="宋体" w:hAnsi="宋体" w:eastAsia="宋体" w:cs="宋体"/>
               <w:szCs w:val="24"/>
             </w:rPr>
             <w:fldChar w:fldCharType="end"/>
@@ -3277,28 +3324,28 @@
         </w:p>
         <w:p>
           <w:pPr>
-            <w:pStyle w:val="TOC1"/>
+            <w:pStyle w:val="16"/>
             <w:tabs>
               <w:tab w:val="right" w:leader="dot" w:pos="8306"/>
             </w:tabs>
           </w:pPr>
           <w:r>
             <w:rPr>
-              <w:rFonts w:ascii="宋体" w:eastAsia="宋体" w:hAnsi="宋体" w:cs="宋体" w:hint="eastAsia"/>
+              <w:rFonts w:hint="eastAsia" w:ascii="宋体" w:hAnsi="宋体" w:eastAsia="宋体" w:cs="宋体"/>
               <w:szCs w:val="24"/>
             </w:rPr>
             <w:fldChar w:fldCharType="begin"/>
           </w:r>
           <w:r>
             <w:rPr>
-              <w:rFonts w:ascii="宋体" w:eastAsia="宋体" w:hAnsi="宋体" w:cs="宋体" w:hint="eastAsia"/>
+              <w:rFonts w:hint="eastAsia" w:ascii="宋体" w:hAnsi="宋体" w:eastAsia="宋体" w:cs="宋体"/>
               <w:szCs w:val="24"/>
             </w:rPr>
             <w:instrText xml:space="preserve"> HYPERLINK \l _Toc20219 </w:instrText>
           </w:r>
           <w:r>
             <w:rPr>
-              <w:rFonts w:ascii="宋体" w:eastAsia="宋体" w:hAnsi="宋体" w:cs="宋体" w:hint="eastAsia"/>
+              <w:rFonts w:hint="eastAsia" w:ascii="宋体" w:hAnsi="宋体" w:eastAsia="宋体" w:cs="宋体"/>
               <w:szCs w:val="24"/>
             </w:rPr>
             <w:fldChar w:fldCharType="separate"/>
@@ -3337,7 +3384,7 @@
           </w:r>
           <w:r>
             <w:rPr>
-              <w:rFonts w:ascii="宋体" w:eastAsia="宋体" w:hAnsi="宋体" w:cs="宋体" w:hint="eastAsia"/>
+              <w:rFonts w:hint="eastAsia" w:ascii="宋体" w:hAnsi="宋体" w:eastAsia="宋体" w:cs="宋体"/>
               <w:szCs w:val="24"/>
             </w:rPr>
             <w:fldChar w:fldCharType="end"/>
@@ -3345,28 +3392,28 @@
         </w:p>
         <w:p>
           <w:pPr>
-            <w:pStyle w:val="TOC1"/>
+            <w:pStyle w:val="16"/>
             <w:tabs>
               <w:tab w:val="right" w:leader="dot" w:pos="8306"/>
             </w:tabs>
           </w:pPr>
           <w:r>
             <w:rPr>
-              <w:rFonts w:ascii="宋体" w:eastAsia="宋体" w:hAnsi="宋体" w:cs="宋体" w:hint="eastAsia"/>
+              <w:rFonts w:hint="eastAsia" w:ascii="宋体" w:hAnsi="宋体" w:eastAsia="宋体" w:cs="宋体"/>
               <w:szCs w:val="24"/>
             </w:rPr>
             <w:fldChar w:fldCharType="begin"/>
           </w:r>
           <w:r>
             <w:rPr>
-              <w:rFonts w:ascii="宋体" w:eastAsia="宋体" w:hAnsi="宋体" w:cs="宋体" w:hint="eastAsia"/>
+              <w:rFonts w:hint="eastAsia" w:ascii="宋体" w:hAnsi="宋体" w:eastAsia="宋体" w:cs="宋体"/>
               <w:szCs w:val="24"/>
             </w:rPr>
             <w:instrText xml:space="preserve"> HYPERLINK \l _Toc23180 </w:instrText>
           </w:r>
           <w:r>
             <w:rPr>
-              <w:rFonts w:ascii="宋体" w:eastAsia="宋体" w:hAnsi="宋体" w:cs="宋体" w:hint="eastAsia"/>
+              <w:rFonts w:hint="eastAsia" w:ascii="宋体" w:hAnsi="宋体" w:eastAsia="宋体" w:cs="宋体"/>
               <w:szCs w:val="24"/>
             </w:rPr>
             <w:fldChar w:fldCharType="separate"/>
@@ -3405,7 +3452,7 @@
           </w:r>
           <w:r>
             <w:rPr>
-              <w:rFonts w:ascii="宋体" w:eastAsia="宋体" w:hAnsi="宋体" w:cs="宋体" w:hint="eastAsia"/>
+              <w:rFonts w:hint="eastAsia" w:ascii="宋体" w:hAnsi="宋体" w:eastAsia="宋体" w:cs="宋体"/>
               <w:szCs w:val="24"/>
             </w:rPr>
             <w:fldChar w:fldCharType="end"/>
@@ -3421,7 +3468,7 @@
             <w:overflowPunct/>
             <w:bidi w:val="0"/>
             <w:rPr>
-              <w:rFonts w:ascii="宋体" w:eastAsia="宋体" w:hAnsi="宋体" w:cs="宋体" w:hint="eastAsia"/>
+              <w:rFonts w:hint="eastAsia" w:ascii="宋体" w:hAnsi="宋体" w:eastAsia="宋体" w:cs="宋体"/>
               <w:snapToGrid w:val="0"/>
               <w:color w:val="000000"/>
               <w:kern w:val="0"/>
@@ -3432,7 +3479,7 @@
           </w:pPr>
           <w:r>
             <w:rPr>
-              <w:rFonts w:ascii="宋体" w:eastAsia="宋体" w:hAnsi="宋体" w:cs="宋体" w:hint="eastAsia"/>
+              <w:rFonts w:hint="eastAsia" w:ascii="宋体" w:hAnsi="宋体" w:eastAsia="宋体" w:cs="宋体"/>
               <w:szCs w:val="24"/>
             </w:rPr>
             <w:fldChar w:fldCharType="end"/>
@@ -3447,7 +3494,7 @@
     </w:p>
     <w:p>
       <w:pPr>
-        <w:pStyle w:val="1"/>
+        <w:pStyle w:val="28"/>
         <w:keepNext w:val="0"/>
         <w:keepLines w:val="0"/>
         <w:pageBreakBefore w:val="0"/>
@@ -3464,7 +3511,7 @@
     </w:p>
     <w:p>
       <w:pPr>
-        <w:pStyle w:val="a1"/>
+        <w:pStyle w:val="29"/>
         <w:keepNext w:val="0"/>
         <w:keepLines w:val="0"/>
         <w:pageBreakBefore w:val="0"/>
@@ -3473,7 +3520,7 @@
         <w:overflowPunct/>
         <w:bidi w:val="0"/>
         <w:rPr>
-          <w:rFonts w:eastAsia="宋体" w:hint="default"/>
+          <w:rFonts w:hint="default" w:eastAsia="宋体"/>
           <w:lang w:val="en-US" w:eastAsia="zh-CN"/>
         </w:rPr>
       </w:pPr>
@@ -3500,7 +3547,7 @@
     </w:p>
     <w:p>
       <w:pPr>
-        <w:pStyle w:val="1"/>
+        <w:pStyle w:val="28"/>
         <w:keepNext w:val="0"/>
         <w:keepLines w:val="0"/>
         <w:pageBreakBefore w:val="0"/>
@@ -3525,7 +3572,7 @@
     </w:p>
     <w:p>
       <w:pPr>
-        <w:pStyle w:val="a1"/>
+        <w:pStyle w:val="29"/>
         <w:keepNext w:val="0"/>
         <w:keepLines w:val="0"/>
         <w:pageBreakBefore w:val="0"/>
@@ -3608,7 +3655,7 @@
     </w:p>
     <w:p>
       <w:pPr>
-        <w:pStyle w:val="1"/>
+        <w:pStyle w:val="28"/>
         <w:keepNext w:val="0"/>
         <w:keepLines w:val="0"/>
         <w:pageBreakBefore w:val="0"/>
@@ -3617,8 +3664,8 @@
         <w:overflowPunct/>
         <w:bidi w:val="0"/>
       </w:pPr>
-      <w:bookmarkStart w:id="4" w:name="_Toc10983"/>
-      <w:bookmarkStart w:id="5" w:name="_Toc6305"/>
+      <w:bookmarkStart w:id="4" w:name="_Toc6305"/>
+      <w:bookmarkStart w:id="5" w:name="_Toc10983"/>
       <w:r>
         <w:rPr>
           <w:rFonts w:hint="eastAsia"/>
@@ -3634,7 +3681,7 @@
     </w:p>
     <w:p>
       <w:pPr>
-        <w:pStyle w:val="a1"/>
+        <w:pStyle w:val="29"/>
         <w:keepNext w:val="0"/>
         <w:keepLines w:val="0"/>
         <w:pageBreakBefore w:val="0"/>
@@ -3649,7 +3696,7 @@
     </w:p>
     <w:p>
       <w:pPr>
-        <w:pStyle w:val="1"/>
+        <w:pStyle w:val="28"/>
         <w:keepNext w:val="0"/>
         <w:keepLines w:val="0"/>
         <w:pageBreakBefore w:val="0"/>
@@ -3676,7 +3723,7 @@
     </w:p>
     <w:p>
       <w:pPr>
-        <w:pStyle w:val="2"/>
+        <w:pStyle w:val="30"/>
         <w:keepNext w:val="0"/>
         <w:keepLines w:val="0"/>
         <w:pageBreakBefore w:val="0"/>
@@ -3689,8 +3736,8 @@
           <w:lang w:val="en-US" w:eastAsia="zh-CN"/>
         </w:rPr>
       </w:pPr>
-      <w:bookmarkStart w:id="8" w:name="_Toc13232"/>
-      <w:bookmarkStart w:id="9" w:name="_Toc4509"/>
+      <w:bookmarkStart w:id="8" w:name="_Toc4509"/>
+      <w:bookmarkStart w:id="9" w:name="_Toc13232"/>
       <w:r>
         <w:rPr>
           <w:rFonts w:hint="eastAsia"/>
@@ -3703,7 +3750,7 @@
     </w:p>
     <w:p>
       <w:pPr>
-        <w:pStyle w:val="a3"/>
+        <w:pStyle w:val="39"/>
         <w:keepNext w:val="0"/>
         <w:keepLines w:val="0"/>
         <w:pageBreakBefore w:val="0"/>
@@ -3715,7 +3762,7 @@
         <w:wordWrap/>
         <w:overflowPunct/>
         <w:bidi w:val="0"/>
-        <w:ind w:left="425" w:hanging="425" w:leftChars="0" w:firstLineChars="0"/>
+        <w:ind w:left="425" w:leftChars="0" w:hanging="425" w:firstLineChars="0"/>
       </w:pPr>
       <w:r>
         <w:t>负责制定和完善运维服务过程框架设计管理制度。</w:t>
@@ -3723,7 +3770,7 @@
     </w:p>
     <w:p>
       <w:pPr>
-        <w:pStyle w:val="a3"/>
+        <w:pStyle w:val="39"/>
         <w:keepNext w:val="0"/>
         <w:keepLines w:val="0"/>
         <w:pageBreakBefore w:val="0"/>
@@ -3735,7 +3782,7 @@
         <w:wordWrap/>
         <w:overflowPunct/>
         <w:bidi w:val="0"/>
-        <w:ind w:left="425" w:hanging="425" w:leftChars="0" w:firstLineChars="0"/>
+        <w:ind w:left="425" w:leftChars="0" w:hanging="425" w:firstLineChars="0"/>
       </w:pPr>
       <w:r>
         <w:t>组织开展服务规划与设计、服务部署与实施、服务运营与管理、服务监控与改进等活动。</w:t>
@@ -3743,7 +3790,7 @@
     </w:p>
     <w:p>
       <w:pPr>
-        <w:pStyle w:val="2"/>
+        <w:pStyle w:val="30"/>
         <w:keepNext w:val="0"/>
         <w:keepLines w:val="0"/>
         <w:pageBreakBefore w:val="0"/>
@@ -3770,7 +3817,7 @@
     </w:p>
     <w:p>
       <w:pPr>
-        <w:pStyle w:val="a3"/>
+        <w:pStyle w:val="39"/>
         <w:keepNext w:val="0"/>
         <w:keepLines w:val="0"/>
         <w:pageBreakBefore w:val="0"/>
@@ -3782,7 +3829,7 @@
         <w:wordWrap/>
         <w:overflowPunct/>
         <w:bidi w:val="0"/>
-        <w:ind w:left="425" w:hanging="425" w:leftChars="0" w:firstLineChars="0"/>
+        <w:ind w:left="425" w:leftChars="0" w:hanging="425" w:firstLineChars="0"/>
       </w:pPr>
       <w:r>
         <w:t>提供业务需求信息，协助进行业务需求分析。</w:t>
@@ -3790,7 +3837,7 @@
     </w:p>
     <w:p>
       <w:pPr>
-        <w:pStyle w:val="a3"/>
+        <w:pStyle w:val="39"/>
         <w:keepNext w:val="0"/>
         <w:keepLines w:val="0"/>
         <w:pageBreakBefore w:val="0"/>
@@ -3802,7 +3849,7 @@
         <w:wordWrap/>
         <w:overflowPunct/>
         <w:bidi w:val="0"/>
-        <w:ind w:left="425" w:hanging="425" w:leftChars="0" w:firstLineChars="0"/>
+        <w:ind w:left="425" w:leftChars="0" w:hanging="425" w:firstLineChars="0"/>
       </w:pPr>
       <w:r>
         <w:t>参与服务级别协议的制定和评审，确保服务能够满足业务需求。</w:t>
@@ -3810,7 +3857,7 @@
     </w:p>
     <w:p>
       <w:pPr>
-        <w:pStyle w:val="a3"/>
+        <w:pStyle w:val="39"/>
         <w:keepNext w:val="0"/>
         <w:keepLines w:val="0"/>
         <w:pageBreakBefore w:val="0"/>
@@ -3822,7 +3869,7 @@
         <w:wordWrap/>
         <w:overflowPunct/>
         <w:bidi w:val="0"/>
-        <w:ind w:left="425" w:hanging="425" w:leftChars="0" w:firstLineChars="0"/>
+        <w:ind w:left="425" w:leftChars="0" w:hanging="425" w:firstLineChars="0"/>
       </w:pPr>
       <w:r>
         <w:t>及时反馈服务过程中存在的问题和建议，协助进行服务改进。</w:t>
@@ -3830,7 +3877,7 @@
     </w:p>
     <w:p>
       <w:pPr>
-        <w:pStyle w:val="1"/>
+        <w:pStyle w:val="28"/>
         <w:keepNext w:val="0"/>
         <w:keepLines w:val="0"/>
         <w:pageBreakBefore w:val="0"/>
@@ -3855,7 +3902,7 @@
     </w:p>
     <w:p>
       <w:pPr>
-        <w:pStyle w:val="2"/>
+        <w:pStyle w:val="30"/>
         <w:keepNext w:val="0"/>
         <w:keepLines w:val="0"/>
         <w:pageBreakBefore w:val="0"/>
@@ -3864,8 +3911,8 @@
         <w:overflowPunct/>
         <w:bidi w:val="0"/>
       </w:pPr>
-      <w:bookmarkStart w:id="13" w:name="_Toc7755"/>
-      <w:bookmarkStart w:id="14" w:name="_Toc16092"/>
+      <w:bookmarkStart w:id="13" w:name="_Toc16092"/>
+      <w:bookmarkStart w:id="14" w:name="_Toc7755"/>
       <w:r>
         <w:rPr>
           <w:rFonts w:hint="eastAsia"/>
@@ -3881,7 +3928,7 @@
     </w:p>
     <w:p>
       <w:pPr>
-        <w:pStyle w:val="3"/>
+        <w:pStyle w:val="31"/>
         <w:keepNext w:val="0"/>
         <w:keepLines w:val="0"/>
         <w:pageBreakBefore w:val="0"/>
@@ -3906,7 +3953,7 @@
     </w:p>
     <w:p>
       <w:pPr>
-        <w:pStyle w:val="a1"/>
+        <w:pStyle w:val="29"/>
         <w:keepNext w:val="0"/>
         <w:keepLines w:val="0"/>
         <w:pageBreakBefore w:val="0"/>
@@ -3915,7 +3962,7 @@
         <w:overflowPunct/>
         <w:bidi w:val="0"/>
         <w:rPr>
-          <w:rFonts w:eastAsia="宋体" w:hint="eastAsia"/>
+          <w:rFonts w:hint="eastAsia" w:eastAsia="宋体"/>
           <w:lang w:val="en-US" w:eastAsia="zh-CN"/>
         </w:rPr>
       </w:pPr>
@@ -3932,7 +3979,7 @@
     </w:p>
     <w:p>
       <w:pPr>
-        <w:pStyle w:val="3"/>
+        <w:pStyle w:val="31"/>
         <w:keepNext w:val="0"/>
         <w:keepLines w:val="0"/>
         <w:pageBreakBefore w:val="0"/>
@@ -3957,7 +4004,7 @@
     </w:p>
     <w:p>
       <w:pPr>
-        <w:pStyle w:val="a1"/>
+        <w:pStyle w:val="29"/>
         <w:keepNext w:val="0"/>
         <w:keepLines w:val="0"/>
         <w:pageBreakBefore w:val="0"/>
@@ -3972,7 +4019,7 @@
     </w:p>
     <w:p>
       <w:pPr>
-        <w:pStyle w:val="2"/>
+        <w:pStyle w:val="30"/>
         <w:keepNext w:val="0"/>
         <w:keepLines w:val="0"/>
         <w:pageBreakBefore w:val="0"/>
@@ -3989,7 +4036,7 @@
     </w:p>
     <w:p>
       <w:pPr>
-        <w:pStyle w:val="3"/>
+        <w:pStyle w:val="31"/>
         <w:keepNext w:val="0"/>
         <w:keepLines w:val="0"/>
         <w:pageBreakBefore w:val="0"/>
@@ -4014,7 +4061,7 @@
     </w:p>
     <w:p>
       <w:pPr>
-        <w:pStyle w:val="a1"/>
+        <w:pStyle w:val="29"/>
         <w:keepNext w:val="0"/>
         <w:keepLines w:val="0"/>
         <w:pageBreakBefore w:val="0"/>
@@ -4053,7 +4100,7 @@
         <w:rPr>
           <w:rFonts w:hint="default"/>
         </w:rPr>
-        <w:br/>
+        <w:br w:type="textWrapping"/>
       </w:r>
       <w:r>
         <w:rPr>
@@ -4064,7 +4111,7 @@
     </w:p>
     <w:p>
       <w:pPr>
-        <w:pStyle w:val="3"/>
+        <w:pStyle w:val="31"/>
         <w:keepNext w:val="0"/>
         <w:keepLines w:val="0"/>
         <w:pageBreakBefore w:val="0"/>
@@ -4089,7 +4136,7 @@
     </w:p>
     <w:p>
       <w:pPr>
-        <w:pStyle w:val="a1"/>
+        <w:pStyle w:val="29"/>
         <w:keepNext w:val="0"/>
         <w:keepLines w:val="0"/>
         <w:pageBreakBefore w:val="0"/>
@@ -4108,7 +4155,7 @@
     </w:p>
     <w:p>
       <w:pPr>
-        <w:pStyle w:val="2"/>
+        <w:pStyle w:val="30"/>
         <w:keepNext w:val="0"/>
         <w:keepLines w:val="0"/>
         <w:pageBreakBefore w:val="0"/>
@@ -4125,7 +4172,7 @@
     </w:p>
     <w:p>
       <w:pPr>
-        <w:pStyle w:val="3"/>
+        <w:pStyle w:val="31"/>
         <w:keepNext w:val="0"/>
         <w:keepLines w:val="0"/>
         <w:pageBreakBefore w:val="0"/>
@@ -4150,7 +4197,7 @@
     </w:p>
     <w:p>
       <w:pPr>
-        <w:pStyle w:val="a1"/>
+        <w:pStyle w:val="29"/>
         <w:keepNext w:val="0"/>
         <w:keepLines w:val="0"/>
         <w:pageBreakBefore w:val="0"/>
@@ -4175,7 +4222,7 @@
     </w:p>
     <w:p>
       <w:pPr>
-        <w:pStyle w:val="3"/>
+        <w:pStyle w:val="31"/>
         <w:keepNext w:val="0"/>
         <w:keepLines w:val="0"/>
         <w:pageBreakBefore w:val="0"/>
@@ -4200,7 +4247,7 @@
     </w:p>
     <w:p>
       <w:pPr>
-        <w:pStyle w:val="a1"/>
+        <w:pStyle w:val="29"/>
         <w:keepNext w:val="0"/>
         <w:keepLines w:val="0"/>
         <w:pageBreakBefore w:val="0"/>
@@ -4219,7 +4266,7 @@
     </w:p>
     <w:p>
       <w:pPr>
-        <w:pStyle w:val="2"/>
+        <w:pStyle w:val="30"/>
         <w:keepNext w:val="0"/>
         <w:keepLines w:val="0"/>
         <w:pageBreakBefore w:val="0"/>
@@ -4236,7 +4283,7 @@
     </w:p>
     <w:p>
       <w:pPr>
-        <w:pStyle w:val="3"/>
+        <w:pStyle w:val="31"/>
         <w:keepNext w:val="0"/>
         <w:keepLines w:val="0"/>
         <w:pageBreakBefore w:val="0"/>
@@ -4261,7 +4308,7 @@
     </w:p>
     <w:p>
       <w:pPr>
-        <w:pStyle w:val="a1"/>
+        <w:pStyle w:val="29"/>
         <w:keepNext w:val="0"/>
         <w:keepLines w:val="0"/>
         <w:pageBreakBefore w:val="0"/>
@@ -4286,7 +4333,7 @@
     </w:p>
     <w:p>
       <w:pPr>
-        <w:pStyle w:val="3"/>
+        <w:pStyle w:val="31"/>
         <w:keepNext w:val="0"/>
         <w:keepLines w:val="0"/>
         <w:pageBreakBefore w:val="0"/>
@@ -4307,7 +4354,7 @@
     </w:p>
     <w:p>
       <w:pPr>
-        <w:pStyle w:val="a1"/>
+        <w:pStyle w:val="29"/>
         <w:keepNext w:val="0"/>
         <w:keepLines w:val="0"/>
         <w:pageBreakBefore w:val="0"/>
@@ -4322,7 +4369,7 @@
     </w:p>
     <w:p>
       <w:pPr>
-        <w:pStyle w:val="2"/>
+        <w:pStyle w:val="30"/>
         <w:keepNext w:val="0"/>
         <w:keepLines w:val="0"/>
         <w:pageBreakBefore w:val="0"/>
@@ -4347,17 +4394,18 @@
     </w:p>
     <w:tbl>
       <w:tblPr>
-        <w:tblStyle w:val="TableGrid"/>
+        <w:tblStyle w:val="21"/>
         <w:tblW w:w="8522" w:type="dxa"/>
         <w:jc w:val="center"/>
         <w:tblBorders>
-          <w:top w:val="nil"/>
-          <w:left w:val="nil"/>
-          <w:bottom w:val="nil"/>
-          <w:right w:val="nil"/>
-          <w:insideH w:val="nil"/>
-          <w:insideV w:val="nil"/>
+          <w:top w:val="none" w:color="auto" w:sz="0" w:space="0"/>
+          <w:left w:val="none" w:color="auto" w:sz="0" w:space="0"/>
+          <w:bottom w:val="none" w:color="auto" w:sz="0" w:space="0"/>
+          <w:right w:val="none" w:color="auto" w:sz="0" w:space="0"/>
+          <w:insideH w:val="none" w:color="auto" w:sz="0" w:space="0"/>
+          <w:insideV w:val="none" w:color="auto" w:sz="0" w:space="0"/>
         </w:tblBorders>
+        <w:tblLayout w:type="autofit"/>
         <w:tblCellMar>
           <w:top w:w="0" w:type="dxa"/>
           <w:left w:w="108" w:type="dxa"/>
@@ -4373,15 +4421,13 @@
       </w:tblGrid>
       <w:tr>
         <w:tblPrEx>
-          <w:tblW w:w="8522" w:type="dxa"/>
-          <w:jc w:val="center"/>
           <w:tblBorders>
-            <w:top w:val="nil"/>
-            <w:left w:val="nil"/>
-            <w:bottom w:val="nil"/>
-            <w:right w:val="nil"/>
-            <w:insideH w:val="nil"/>
-            <w:insideV w:val="nil"/>
+            <w:top w:val="none" w:color="auto" w:sz="0" w:space="0"/>
+            <w:left w:val="none" w:color="auto" w:sz="0" w:space="0"/>
+            <w:bottom w:val="none" w:color="auto" w:sz="0" w:space="0"/>
+            <w:right w:val="none" w:color="auto" w:sz="0" w:space="0"/>
+            <w:insideH w:val="none" w:color="auto" w:sz="0" w:space="0"/>
+            <w:insideV w:val="none" w:color="auto" w:sz="0" w:space="0"/>
           </w:tblBorders>
           <w:tblCellMar>
             <w:top w:w="0" w:type="dxa"/>
@@ -4391,7 +4437,7 @@
           </w:tblCellMar>
         </w:tblPrEx>
         <w:trPr>
-          <w:trHeight w:val="0"/>
+          <w:trHeight w:val="0" w:hRule="atLeast"/>
           <w:tblHeader/>
           <w:jc w:val="center"/>
         </w:trPr>
@@ -4399,8 +4445,8 @@
           <w:tcPr>
             <w:tcW w:w="3090" w:type="dxa"/>
             <w:tcBorders>
-              <w:top w:val="single" w:sz="12" w:space="0" w:color="auto"/>
-              <w:left w:val="single" w:sz="12" w:space="0" w:color="auto"/>
+              <w:top w:val="single" w:color="auto" w:sz="12" w:space="0"/>
+              <w:left w:val="single" w:color="auto" w:sz="12" w:space="0"/>
               <w:bottom w:val="nil"/>
               <w:right w:val="nil"/>
             </w:tcBorders>
@@ -4424,10 +4470,10 @@
               <w:bidi w:val="0"/>
               <w:snapToGrid w:val="0"/>
               <w:spacing w:line="240" w:lineRule="auto"/>
-              <w:ind w:left="0" w:right="0" w:firstLine="0" w:leftChars="0" w:rightChars="0" w:firstLineChars="0"/>
+              <w:ind w:left="0" w:leftChars="0" w:right="0" w:rightChars="0" w:firstLine="0" w:firstLineChars="0"/>
               <w:jc w:val="center"/>
               <w:rPr>
-                <w:rFonts w:ascii="宋体" w:eastAsia="宋体" w:hAnsi="宋体" w:cs="宋体" w:hint="default"/>
+                <w:rFonts w:hint="default" w:ascii="宋体" w:hAnsi="宋体" w:eastAsia="宋体" w:cs="宋体"/>
                 <w:b/>
                 <w:bCs/>
                 <w:snapToGrid w:val="0"/>
@@ -4440,7 +4486,7 @@
             </w:pPr>
             <w:r>
               <w:rPr>
-                <w:rFonts w:ascii="宋体" w:eastAsia="宋体" w:hAnsi="宋体" w:cs="宋体" w:hint="eastAsia"/>
+                <w:rFonts w:hint="eastAsia" w:ascii="宋体" w:hAnsi="宋体" w:eastAsia="宋体" w:cs="宋体"/>
                 <w:b/>
                 <w:bCs/>
                 <w:sz w:val="18"/>
@@ -4454,8 +4500,8 @@
           <w:tcPr>
             <w:tcW w:w="0" w:type="auto"/>
             <w:tcBorders>
-              <w:top w:val="single" w:sz="12" w:space="0" w:color="auto"/>
-              <w:left w:val="single" w:sz="4" w:space="0" w:color="auto"/>
+              <w:top w:val="single" w:color="auto" w:sz="12" w:space="0"/>
+              <w:left w:val="single" w:color="auto" w:sz="4" w:space="0"/>
               <w:bottom w:val="nil"/>
               <w:right w:val="nil"/>
             </w:tcBorders>
@@ -4479,10 +4525,10 @@
               <w:bidi w:val="0"/>
               <w:snapToGrid w:val="0"/>
               <w:spacing w:line="240" w:lineRule="auto"/>
-              <w:ind w:left="0" w:right="0" w:firstLine="0" w:leftChars="0" w:rightChars="0" w:firstLineChars="0"/>
+              <w:ind w:left="0" w:leftChars="0" w:right="0" w:rightChars="0" w:firstLine="0" w:firstLineChars="0"/>
               <w:jc w:val="center"/>
               <w:rPr>
-                <w:rFonts w:ascii="宋体" w:eastAsia="宋体" w:hAnsi="宋体" w:cs="宋体" w:hint="default"/>
+                <w:rFonts w:hint="default" w:ascii="宋体" w:hAnsi="宋体" w:eastAsia="宋体" w:cs="宋体"/>
                 <w:b/>
                 <w:bCs/>
                 <w:snapToGrid w:val="0"/>
@@ -4495,7 +4541,7 @@
             </w:pPr>
             <w:r>
               <w:rPr>
-                <w:rFonts w:ascii="宋体" w:eastAsia="宋体" w:hAnsi="宋体" w:cs="宋体" w:hint="eastAsia"/>
+                <w:rFonts w:hint="eastAsia" w:ascii="宋体" w:hAnsi="宋体" w:eastAsia="宋体" w:cs="宋体"/>
                 <w:b/>
                 <w:bCs/>
                 <w:sz w:val="18"/>
@@ -4509,8 +4555,8 @@
           <w:tcPr>
             <w:tcW w:w="3473" w:type="dxa"/>
             <w:tcBorders>
-              <w:top w:val="single" w:sz="12" w:space="0" w:color="auto"/>
-              <w:left w:val="single" w:sz="4" w:space="0" w:color="auto"/>
+              <w:top w:val="single" w:color="auto" w:sz="12" w:space="0"/>
+              <w:left w:val="single" w:color="auto" w:sz="4" w:space="0"/>
               <w:bottom w:val="nil"/>
               <w:right w:val="nil"/>
             </w:tcBorders>
@@ -4534,10 +4580,10 @@
               <w:bidi w:val="0"/>
               <w:snapToGrid w:val="0"/>
               <w:spacing w:line="240" w:lineRule="auto"/>
-              <w:ind w:left="0" w:right="0" w:firstLine="0" w:leftChars="0" w:rightChars="0" w:firstLineChars="0"/>
+              <w:ind w:left="0" w:leftChars="0" w:right="0" w:rightChars="0" w:firstLine="0" w:firstLineChars="0"/>
               <w:jc w:val="center"/>
               <w:rPr>
-                <w:rFonts w:ascii="宋体" w:eastAsia="宋体" w:hAnsi="宋体" w:cs="宋体" w:hint="default"/>
+                <w:rFonts w:hint="default" w:ascii="宋体" w:hAnsi="宋体" w:eastAsia="宋体" w:cs="宋体"/>
                 <w:b/>
                 <w:bCs/>
                 <w:snapToGrid w:val="0"/>
@@ -4550,7 +4596,7 @@
             </w:pPr>
             <w:r>
               <w:rPr>
-                <w:rFonts w:ascii="宋体" w:eastAsia="宋体" w:hAnsi="宋体" w:cs="宋体" w:hint="eastAsia"/>
+                <w:rFonts w:hint="eastAsia" w:ascii="宋体" w:hAnsi="宋体" w:eastAsia="宋体" w:cs="宋体"/>
                 <w:b/>
                 <w:bCs/>
                 <w:sz w:val="18"/>
@@ -4564,10 +4610,10 @@
           <w:tcPr>
             <w:tcW w:w="957" w:type="dxa"/>
             <w:tcBorders>
-              <w:top w:val="single" w:sz="12" w:space="0" w:color="auto"/>
-              <w:left w:val="single" w:sz="4" w:space="0" w:color="auto"/>
+              <w:top w:val="single" w:color="auto" w:sz="12" w:space="0"/>
+              <w:left w:val="single" w:color="auto" w:sz="4" w:space="0"/>
               <w:bottom w:val="nil"/>
-              <w:right w:val="single" w:sz="12" w:space="0" w:color="auto"/>
+              <w:right w:val="single" w:color="auto" w:sz="12" w:space="0"/>
             </w:tcBorders>
             <w:shd w:val="clear" w:color="auto" w:fill="auto"/>
             <w:tcMar>
@@ -4589,10 +4635,10 @@
               <w:bidi w:val="0"/>
               <w:snapToGrid w:val="0"/>
               <w:spacing w:line="240" w:lineRule="auto"/>
-              <w:ind w:left="0" w:right="0" w:firstLine="0" w:leftChars="0" w:rightChars="0" w:firstLineChars="0"/>
+              <w:ind w:left="0" w:leftChars="0" w:right="0" w:rightChars="0" w:firstLine="0" w:firstLineChars="0"/>
               <w:jc w:val="center"/>
               <w:rPr>
-                <w:rFonts w:ascii="宋体" w:eastAsia="宋体" w:hAnsi="宋体" w:cs="宋体" w:hint="default"/>
+                <w:rFonts w:hint="default" w:ascii="宋体" w:hAnsi="宋体" w:eastAsia="宋体" w:cs="宋体"/>
                 <w:b/>
                 <w:bCs/>
                 <w:snapToGrid w:val="0"/>
@@ -4605,7 +4651,7 @@
             </w:pPr>
             <w:r>
               <w:rPr>
-                <w:rFonts w:ascii="宋体" w:eastAsia="宋体" w:hAnsi="宋体" w:cs="宋体" w:hint="eastAsia"/>
+                <w:rFonts w:hint="eastAsia" w:ascii="宋体" w:hAnsi="宋体" w:eastAsia="宋体" w:cs="宋体"/>
                 <w:b/>
                 <w:bCs/>
                 <w:sz w:val="18"/>
@@ -4618,8 +4664,14 @@
       </w:tr>
       <w:tr>
         <w:tblPrEx>
-          <w:tblW w:w="8522" w:type="dxa"/>
-          <w:jc w:val="center"/>
+          <w:tblBorders>
+            <w:top w:val="none" w:color="auto" w:sz="0" w:space="0"/>
+            <w:left w:val="none" w:color="auto" w:sz="0" w:space="0"/>
+            <w:bottom w:val="none" w:color="auto" w:sz="0" w:space="0"/>
+            <w:right w:val="none" w:color="auto" w:sz="0" w:space="0"/>
+            <w:insideH w:val="none" w:color="auto" w:sz="0" w:space="0"/>
+            <w:insideV w:val="none" w:color="auto" w:sz="0" w:space="0"/>
+          </w:tblBorders>
           <w:tblCellMar>
             <w:top w:w="0" w:type="dxa"/>
             <w:left w:w="108" w:type="dxa"/>
@@ -4628,16 +4680,16 @@
           </w:tblCellMar>
         </w:tblPrEx>
         <w:trPr>
-          <w:trHeight w:val="0"/>
+          <w:trHeight w:val="0" w:hRule="atLeast"/>
           <w:jc w:val="center"/>
         </w:trPr>
         <w:tc>
           <w:tcPr>
             <w:tcW w:w="3090" w:type="dxa"/>
             <w:tcBorders>
-              <w:top w:val="single" w:sz="4" w:space="0" w:color="auto"/>
-              <w:left w:val="single" w:sz="12" w:space="0" w:color="auto"/>
-              <w:bottom w:val="single" w:sz="12" w:space="0" w:color="auto"/>
+              <w:top w:val="single" w:color="auto" w:sz="4" w:space="0"/>
+              <w:left w:val="single" w:color="auto" w:sz="12" w:space="0"/>
+              <w:bottom w:val="single" w:color="auto" w:sz="12" w:space="0"/>
               <w:right w:val="nil"/>
             </w:tcBorders>
             <w:shd w:val="clear" w:color="auto" w:fill="auto"/>
@@ -4660,10 +4712,10 @@
               <w:bidi w:val="0"/>
               <w:snapToGrid w:val="0"/>
               <w:spacing w:line="240" w:lineRule="auto"/>
-              <w:ind w:left="0" w:right="0" w:firstLine="0" w:leftChars="0" w:rightChars="0" w:firstLineChars="0"/>
+              <w:ind w:left="0" w:leftChars="0" w:right="0" w:rightChars="0" w:firstLine="0" w:firstLineChars="0"/>
               <w:jc w:val="center"/>
               <w:rPr>
-                <w:rFonts w:ascii="宋体" w:eastAsia="宋体" w:hAnsi="宋体" w:cs="宋体" w:hint="default"/>
+                <w:rFonts w:hint="default" w:ascii="宋体" w:hAnsi="宋体" w:eastAsia="宋体" w:cs="宋体"/>
                 <w:b w:val="0"/>
                 <w:bCs w:val="0"/>
                 <w:snapToGrid w:val="0"/>
@@ -4676,7 +4728,7 @@
             </w:pPr>
             <w:r>
               <w:rPr>
-                <w:rFonts w:ascii="宋体" w:eastAsia="宋体" w:hAnsi="宋体" w:cs="宋体" w:hint="eastAsia"/>
+                <w:rFonts w:hint="eastAsia" w:ascii="宋体" w:hAnsi="宋体" w:eastAsia="宋体" w:cs="宋体"/>
                 <w:b w:val="0"/>
                 <w:bCs w:val="0"/>
                 <w:snapToGrid w:val="0"/>
@@ -4694,9 +4746,9 @@
           <w:tcPr>
             <w:tcW w:w="1002" w:type="dxa"/>
             <w:tcBorders>
-              <w:top w:val="single" w:sz="4" w:space="0" w:color="auto"/>
-              <w:left w:val="single" w:sz="4" w:space="0" w:color="auto"/>
-              <w:bottom w:val="single" w:sz="12" w:space="0" w:color="auto"/>
+              <w:top w:val="single" w:color="auto" w:sz="4" w:space="0"/>
+              <w:left w:val="single" w:color="auto" w:sz="4" w:space="0"/>
+              <w:bottom w:val="single" w:color="auto" w:sz="12" w:space="0"/>
               <w:right w:val="nil"/>
             </w:tcBorders>
             <w:shd w:val="clear" w:color="auto" w:fill="auto"/>
@@ -4719,10 +4771,10 @@
               <w:bidi w:val="0"/>
               <w:snapToGrid w:val="0"/>
               <w:spacing w:line="240" w:lineRule="auto"/>
-              <w:ind w:left="0" w:right="0" w:firstLine="0" w:leftChars="0" w:rightChars="0" w:firstLineChars="0"/>
+              <w:ind w:left="0" w:leftChars="0" w:right="0" w:rightChars="0" w:firstLine="0" w:firstLineChars="0"/>
               <w:jc w:val="center"/>
               <w:rPr>
-                <w:rFonts w:ascii="宋体" w:eastAsia="宋体" w:hAnsi="宋体" w:cs="宋体" w:hint="default"/>
+                <w:rFonts w:hint="default" w:ascii="宋体" w:hAnsi="宋体" w:eastAsia="宋体" w:cs="宋体"/>
                 <w:b w:val="0"/>
                 <w:bCs w:val="0"/>
                 <w:snapToGrid w:val="0"/>
@@ -4735,7 +4787,7 @@
             </w:pPr>
             <w:r>
               <w:rPr>
-                <w:rFonts w:ascii="宋体" w:eastAsia="宋体" w:hAnsi="宋体" w:cs="宋体" w:hint="eastAsia"/>
+                <w:rFonts w:hint="eastAsia" w:ascii="宋体" w:hAnsi="宋体" w:eastAsia="宋体" w:cs="宋体"/>
                 <w:b w:val="0"/>
                 <w:bCs w:val="0"/>
                 <w:snapToGrid w:val="0"/>
@@ -4753,9 +4805,9 @@
           <w:tcPr>
             <w:tcW w:w="3473" w:type="dxa"/>
             <w:tcBorders>
-              <w:top w:val="single" w:sz="4" w:space="0" w:color="auto"/>
-              <w:left w:val="single" w:sz="4" w:space="0" w:color="auto"/>
-              <w:bottom w:val="single" w:sz="12" w:space="0" w:color="auto"/>
+              <w:top w:val="single" w:color="auto" w:sz="4" w:space="0"/>
+              <w:left w:val="single" w:color="auto" w:sz="4" w:space="0"/>
+              <w:bottom w:val="single" w:color="auto" w:sz="12" w:space="0"/>
               <w:right w:val="nil"/>
             </w:tcBorders>
             <w:shd w:val="clear" w:color="auto" w:fill="auto"/>
@@ -4778,10 +4830,10 @@
               <w:bidi w:val="0"/>
               <w:snapToGrid w:val="0"/>
               <w:spacing w:line="240" w:lineRule="auto"/>
-              <w:ind w:left="0" w:right="0" w:firstLine="0" w:leftChars="0" w:rightChars="0" w:firstLineChars="0"/>
+              <w:ind w:left="0" w:leftChars="0" w:right="0" w:rightChars="0" w:firstLine="0" w:firstLineChars="0"/>
               <w:jc w:val="center"/>
               <w:rPr>
-                <w:rFonts w:ascii="宋体" w:eastAsia="宋体" w:hAnsi="宋体" w:cs="宋体" w:hint="default"/>
+                <w:rFonts w:hint="default" w:ascii="宋体" w:hAnsi="宋体" w:eastAsia="宋体" w:cs="宋体"/>
                 <w:b w:val="0"/>
                 <w:bCs w:val="0"/>
                 <w:snapToGrid w:val="0"/>
@@ -4794,7 +4846,7 @@
             </w:pPr>
             <w:r>
               <w:rPr>
-                <w:rFonts w:ascii="宋体" w:eastAsia="宋体" w:hAnsi="宋体" w:cs="宋体" w:hint="eastAsia"/>
+                <w:rFonts w:hint="eastAsia" w:ascii="宋体" w:hAnsi="宋体" w:eastAsia="宋体" w:cs="宋体"/>
                 <w:b w:val="0"/>
                 <w:bCs w:val="0"/>
                 <w:snapToGrid w:val="0"/>
@@ -4812,10 +4864,10 @@
           <w:tcPr>
             <w:tcW w:w="957" w:type="dxa"/>
             <w:tcBorders>
-              <w:top w:val="single" w:sz="4" w:space="0" w:color="auto"/>
-              <w:left w:val="single" w:sz="4" w:space="0" w:color="auto"/>
-              <w:bottom w:val="single" w:sz="12" w:space="0" w:color="auto"/>
-              <w:right w:val="single" w:sz="12" w:space="0" w:color="auto"/>
+              <w:top w:val="single" w:color="auto" w:sz="4" w:space="0"/>
+              <w:left w:val="single" w:color="auto" w:sz="4" w:space="0"/>
+              <w:bottom w:val="single" w:color="auto" w:sz="12" w:space="0"/>
+              <w:right w:val="single" w:color="auto" w:sz="12" w:space="0"/>
             </w:tcBorders>
             <w:shd w:val="clear" w:color="auto" w:fill="auto"/>
             <w:tcMar>
@@ -4837,10 +4889,10 @@
               <w:bidi w:val="0"/>
               <w:snapToGrid w:val="0"/>
               <w:spacing w:line="240" w:lineRule="auto"/>
-              <w:ind w:left="0" w:right="0" w:firstLine="0" w:leftChars="0" w:rightChars="0" w:firstLineChars="0"/>
+              <w:ind w:left="0" w:leftChars="0" w:right="0" w:rightChars="0" w:firstLine="0" w:firstLineChars="0"/>
               <w:jc w:val="center"/>
               <w:rPr>
-                <w:rFonts w:ascii="宋体" w:eastAsia="宋体" w:hAnsi="宋体" w:cs="宋体" w:hint="default"/>
+                <w:rFonts w:hint="default" w:ascii="宋体" w:hAnsi="宋体" w:eastAsia="宋体" w:cs="宋体"/>
                 <w:b w:val="0"/>
                 <w:bCs w:val="0"/>
                 <w:snapToGrid w:val="0"/>
@@ -4853,7 +4905,7 @@
             </w:pPr>
             <w:r>
               <w:rPr>
-                <w:rFonts w:ascii="宋体" w:eastAsia="宋体" w:hAnsi="宋体" w:cs="宋体" w:hint="eastAsia"/>
+                <w:rFonts w:hint="eastAsia" w:ascii="宋体" w:hAnsi="宋体" w:eastAsia="宋体" w:cs="宋体"/>
                 <w:b w:val="0"/>
                 <w:bCs w:val="0"/>
                 <w:snapToGrid w:val="0"/>
@@ -4871,7 +4923,7 @@
     </w:tbl>
     <w:p>
       <w:pPr>
-        <w:pStyle w:val="1"/>
+        <w:pStyle w:val="28"/>
         <w:keepNext w:val="0"/>
         <w:keepLines w:val="0"/>
         <w:pageBreakBefore w:val="0"/>
@@ -4880,19 +4932,19 @@
         <w:overflowPunct/>
         <w:bidi w:val="0"/>
         <w:rPr>
-          <w:rStyle w:val="1Char"/>
-          <w:rFonts w:eastAsia="宋体" w:hint="default"/>
+          <w:rStyle w:val="38"/>
+          <w:rFonts w:hint="default" w:eastAsia="宋体"/>
           <w:lang w:val="en-US" w:eastAsia="zh-CN"/>
         </w:rPr>
       </w:pPr>
       <w:bookmarkStart w:id="27" w:name="bookmark3"/>
       <w:bookmarkEnd w:id="27"/>
-      <w:bookmarkStart w:id="28" w:name="_Toc13258"/>
-      <w:bookmarkStart w:id="29" w:name="_Toc17424"/>
-      <w:r>
-        <w:rPr>
-          <w:rStyle w:val="1Char"/>
-          <w:rFonts w:eastAsia="宋体" w:hint="eastAsia"/>
+      <w:bookmarkStart w:id="28" w:name="_Toc17424"/>
+      <w:bookmarkStart w:id="29" w:name="_Toc13258"/>
+      <w:r>
+        <w:rPr>
+          <w:rStyle w:val="38"/>
+          <w:rFonts w:hint="eastAsia" w:eastAsia="宋体"/>
           <w:lang w:val="en-US" w:eastAsia="zh-CN"/>
         </w:rPr>
         <w:t>附则</w:t>
@@ -4920,17 +4972,17 @@
         <w:adjustRightInd w:val="0"/>
         <w:snapToGrid w:val="0"/>
         <w:spacing w:line="360" w:lineRule="auto"/>
-        <w:ind w:left="425" w:hanging="425" w:leftChars="0" w:firstLineChars="0"/>
+        <w:ind w:left="425" w:leftChars="0" w:hanging="425" w:firstLineChars="0"/>
         <w:textAlignment w:val="baseline"/>
         <w:rPr>
-          <w:rFonts w:ascii="宋体" w:eastAsia="宋体" w:hAnsi="宋体" w:cs="宋体"/>
+          <w:rFonts w:ascii="宋体" w:hAnsi="宋体" w:eastAsia="宋体" w:cs="宋体"/>
           <w:sz w:val="24"/>
           <w:szCs w:val="24"/>
         </w:rPr>
       </w:pPr>
       <w:r>
         <w:rPr>
-          <w:rFonts w:ascii="宋体" w:eastAsia="宋体" w:hAnsi="宋体" w:cs="宋体"/>
+          <w:rFonts w:ascii="宋体" w:hAnsi="宋体" w:eastAsia="宋体" w:cs="宋体"/>
           <w:spacing w:val="-1"/>
           <w:sz w:val="24"/>
           <w:szCs w:val="24"/>
@@ -4939,7 +4991,7 @@
       </w:r>
       <w:r>
         <w:rPr>
-          <w:rFonts w:ascii="宋体" w:eastAsia="宋体" w:hAnsi="宋体" w:cs="宋体" w:hint="eastAsia"/>
+          <w:rFonts w:hint="eastAsia" w:ascii="宋体" w:hAnsi="宋体" w:eastAsia="宋体" w:cs="宋体"/>
           <w:spacing w:val="-1"/>
           <w:sz w:val="24"/>
           <w:szCs w:val="24"/>
@@ -4949,15 +5001,13 @@
       </w:r>
       <w:r>
         <w:rPr>
-          <w:rFonts w:ascii="宋体" w:eastAsia="宋体" w:hAnsi="宋体" w:cs="宋体"/>
+          <w:rFonts w:ascii="宋体" w:hAnsi="宋体" w:eastAsia="宋体" w:cs="宋体"/>
           <w:spacing w:val="-1"/>
           <w:sz w:val="24"/>
           <w:szCs w:val="24"/>
         </w:rPr>
         <w:t>。</w:t>
       </w:r>
-      <w:bookmarkStart w:id="30" w:name="_GoBack"/>
-      <w:bookmarkEnd w:id="30"/>
     </w:p>
     <w:p>
       <w:pPr>
@@ -4979,7 +5029,7 @@
         <w:adjustRightInd w:val="0"/>
         <w:snapToGrid w:val="0"/>
         <w:spacing w:line="360" w:lineRule="auto"/>
-        <w:ind w:left="425" w:hanging="425" w:leftChars="0" w:firstLineChars="0"/>
+        <w:ind w:left="425" w:leftChars="0" w:hanging="425" w:firstLineChars="0"/>
         <w:textAlignment w:val="baseline"/>
         <w:rPr>
           <w:rFonts w:hint="default"/>
@@ -4988,7 +5038,7 @@
       </w:pPr>
       <w:r>
         <w:rPr>
-          <w:rFonts w:ascii="宋体" w:eastAsia="宋体" w:hAnsi="宋体" w:cs="宋体"/>
+          <w:rFonts w:ascii="宋体" w:hAnsi="宋体" w:eastAsia="宋体" w:cs="宋体"/>
           <w:spacing w:val="-2"/>
           <w:sz w:val="24"/>
           <w:szCs w:val="24"/>
@@ -4998,7 +5048,7 @@
     </w:p>
     <w:p>
       <w:pPr>
-        <w:pStyle w:val="1"/>
+        <w:pStyle w:val="28"/>
         <w:keepNext w:val="0"/>
         <w:keepLines w:val="0"/>
         <w:pageBreakBefore w:val="0"/>
@@ -5011,9 +5061,9 @@
           <w:lang w:val="en-US" w:eastAsia="zh-CN"/>
         </w:rPr>
       </w:pPr>
-      <w:bookmarkStart w:id="31" w:name="bookmark14"/>
-      <w:bookmarkEnd w:id="31"/>
-      <w:bookmarkStart w:id="32" w:name="_Toc20219"/>
+      <w:bookmarkStart w:id="30" w:name="bookmark14"/>
+      <w:bookmarkEnd w:id="30"/>
+      <w:bookmarkStart w:id="31" w:name="_Toc20219"/>
       <w:r>
         <w:rPr>
           <w:rFonts w:hint="eastAsia"/>
@@ -5021,11 +5071,11 @@
         </w:rPr>
         <w:t>附件</w:t>
       </w:r>
-      <w:bookmarkEnd w:id="32"/>
+      <w:bookmarkEnd w:id="31"/>
     </w:p>
     <w:p>
       <w:pPr>
-        <w:pStyle w:val="1"/>
+        <w:pStyle w:val="28"/>
         <w:keepNext w:val="0"/>
         <w:keepLines w:val="0"/>
         <w:pageBreakBefore w:val="0"/>
@@ -5038,7 +5088,7 @@
           <w:lang w:val="en-US" w:eastAsia="zh-CN"/>
         </w:rPr>
       </w:pPr>
-      <w:bookmarkStart w:id="33" w:name="_Toc23180"/>
+      <w:bookmarkStart w:id="32" w:name="_Toc23180"/>
       <w:r>
         <w:rPr>
           <w:rFonts w:hint="eastAsia"/>
@@ -5046,11 +5096,11 @@
         </w:rPr>
         <w:t>记录</w:t>
       </w:r>
-      <w:bookmarkEnd w:id="33"/>
+      <w:bookmarkEnd w:id="32"/>
     </w:p>
     <w:p>
       <w:pPr>
-        <w:pStyle w:val="a3"/>
+        <w:pStyle w:val="39"/>
         <w:keepNext w:val="0"/>
         <w:keepLines w:val="0"/>
         <w:pageBreakBefore w:val="0"/>
@@ -5068,33 +5118,83 @@
       </w:r>
     </w:p>
     <w:sectPr>
-      <w:headerReference w:type="default" r:id="rId4"/>
+      <w:headerReference r:id="rId5" w:type="default"/>
       <w:pgSz w:w="11906" w:h="16838"/>
       <w:pgMar w:top="1417" w:right="1800" w:bottom="1440" w:left="1800" w:header="1140" w:footer="992" w:gutter="0"/>
-      <w:cols w:num="1" w:space="425"/>
+      <w:cols w:space="425" w:num="1"/>
       <w:docGrid w:type="lines" w:linePitch="312" w:charSpace="0"/>
     </w:sectPr>
   </w:body>
 </w:document>
 </file>
 
+<file path=word/endnotes.xml><?xml version="1.0" encoding="utf-8"?>
+<w:endnotes xmlns:wpc="http://schemas.microsoft.com/office/word/2010/wordprocessingCanvas" xmlns:mc="http://schemas.openxmlformats.org/markup-compatibility/2006" xmlns:o="urn:schemas-microsoft-com:office:office" xmlns:r="http://schemas.openxmlformats.org/officeDocument/2006/relationships" xmlns:m="http://schemas.openxmlformats.org/officeDocument/2006/math" xmlns:v="urn:schemas-microsoft-com:vml" xmlns:wp14="http://schemas.microsoft.com/office/word/2010/wordprocessingDrawing" xmlns:wp="http://schemas.openxmlformats.org/drawingml/2006/wordprocessingDrawing" xmlns:w="http://schemas.openxmlformats.org/wordprocessingml/2006/main" xmlns:w14="http://schemas.microsoft.com/office/word/2010/wordml" xmlns:w15="http://schemas.microsoft.com/office/word/2012/wordml" xmlns:w10="urn:schemas-microsoft-com:office:word" xmlns:wpg="http://schemas.microsoft.com/office/word/2010/wordprocessingGroup" xmlns:wpi="http://schemas.microsoft.com/office/word/2010/wordprocessingInk" xmlns:wne="http://schemas.microsoft.com/office/word/2006/wordml" xmlns:wps="http://schemas.microsoft.com/office/word/2010/wordprocessingShape" xmlns:wpsCustomData="http://www.wps.cn/officeDocument/2013/wpsCustomData" mc:Ignorable="w14 w15 wp14">
+  <w:endnote w:type="separator" w:id="0">
+    <w:p>
+      <w:pPr>
+        <w:spacing w:line="240" w:lineRule="auto"/>
+      </w:pPr>
+      <w:r>
+        <w:separator/>
+      </w:r>
+    </w:p>
+  </w:endnote>
+  <w:endnote w:type="continuationSeparator" w:id="1">
+    <w:p>
+      <w:pPr>
+        <w:spacing w:line="240" w:lineRule="auto"/>
+      </w:pPr>
+      <w:r>
+        <w:continuationSeparator/>
+      </w:r>
+    </w:p>
+  </w:endnote>
+</w:endnotes>
+</file>
+
+<file path=word/footnotes.xml><?xml version="1.0" encoding="utf-8"?>
+<w:footnotes xmlns:wpc="http://schemas.microsoft.com/office/word/2010/wordprocessingCanvas" xmlns:mc="http://schemas.openxmlformats.org/markup-compatibility/2006" xmlns:o="urn:schemas-microsoft-com:office:office" xmlns:r="http://schemas.openxmlformats.org/officeDocument/2006/relationships" xmlns:m="http://schemas.openxmlformats.org/officeDocument/2006/math" xmlns:v="urn:schemas-microsoft-com:vml" xmlns:wp14="http://schemas.microsoft.com/office/word/2010/wordprocessingDrawing" xmlns:wp="http://schemas.openxmlformats.org/drawingml/2006/wordprocessingDrawing" xmlns:w="http://schemas.openxmlformats.org/wordprocessingml/2006/main" xmlns:w14="http://schemas.microsoft.com/office/word/2010/wordml" xmlns:w15="http://schemas.microsoft.com/office/word/2012/wordml" xmlns:w10="urn:schemas-microsoft-com:office:word" xmlns:wpg="http://schemas.microsoft.com/office/word/2010/wordprocessingGroup" xmlns:wpi="http://schemas.microsoft.com/office/word/2010/wordprocessingInk" xmlns:wne="http://schemas.microsoft.com/office/word/2006/wordml" xmlns:wps="http://schemas.microsoft.com/office/word/2010/wordprocessingShape" xmlns:wpsCustomData="http://www.wps.cn/officeDocument/2013/wpsCustomData" mc:Ignorable="w14 w15 wp14">
+  <w:footnote w:type="separator" w:id="0">
+    <w:p>
+      <w:pPr>
+        <w:spacing w:line="360" w:lineRule="auto"/>
+      </w:pPr>
+      <w:r>
+        <w:separator/>
+      </w:r>
+    </w:p>
+  </w:footnote>
+  <w:footnote w:type="continuationSeparator" w:id="1">
+    <w:p>
+      <w:pPr>
+        <w:spacing w:line="360" w:lineRule="auto"/>
+      </w:pPr>
+      <w:r>
+        <w:continuationSeparator/>
+      </w:r>
+    </w:p>
+  </w:footnote>
+</w:footnotes>
+</file>
+
 <file path=word/header1.xml><?xml version="1.0" encoding="utf-8"?>
-<w:hdr xmlns:wpc="http://schemas.microsoft.com/office/word/2010/wordprocessingCanvas" xmlns:mc="http://schemas.openxmlformats.org/markup-compatibility/2006" xmlns:o="urn:schemas-microsoft-com:office:office" xmlns:r="http://schemas.openxmlformats.org/officeDocument/2006/relationships" xmlns:m="http://schemas.openxmlformats.org/officeDocument/2006/math" xmlns:v="urn:schemas-microsoft-com:vml" xmlns:wp14="http://schemas.microsoft.com/office/word/2010/wordprocessingDrawing" xmlns:wp="http://schemas.openxmlformats.org/drawingml/2006/wordprocessingDrawing" xmlns:w10="urn:schemas-microsoft-com:office:word" xmlns:w="http://schemas.openxmlformats.org/wordprocessingml/2006/main" xmlns:w14="http://schemas.microsoft.com/office/word/2010/wordml" xmlns:w15="http://schemas.microsoft.com/office/word/2012/wordml" xmlns:wne="http://schemas.microsoft.com/office/word/2006/wordml" xmlns:wpg="http://schemas.microsoft.com/office/word/2010/wordprocessingGroup" xmlns:wpi="http://schemas.microsoft.com/office/word/2010/wordprocessingInk" xmlns:wps="http://schemas.microsoft.com/office/word/2010/wordprocessingShape" mc:Ignorable="w14 w15 wp14">
+<w:hdr xmlns:wpc="http://schemas.microsoft.com/office/word/2010/wordprocessingCanvas" xmlns:mc="http://schemas.openxmlformats.org/markup-compatibility/2006" xmlns:o="urn:schemas-microsoft-com:office:office" xmlns:r="http://schemas.openxmlformats.org/officeDocument/2006/relationships" xmlns:m="http://schemas.openxmlformats.org/officeDocument/2006/math" xmlns:v="urn:schemas-microsoft-com:vml" xmlns:wp14="http://schemas.microsoft.com/office/word/2010/wordprocessingDrawing" xmlns:wp="http://schemas.openxmlformats.org/drawingml/2006/wordprocessingDrawing" xmlns:w10="urn:schemas-microsoft-com:office:word" xmlns:w="http://schemas.openxmlformats.org/wordprocessingml/2006/main" xmlns:w14="http://schemas.microsoft.com/office/word/2010/wordml" xmlns:w15="http://schemas.microsoft.com/office/word/2012/wordml" xmlns:wpg="http://schemas.microsoft.com/office/word/2010/wordprocessingGroup" xmlns:wpi="http://schemas.microsoft.com/office/word/2010/wordprocessingInk" xmlns:wne="http://schemas.microsoft.com/office/word/2006/wordml" xmlns:wps="http://schemas.microsoft.com/office/word/2010/wordprocessingShape" xmlns:wpsCustomData="http://www.wps.cn/officeDocument/2013/wpsCustomData" mc:Ignorable="w14 w15 wp14">
   <w:p>
     <w:pPr>
-      <w:pStyle w:val="Header"/>
+      <w:pStyle w:val="15"/>
       <w:pBdr>
-        <w:bottom w:val="single" w:sz="4" w:space="1" w:color="auto"/>
+        <w:bottom w:val="single" w:color="auto" w:sz="4" w:space="1"/>
       </w:pBdr>
       <w:jc w:val="right"/>
       <w:rPr>
-        <w:rFonts w:eastAsiaTheme="minorEastAsia" w:hint="eastAsia"/>
+        <w:rFonts w:hint="eastAsia" w:eastAsiaTheme="minorEastAsia"/>
         <w:lang w:eastAsia="zh-CN"/>
       </w:rPr>
     </w:pPr>
     <w:r>
       <w:rPr>
-        <w:rFonts w:eastAsiaTheme="minorEastAsia" w:hint="eastAsia"/>
+        <w:rFonts w:hint="eastAsia" w:eastAsiaTheme="minorEastAsia"/>
         <w:lang w:eastAsia="zh-CN"/>
       </w:rPr>
       <w:t>天津通海信息技术有限公司</w:t>
@@ -5104,12 +5204,12 @@
 </file>
 
 <file path=word/numbering.xml><?xml version="1.0" encoding="utf-8"?>
-<w:numbering xmlns:wpc="http://schemas.microsoft.com/office/word/2010/wordprocessingCanvas" xmlns:mc="http://schemas.openxmlformats.org/markup-compatibility/2006" xmlns:o="urn:schemas-microsoft-com:office:office" xmlns:r="http://schemas.openxmlformats.org/officeDocument/2006/relationships" xmlns:m="http://schemas.openxmlformats.org/officeDocument/2006/math" xmlns:v="urn:schemas-microsoft-com:vml" xmlns:wp14="http://schemas.microsoft.com/office/word/2010/wordprocessingDrawing" xmlns:wp="http://schemas.openxmlformats.org/drawingml/2006/wordprocessingDrawing" xmlns:w10="urn:schemas-microsoft-com:office:word" xmlns:w="http://schemas.openxmlformats.org/wordprocessingml/2006/main" xmlns:w14="http://schemas.microsoft.com/office/word/2010/wordml" xmlns:w15="http://schemas.microsoft.com/office/word/2012/wordml" xmlns:wne="http://schemas.microsoft.com/office/word/2006/wordml" xmlns:wpg="http://schemas.microsoft.com/office/word/2010/wordprocessingGroup" xmlns:wpi="http://schemas.microsoft.com/office/word/2010/wordprocessingInk" xmlns:wps="http://schemas.microsoft.com/office/word/2010/wordprocessingShape" mc:Ignorable="w14 w15 wp14">
+<w:numbering xmlns:wpc="http://schemas.microsoft.com/office/word/2010/wordprocessingCanvas" xmlns:mc="http://schemas.openxmlformats.org/markup-compatibility/2006" xmlns:o="urn:schemas-microsoft-com:office:office" xmlns:r="http://schemas.openxmlformats.org/officeDocument/2006/relationships" xmlns:m="http://schemas.openxmlformats.org/officeDocument/2006/math" xmlns:v="urn:schemas-microsoft-com:vml" xmlns:wp14="http://schemas.microsoft.com/office/word/2010/wordprocessingDrawing" xmlns:wp="http://schemas.openxmlformats.org/drawingml/2006/wordprocessingDrawing" xmlns:w10="urn:schemas-microsoft-com:office:word" xmlns:w="http://schemas.openxmlformats.org/wordprocessingml/2006/main" xmlns:w14="http://schemas.microsoft.com/office/word/2010/wordml" xmlns:wpg="http://schemas.microsoft.com/office/word/2010/wordprocessingGroup" xmlns:wpi="http://schemas.microsoft.com/office/word/2010/wordprocessingInk" xmlns:wne="http://schemas.microsoft.com/office/word/2006/wordml" xmlns:wps="http://schemas.microsoft.com/office/word/2010/wordprocessingShape" xmlns:wpsCustomData="http://www.wps.cn/officeDocument/2013/wpsCustomData" mc:Ignorable="w14 wp14">
   <w:abstractNum w:abstractNumId="0">
     <w:nsid w:val="80C37908"/>
     <w:multiLevelType w:val="singleLevel"/>
     <w:tmpl w:val="80C37908"/>
-    <w:lvl w:ilvl="0">
+    <w:lvl w:ilvl="0" w:tentative="0">
       <w:start w:val="1"/>
       <w:numFmt w:val="decimal"/>
       <w:lvlText w:val="%1."/>
@@ -5126,10 +5226,10 @@
     <w:nsid w:val="8E964DCE"/>
     <w:multiLevelType w:val="multilevel"/>
     <w:tmpl w:val="8E964DCE"/>
-    <w:lvl w:ilvl="0">
+    <w:lvl w:ilvl="0" w:tentative="0">
       <w:start w:val="1"/>
       <w:numFmt w:val="decimal"/>
-      <w:pStyle w:val="Heading1"/>
+      <w:pStyle w:val="2"/>
       <w:lvlText w:val="%1."/>
       <w:lvlJc w:val="left"/>
       <w:pPr>
@@ -5139,10 +5239,10 @@
         <w:rFonts w:hint="default"/>
       </w:rPr>
     </w:lvl>
-    <w:lvl w:ilvl="1">
+    <w:lvl w:ilvl="1" w:tentative="0">
       <w:start w:val="1"/>
       <w:numFmt w:val="decimal"/>
-      <w:pStyle w:val="Heading2"/>
+      <w:pStyle w:val="3"/>
       <w:lvlText w:val="%1.%2."/>
       <w:lvlJc w:val="left"/>
       <w:pPr>
@@ -5152,10 +5252,10 @@
         <w:rFonts w:hint="default"/>
       </w:rPr>
     </w:lvl>
-    <w:lvl w:ilvl="2">
+    <w:lvl w:ilvl="2" w:tentative="0">
       <w:start w:val="1"/>
       <w:numFmt w:val="decimal"/>
-      <w:pStyle w:val="Heading3"/>
+      <w:pStyle w:val="4"/>
       <w:lvlText w:val="%1.%2.%3."/>
       <w:lvlJc w:val="left"/>
       <w:pPr>
@@ -5165,10 +5265,10 @@
         <w:rFonts w:hint="default"/>
       </w:rPr>
     </w:lvl>
-    <w:lvl w:ilvl="3">
+    <w:lvl w:ilvl="3" w:tentative="0">
       <w:start w:val="1"/>
       <w:numFmt w:val="decimal"/>
-      <w:pStyle w:val="Heading4"/>
+      <w:pStyle w:val="5"/>
       <w:lvlText w:val="%1.%2.%3.%4."/>
       <w:lvlJc w:val="left"/>
       <w:pPr>
@@ -5178,10 +5278,10 @@
         <w:rFonts w:hint="default"/>
       </w:rPr>
     </w:lvl>
-    <w:lvl w:ilvl="4">
+    <w:lvl w:ilvl="4" w:tentative="0">
       <w:start w:val="1"/>
       <w:numFmt w:val="decimal"/>
-      <w:pStyle w:val="Heading5"/>
+      <w:pStyle w:val="6"/>
       <w:lvlText w:val="%1.%2.%3.%4.%5."/>
       <w:lvlJc w:val="left"/>
       <w:pPr>
@@ -5191,10 +5291,10 @@
         <w:rFonts w:hint="default"/>
       </w:rPr>
     </w:lvl>
-    <w:lvl w:ilvl="5">
+    <w:lvl w:ilvl="5" w:tentative="0">
       <w:start w:val="1"/>
       <w:numFmt w:val="decimal"/>
-      <w:pStyle w:val="Heading6"/>
+      <w:pStyle w:val="7"/>
       <w:lvlText w:val="%1.%2.%3.%4.%5.%6."/>
       <w:lvlJc w:val="left"/>
       <w:pPr>
@@ -5204,10 +5304,10 @@
         <w:rFonts w:hint="default"/>
       </w:rPr>
     </w:lvl>
-    <w:lvl w:ilvl="6">
+    <w:lvl w:ilvl="6" w:tentative="0">
       <w:start w:val="1"/>
       <w:numFmt w:val="decimal"/>
-      <w:pStyle w:val="Heading7"/>
+      <w:pStyle w:val="8"/>
       <w:lvlText w:val="%1.%2.%3.%4.%5.%6.%7."/>
       <w:lvlJc w:val="left"/>
       <w:pPr>
@@ -5217,10 +5317,10 @@
         <w:rFonts w:hint="default"/>
       </w:rPr>
     </w:lvl>
-    <w:lvl w:ilvl="7">
+    <w:lvl w:ilvl="7" w:tentative="0">
       <w:start w:val="1"/>
       <w:numFmt w:val="decimal"/>
-      <w:pStyle w:val="Heading8"/>
+      <w:pStyle w:val="9"/>
       <w:lvlText w:val="%1.%2.%3.%4.%5.%6.%7.%8."/>
       <w:lvlJc w:val="left"/>
       <w:pPr>
@@ -5230,10 +5330,10 @@
         <w:rFonts w:hint="default"/>
       </w:rPr>
     </w:lvl>
-    <w:lvl w:ilvl="8">
+    <w:lvl w:ilvl="8" w:tentative="0">
       <w:start w:val="1"/>
       <w:numFmt w:val="decimal"/>
-      <w:pStyle w:val="Heading9"/>
+      <w:pStyle w:val="10"/>
       <w:lvlText w:val="%1.%2.%3.%4.%5.%6.%7.%8.%9."/>
       <w:lvlJc w:val="left"/>
       <w:pPr>
@@ -5248,7 +5348,7 @@
     <w:nsid w:val="F14D7F3D"/>
     <w:multiLevelType w:val="singleLevel"/>
     <w:tmpl w:val="F14D7F3D"/>
-    <w:lvl w:ilvl="0">
+    <w:lvl w:ilvl="0" w:tentative="0">
       <w:start w:val="1"/>
       <w:numFmt w:val="decimal"/>
       <w:lvlText w:val="%1."/>
@@ -5265,7 +5365,7 @@
     <w:nsid w:val="F9539CF3"/>
     <w:multiLevelType w:val="singleLevel"/>
     <w:tmpl w:val="F9539CF3"/>
-    <w:lvl w:ilvl="0">
+    <w:lvl w:ilvl="0" w:tentative="0">
       <w:start w:val="1"/>
       <w:numFmt w:val="decimal"/>
       <w:lvlText w:val="%1."/>
@@ -5294,267 +5394,269 @@
 </file>
 
 <file path=word/styles.xml><?xml version="1.0" encoding="utf-8"?>
-<w:styles xmlns:mc="http://schemas.openxmlformats.org/markup-compatibility/2006" xmlns:r="http://schemas.openxmlformats.org/officeDocument/2006/relationships" xmlns:w="http://schemas.openxmlformats.org/wordprocessingml/2006/main" xmlns:w14="http://schemas.microsoft.com/office/word/2010/wordml" xmlns:w15="http://schemas.microsoft.com/office/word/2012/wordml" mc:Ignorable="w14 w15">
+<w:styles xmlns:mc="http://schemas.openxmlformats.org/markup-compatibility/2006" xmlns:o="urn:schemas-microsoft-com:office:office" xmlns:r="http://schemas.openxmlformats.org/officeDocument/2006/relationships" xmlns:m="http://schemas.openxmlformats.org/officeDocument/2006/math" xmlns:v="urn:schemas-microsoft-com:vml" xmlns:w="http://schemas.openxmlformats.org/wordprocessingml/2006/main" xmlns:w14="http://schemas.microsoft.com/office/word/2010/wordml" xmlns:w10="urn:schemas-microsoft-com:office:word" xmlns:sl="http://schemas.openxmlformats.org/schemaLibrary/2006/main" xmlns:wpsCustomData="http://www.wps.cn/officeDocument/2013/wpsCustomData" mc:Ignorable="w14">
   <w:docDefaults>
     <w:rPrDefault>
       <w:rPr>
-        <w:rFonts w:ascii="Times New Roman" w:eastAsia="宋体" w:hAnsi="Times New Roman" w:cs="Times New Roman"/>
+        <w:rFonts w:ascii="Times New Roman" w:hAnsi="Times New Roman" w:eastAsia="宋体" w:cs="Times New Roman"/>
       </w:rPr>
     </w:rPrDefault>
     <w:pPrDefault/>
   </w:docDefaults>
-  <w:latentStyles w:defLockedState="0" w:defUIPriority="99" w:defSemiHidden="1" w:defUnhideWhenUsed="1" w:defQFormat="0" w:count="260">
-    <w:lsdException w:name="Normal" w:semiHidden="0" w:uiPriority="0" w:unhideWhenUsed="0" w:qFormat="1"/>
-    <w:lsdException w:name="heading 1" w:semiHidden="0" w:uiPriority="0" w:unhideWhenUsed="0" w:qFormat="1"/>
-    <w:lsdException w:name="heading 2" w:semiHidden="0" w:uiPriority="0" w:qFormat="1"/>
-    <w:lsdException w:name="heading 3" w:uiPriority="0" w:qFormat="1"/>
-    <w:lsdException w:name="heading 4" w:semiHidden="0" w:uiPriority="0" w:qFormat="1"/>
-    <w:lsdException w:name="heading 5" w:uiPriority="0" w:qFormat="1"/>
-    <w:lsdException w:name="heading 6" w:uiPriority="0" w:qFormat="1"/>
-    <w:lsdException w:name="heading 7" w:uiPriority="0" w:qFormat="1"/>
-    <w:lsdException w:name="heading 8" w:uiPriority="0" w:qFormat="1"/>
-    <w:lsdException w:name="heading 9" w:uiPriority="0" w:qFormat="1"/>
-    <w:lsdException w:name="index 1" w:semiHidden="0" w:uiPriority="0" w:unhideWhenUsed="0"/>
-    <w:lsdException w:name="index 2" w:semiHidden="0" w:uiPriority="0" w:unhideWhenUsed="0"/>
-    <w:lsdException w:name="index 3" w:semiHidden="0" w:uiPriority="0" w:unhideWhenUsed="0"/>
-    <w:lsdException w:name="index 4" w:semiHidden="0" w:uiPriority="0" w:unhideWhenUsed="0"/>
-    <w:lsdException w:name="index 5" w:semiHidden="0" w:uiPriority="0" w:unhideWhenUsed="0"/>
-    <w:lsdException w:name="index 6" w:semiHidden="0" w:uiPriority="0" w:unhideWhenUsed="0"/>
-    <w:lsdException w:name="index 7" w:semiHidden="0" w:uiPriority="0" w:unhideWhenUsed="0"/>
-    <w:lsdException w:name="index 8" w:semiHidden="0" w:uiPriority="0" w:unhideWhenUsed="0"/>
-    <w:lsdException w:name="index 9" w:semiHidden="0" w:uiPriority="0" w:unhideWhenUsed="0"/>
-    <w:lsdException w:name="toc 1" w:semiHidden="0" w:uiPriority="0" w:unhideWhenUsed="0" w:qFormat="1"/>
-    <w:lsdException w:name="toc 2" w:semiHidden="0" w:uiPriority="0" w:unhideWhenUsed="0" w:qFormat="1"/>
-    <w:lsdException w:name="toc 3" w:semiHidden="0" w:uiPriority="0" w:unhideWhenUsed="0" w:qFormat="1"/>
-    <w:lsdException w:name="toc 4" w:semiHidden="0" w:uiPriority="0" w:unhideWhenUsed="0"/>
-    <w:lsdException w:name="toc 5" w:semiHidden="0" w:uiPriority="0" w:unhideWhenUsed="0"/>
-    <w:lsdException w:name="toc 6" w:semiHidden="0" w:uiPriority="0" w:unhideWhenUsed="0"/>
-    <w:lsdException w:name="toc 7" w:semiHidden="0" w:uiPriority="0" w:unhideWhenUsed="0"/>
-    <w:lsdException w:name="toc 8" w:semiHidden="0" w:uiPriority="0" w:unhideWhenUsed="0"/>
-    <w:lsdException w:name="toc 9" w:semiHidden="0" w:uiPriority="0" w:unhideWhenUsed="0"/>
-    <w:lsdException w:name="Normal Indent" w:semiHidden="0" w:uiPriority="0" w:unhideWhenUsed="0"/>
-    <w:lsdException w:name="footnote text" w:semiHidden="0" w:uiPriority="0" w:unhideWhenUsed="0"/>
-    <w:lsdException w:name="annotation text" w:semiHidden="0" w:uiPriority="0" w:unhideWhenUsed="0" w:qFormat="1"/>
-    <w:lsdException w:name="header" w:semiHidden="0" w:uiPriority="0" w:unhideWhenUsed="0" w:qFormat="1"/>
-    <w:lsdException w:name="footer" w:semiHidden="0" w:uiPriority="0" w:unhideWhenUsed="0" w:qFormat="1"/>
-    <w:lsdException w:name="index heading" w:semiHidden="0" w:uiPriority="0" w:unhideWhenUsed="0"/>
-    <w:lsdException w:name="caption" w:uiPriority="0" w:qFormat="1"/>
-    <w:lsdException w:name="table of figures" w:semiHidden="0" w:uiPriority="0" w:unhideWhenUsed="0"/>
-    <w:lsdException w:name="envelope address" w:semiHidden="0" w:uiPriority="0" w:unhideWhenUsed="0"/>
-    <w:lsdException w:name="envelope return" w:semiHidden="0" w:uiPriority="0" w:unhideWhenUsed="0"/>
-    <w:lsdException w:name="footnote reference" w:semiHidden="0" w:uiPriority="0" w:unhideWhenUsed="0"/>
-    <w:lsdException w:name="annotation reference" w:semiHidden="0" w:uiPriority="0" w:unhideWhenUsed="0"/>
-    <w:lsdException w:name="line number" w:semiHidden="0" w:uiPriority="0" w:unhideWhenUsed="0"/>
-    <w:lsdException w:name="page number" w:semiHidden="0" w:uiPriority="0" w:unhideWhenUsed="0"/>
-    <w:lsdException w:name="endnote reference" w:semiHidden="0" w:uiPriority="0" w:unhideWhenUsed="0"/>
-    <w:lsdException w:name="endnote text" w:semiHidden="0" w:uiPriority="0" w:unhideWhenUsed="0"/>
-    <w:lsdException w:name="table of authorities" w:semiHidden="0" w:uiPriority="0" w:unhideWhenUsed="0"/>
-    <w:lsdException w:name="macro" w:semiHidden="0" w:uiPriority="0" w:unhideWhenUsed="0"/>
-    <w:lsdException w:name="toa heading" w:semiHidden="0" w:uiPriority="0" w:unhideWhenUsed="0"/>
-    <w:lsdException w:name="List" w:semiHidden="0" w:uiPriority="0" w:unhideWhenUsed="0"/>
-    <w:lsdException w:name="List Bullet" w:semiHidden="0" w:uiPriority="0" w:unhideWhenUsed="0"/>
-    <w:lsdException w:name="List Number" w:semiHidden="0" w:uiPriority="0" w:unhideWhenUsed="0"/>
-    <w:lsdException w:name="List 2" w:semiHidden="0" w:uiPriority="0" w:unhideWhenUsed="0"/>
-    <w:lsdException w:name="List 3" w:semiHidden="0" w:uiPriority="0" w:unhideWhenUsed="0"/>
-    <w:lsdException w:name="List 4" w:semiHidden="0" w:uiPriority="0" w:unhideWhenUsed="0"/>
-    <w:lsdException w:name="List 5" w:semiHidden="0" w:uiPriority="0" w:unhideWhenUsed="0"/>
-    <w:lsdException w:name="List Bullet 2" w:semiHidden="0" w:uiPriority="0" w:unhideWhenUsed="0"/>
-    <w:lsdException w:name="List Bullet 3" w:semiHidden="0" w:uiPriority="0" w:unhideWhenUsed="0"/>
-    <w:lsdException w:name="List Bullet 4" w:semiHidden="0" w:uiPriority="0" w:unhideWhenUsed="0"/>
-    <w:lsdException w:name="List Bullet 5" w:semiHidden="0" w:uiPriority="0" w:unhideWhenUsed="0"/>
-    <w:lsdException w:name="List Number 2" w:semiHidden="0" w:uiPriority="0" w:unhideWhenUsed="0"/>
-    <w:lsdException w:name="List Number 3" w:semiHidden="0" w:uiPriority="0" w:unhideWhenUsed="0"/>
-    <w:lsdException w:name="List Number 4" w:semiHidden="0" w:uiPriority="0" w:unhideWhenUsed="0"/>
-    <w:lsdException w:name="List Number 5" w:semiHidden="0" w:uiPriority="0" w:unhideWhenUsed="0"/>
-    <w:lsdException w:name="Title" w:semiHidden="0" w:uiPriority="0" w:unhideWhenUsed="0" w:qFormat="1"/>
-    <w:lsdException w:name="Closing" w:semiHidden="0" w:uiPriority="0" w:unhideWhenUsed="0"/>
-    <w:lsdException w:name="Signature" w:semiHidden="0" w:uiPriority="0" w:unhideWhenUsed="0"/>
-    <w:lsdException w:name="Default Paragraph Font" w:uiPriority="0" w:unhideWhenUsed="0" w:qFormat="1"/>
-    <w:lsdException w:name="Body Text" w:uiPriority="0" w:unhideWhenUsed="0" w:qFormat="1"/>
-    <w:lsdException w:name="Body Text Indent" w:semiHidden="0" w:uiPriority="0" w:unhideWhenUsed="0"/>
-    <w:lsdException w:name="List Continue" w:semiHidden="0" w:uiPriority="0" w:unhideWhenUsed="0"/>
-    <w:lsdException w:name="List Continue 2" w:semiHidden="0" w:uiPriority="0" w:unhideWhenUsed="0"/>
-    <w:lsdException w:name="List Continue 3" w:semiHidden="0" w:uiPriority="0" w:unhideWhenUsed="0"/>
-    <w:lsdException w:name="List Continue 4" w:semiHidden="0" w:uiPriority="0" w:unhideWhenUsed="0"/>
-    <w:lsdException w:name="List Continue 5" w:semiHidden="0" w:uiPriority="0" w:unhideWhenUsed="0"/>
-    <w:lsdException w:name="Message Header" w:semiHidden="0" w:uiPriority="0" w:unhideWhenUsed="0"/>
-    <w:lsdException w:name="Subtitle" w:semiHidden="0" w:uiPriority="0" w:unhideWhenUsed="0" w:qFormat="1"/>
-    <w:lsdException w:name="Salutation" w:semiHidden="0" w:uiPriority="0" w:unhideWhenUsed="0"/>
-    <w:lsdException w:name="Date" w:semiHidden="0" w:uiPriority="0" w:unhideWhenUsed="0"/>
-    <w:lsdException w:name="Body Text First Indent" w:semiHidden="0" w:uiPriority="0" w:unhideWhenUsed="0"/>
-    <w:lsdException w:name="Body Text First Indent 2" w:semiHidden="0" w:uiPriority="0" w:unhideWhenUsed="0"/>
-    <w:lsdException w:name="Body Text 2" w:semiHidden="0" w:uiPriority="0" w:unhideWhenUsed="0"/>
-    <w:lsdException w:name="Body Text 3" w:semiHidden="0" w:uiPriority="0" w:unhideWhenUsed="0"/>
-    <w:lsdException w:name="Body Text Indent 2" w:semiHidden="0" w:uiPriority="0" w:unhideWhenUsed="0"/>
-    <w:lsdException w:name="Body Text Indent 3" w:semiHidden="0" w:uiPriority="0" w:unhideWhenUsed="0"/>
-    <w:lsdException w:name="Block Text" w:semiHidden="0" w:uiPriority="0" w:unhideWhenUsed="0"/>
-    <w:lsdException w:name="Hyperlink" w:semiHidden="0" w:uiPriority="0" w:unhideWhenUsed="0"/>
-    <w:lsdException w:name="FollowedHyperlink" w:semiHidden="0" w:uiPriority="0" w:unhideWhenUsed="0"/>
-    <w:lsdException w:name="Strong" w:semiHidden="0" w:uiPriority="0" w:unhideWhenUsed="0" w:qFormat="1"/>
-    <w:lsdException w:name="Emphasis" w:semiHidden="0" w:uiPriority="0" w:unhideWhenUsed="0" w:qFormat="1"/>
-    <w:lsdException w:name="Document Map" w:semiHidden="0" w:uiPriority="0" w:unhideWhenUsed="0"/>
-    <w:lsdException w:name="Plain Text" w:semiHidden="0" w:uiPriority="0" w:unhideWhenUsed="0"/>
-    <w:lsdException w:name="E-mail Signature" w:semiHidden="0" w:uiPriority="0" w:unhideWhenUsed="0"/>
-    <w:lsdException w:name="Normal (Web)" w:semiHidden="0" w:uiPriority="0" w:unhideWhenUsed="0" w:qFormat="1"/>
-    <w:lsdException w:name="HTML Acronym" w:semiHidden="0" w:uiPriority="0" w:unhideWhenUsed="0"/>
-    <w:lsdException w:name="HTML Address" w:semiHidden="0" w:uiPriority="0" w:unhideWhenUsed="0"/>
-    <w:lsdException w:name="HTML Cite" w:semiHidden="0" w:uiPriority="0" w:unhideWhenUsed="0"/>
-    <w:lsdException w:name="HTML Code" w:semiHidden="0" w:uiPriority="0" w:unhideWhenUsed="0"/>
-    <w:lsdException w:name="HTML Definition" w:semiHidden="0" w:uiPriority="0" w:unhideWhenUsed="0"/>
-    <w:lsdException w:name="HTML Keyboard" w:semiHidden="0" w:uiPriority="0" w:unhideWhenUsed="0"/>
-    <w:lsdException w:name="HTML Preformatted" w:semiHidden="0" w:uiPriority="0" w:unhideWhenUsed="0"/>
-    <w:lsdException w:name="HTML Sample" w:semiHidden="0" w:uiPriority="0" w:unhideWhenUsed="0"/>
-    <w:lsdException w:name="HTML Typewriter" w:semiHidden="0" w:uiPriority="0" w:unhideWhenUsed="0"/>
-    <w:lsdException w:name="HTML Variable" w:semiHidden="0" w:uiPriority="0" w:unhideWhenUsed="0"/>
-    <w:lsdException w:name="Normal Table" w:uiPriority="0" w:unhideWhenUsed="0" w:qFormat="1"/>
-    <w:lsdException w:name="annotation subject" w:semiHidden="0" w:uiPriority="0" w:unhideWhenUsed="0"/>
-    <w:lsdException w:name="Table Simple 1" w:semiHidden="0" w:uiPriority="0" w:unhideWhenUsed="0"/>
-    <w:lsdException w:name="Table Simple 2" w:semiHidden="0" w:uiPriority="0" w:unhideWhenUsed="0"/>
-    <w:lsdException w:name="Table Simple 3" w:semiHidden="0" w:uiPriority="0" w:unhideWhenUsed="0"/>
-    <w:lsdException w:name="Table Classic 1" w:semiHidden="0" w:uiPriority="0" w:unhideWhenUsed="0"/>
-    <w:lsdException w:name="Table Classic 2" w:semiHidden="0" w:uiPriority="0" w:unhideWhenUsed="0"/>
-    <w:lsdException w:name="Table Classic 3" w:semiHidden="0" w:uiPriority="0" w:unhideWhenUsed="0"/>
-    <w:lsdException w:name="Table Classic 4" w:semiHidden="0" w:uiPriority="0" w:unhideWhenUsed="0"/>
-    <w:lsdException w:name="Table Colorful 1" w:semiHidden="0" w:uiPriority="0" w:unhideWhenUsed="0"/>
-    <w:lsdException w:name="Table Colorful 2" w:semiHidden="0" w:uiPriority="0" w:unhideWhenUsed="0"/>
-    <w:lsdException w:name="Table Colorful 3" w:semiHidden="0" w:uiPriority="0" w:unhideWhenUsed="0"/>
-    <w:lsdException w:name="Table Columns 1" w:semiHidden="0" w:uiPriority="0" w:unhideWhenUsed="0"/>
-    <w:lsdException w:name="Table Columns 2" w:semiHidden="0" w:uiPriority="0" w:unhideWhenUsed="0"/>
-    <w:lsdException w:name="Table Columns 3" w:semiHidden="0" w:uiPriority="0" w:unhideWhenUsed="0"/>
-    <w:lsdException w:name="Table Columns 4" w:semiHidden="0" w:uiPriority="0" w:unhideWhenUsed="0"/>
-    <w:lsdException w:name="Table Columns 5" w:semiHidden="0" w:uiPriority="0" w:unhideWhenUsed="0"/>
-    <w:lsdException w:name="Table Grid 1" w:semiHidden="0" w:uiPriority="0" w:unhideWhenUsed="0"/>
-    <w:lsdException w:name="Table Grid 2" w:semiHidden="0" w:uiPriority="0" w:unhideWhenUsed="0"/>
-    <w:lsdException w:name="Table Grid 3" w:semiHidden="0" w:uiPriority="0" w:unhideWhenUsed="0"/>
-    <w:lsdException w:name="Table Grid 4" w:semiHidden="0" w:uiPriority="0" w:unhideWhenUsed="0"/>
-    <w:lsdException w:name="Table Grid 5" w:semiHidden="0" w:uiPriority="0" w:unhideWhenUsed="0"/>
-    <w:lsdException w:name="Table Grid 6" w:semiHidden="0" w:uiPriority="0" w:unhideWhenUsed="0"/>
-    <w:lsdException w:name="Table Grid 7" w:semiHidden="0" w:uiPriority="0" w:unhideWhenUsed="0"/>
-    <w:lsdException w:name="Table Grid 8" w:semiHidden="0" w:uiPriority="0" w:unhideWhenUsed="0"/>
-    <w:lsdException w:name="Table List 1" w:semiHidden="0" w:uiPriority="0" w:unhideWhenUsed="0"/>
-    <w:lsdException w:name="Table List 2" w:semiHidden="0" w:uiPriority="0" w:unhideWhenUsed="0"/>
-    <w:lsdException w:name="Table List 3" w:semiHidden="0" w:uiPriority="0" w:unhideWhenUsed="0"/>
-    <w:lsdException w:name="Table List 4" w:semiHidden="0" w:uiPriority="0" w:unhideWhenUsed="0"/>
-    <w:lsdException w:name="Table List 5" w:semiHidden="0" w:uiPriority="0" w:unhideWhenUsed="0"/>
-    <w:lsdException w:name="Table List 6" w:semiHidden="0" w:uiPriority="0" w:unhideWhenUsed="0"/>
-    <w:lsdException w:name="Table List 7" w:semiHidden="0" w:uiPriority="0" w:unhideWhenUsed="0"/>
-    <w:lsdException w:name="Table List 8" w:semiHidden="0" w:uiPriority="0" w:unhideWhenUsed="0"/>
-    <w:lsdException w:name="Table 3D effects 1" w:semiHidden="0" w:uiPriority="0" w:unhideWhenUsed="0"/>
-    <w:lsdException w:name="Table 3D effects 2" w:semiHidden="0" w:uiPriority="0" w:unhideWhenUsed="0"/>
-    <w:lsdException w:name="Table 3D effects 3" w:semiHidden="0" w:uiPriority="0" w:unhideWhenUsed="0"/>
-    <w:lsdException w:name="Table Contemporary" w:semiHidden="0" w:uiPriority="0" w:unhideWhenUsed="0"/>
-    <w:lsdException w:name="Table Elegant" w:semiHidden="0" w:uiPriority="0" w:unhideWhenUsed="0"/>
-    <w:lsdException w:name="Table Professional" w:semiHidden="0" w:uiPriority="0" w:unhideWhenUsed="0"/>
-    <w:lsdException w:name="Table Subtle 1" w:semiHidden="0" w:uiPriority="0" w:unhideWhenUsed="0"/>
-    <w:lsdException w:name="Table Subtle 2" w:semiHidden="0" w:uiPriority="0" w:unhideWhenUsed="0"/>
-    <w:lsdException w:name="Table Web 1" w:semiHidden="0" w:uiPriority="0" w:unhideWhenUsed="0"/>
-    <w:lsdException w:name="Table Web 2" w:semiHidden="0" w:uiPriority="0" w:unhideWhenUsed="0"/>
-    <w:lsdException w:name="Table Web 3" w:semiHidden="0" w:uiPriority="0" w:unhideWhenUsed="0"/>
-    <w:lsdException w:name="Balloon Text" w:semiHidden="0" w:uiPriority="0" w:unhideWhenUsed="0"/>
-    <w:lsdException w:name="Table Grid" w:semiHidden="0" w:uiPriority="0" w:unhideWhenUsed="0" w:qFormat="1"/>
-    <w:lsdException w:name="Table Theme" w:semiHidden="0" w:uiPriority="0" w:unhideWhenUsed="0"/>
-    <w:lsdException w:name="Light Shading" w:semiHidden="0" w:uiPriority="60" w:unhideWhenUsed="0"/>
-    <w:lsdException w:name="Light List" w:semiHidden="0" w:uiPriority="61" w:unhideWhenUsed="0"/>
-    <w:lsdException w:name="Light Grid" w:semiHidden="0" w:uiPriority="62" w:unhideWhenUsed="0"/>
-    <w:lsdException w:name="Medium Shading 1" w:semiHidden="0" w:uiPriority="63" w:unhideWhenUsed="0"/>
-    <w:lsdException w:name="Medium Shading 2" w:semiHidden="0" w:uiPriority="64" w:unhideWhenUsed="0"/>
-    <w:lsdException w:name="Medium List 1" w:semiHidden="0" w:uiPriority="65" w:unhideWhenUsed="0"/>
-    <w:lsdException w:name="Medium List 2" w:semiHidden="0" w:uiPriority="66" w:unhideWhenUsed="0"/>
-    <w:lsdException w:name="Medium Grid 1" w:semiHidden="0" w:uiPriority="67" w:unhideWhenUsed="0"/>
-    <w:lsdException w:name="Medium Grid 2" w:semiHidden="0" w:uiPriority="68" w:unhideWhenUsed="0"/>
-    <w:lsdException w:name="Medium Grid 3" w:semiHidden="0" w:uiPriority="69" w:unhideWhenUsed="0"/>
-    <w:lsdException w:name="Dark List" w:semiHidden="0" w:uiPriority="70" w:unhideWhenUsed="0"/>
-    <w:lsdException w:name="Colorful Shading" w:semiHidden="0" w:uiPriority="71" w:unhideWhenUsed="0"/>
-    <w:lsdException w:name="Colorful List" w:semiHidden="0" w:uiPriority="72" w:unhideWhenUsed="0"/>
-    <w:lsdException w:name="Colorful Grid" w:semiHidden="0" w:uiPriority="73" w:unhideWhenUsed="0"/>
-    <w:lsdException w:name="Light Shading Accent 1" w:semiHidden="0" w:uiPriority="60" w:unhideWhenUsed="0"/>
-    <w:lsdException w:name="Light List Accent 1" w:semiHidden="0" w:uiPriority="61" w:unhideWhenUsed="0"/>
-    <w:lsdException w:name="Light Grid Accent 1" w:semiHidden="0" w:uiPriority="62" w:unhideWhenUsed="0"/>
-    <w:lsdException w:name="Medium Shading 1 Accent 1" w:semiHidden="0" w:uiPriority="63" w:unhideWhenUsed="0"/>
-    <w:lsdException w:name="Medium Shading 2 Accent 1" w:semiHidden="0" w:uiPriority="64" w:unhideWhenUsed="0"/>
-    <w:lsdException w:name="Medium List 1 Accent 1" w:semiHidden="0" w:uiPriority="65" w:unhideWhenUsed="0"/>
-    <w:lsdException w:name="Medium List 2 Accent 1" w:semiHidden="0" w:uiPriority="66" w:unhideWhenUsed="0"/>
-    <w:lsdException w:name="Medium Grid 1 Accent 1" w:semiHidden="0" w:uiPriority="67" w:unhideWhenUsed="0"/>
-    <w:lsdException w:name="Medium Grid 2 Accent 1" w:semiHidden="0" w:uiPriority="68" w:unhideWhenUsed="0"/>
-    <w:lsdException w:name="Medium Grid 3 Accent 1" w:semiHidden="0" w:uiPriority="69" w:unhideWhenUsed="0"/>
-    <w:lsdException w:name="Dark List Accent 1" w:semiHidden="0" w:uiPriority="70" w:unhideWhenUsed="0"/>
-    <w:lsdException w:name="Colorful Shading Accent 1" w:semiHidden="0" w:uiPriority="71" w:unhideWhenUsed="0"/>
-    <w:lsdException w:name="Colorful List Accent 1" w:semiHidden="0" w:uiPriority="72" w:unhideWhenUsed="0"/>
-    <w:lsdException w:name="Colorful Grid Accent 1" w:semiHidden="0" w:uiPriority="73" w:unhideWhenUsed="0"/>
-    <w:lsdException w:name="Light Shading Accent 2" w:semiHidden="0" w:uiPriority="60" w:unhideWhenUsed="0"/>
-    <w:lsdException w:name="Light List Accent 2" w:semiHidden="0" w:uiPriority="61" w:unhideWhenUsed="0"/>
-    <w:lsdException w:name="Light Grid Accent 2" w:semiHidden="0" w:uiPriority="62" w:unhideWhenUsed="0"/>
-    <w:lsdException w:name="Medium Shading 1 Accent 2" w:semiHidden="0" w:uiPriority="63" w:unhideWhenUsed="0"/>
-    <w:lsdException w:name="Medium Shading 2 Accent 2" w:semiHidden="0" w:uiPriority="64" w:unhideWhenUsed="0"/>
-    <w:lsdException w:name="Medium List 1 Accent 2" w:semiHidden="0" w:uiPriority="65" w:unhideWhenUsed="0"/>
-    <w:lsdException w:name="Medium List 2 Accent 2" w:semiHidden="0" w:uiPriority="66" w:unhideWhenUsed="0"/>
-    <w:lsdException w:name="Medium Grid 1 Accent 2" w:semiHidden="0" w:uiPriority="67" w:unhideWhenUsed="0"/>
-    <w:lsdException w:name="Medium Grid 2 Accent 2" w:semiHidden="0" w:uiPriority="68" w:unhideWhenUsed="0"/>
-    <w:lsdException w:name="Medium Grid 3 Accent 2" w:semiHidden="0" w:uiPriority="69" w:unhideWhenUsed="0"/>
-    <w:lsdException w:name="Dark List Accent 2" w:semiHidden="0" w:uiPriority="70" w:unhideWhenUsed="0"/>
-    <w:lsdException w:name="Colorful Shading Accent 2" w:semiHidden="0" w:uiPriority="71" w:unhideWhenUsed="0"/>
-    <w:lsdException w:name="Colorful List Accent 2" w:semiHidden="0" w:uiPriority="72" w:unhideWhenUsed="0"/>
-    <w:lsdException w:name="Colorful Grid Accent 2" w:semiHidden="0" w:uiPriority="73" w:unhideWhenUsed="0"/>
-    <w:lsdException w:name="Light Shading Accent 3" w:semiHidden="0" w:uiPriority="60" w:unhideWhenUsed="0"/>
-    <w:lsdException w:name="Light List Accent 3" w:semiHidden="0" w:uiPriority="61" w:unhideWhenUsed="0"/>
-    <w:lsdException w:name="Light Grid Accent 3" w:semiHidden="0" w:uiPriority="62" w:unhideWhenUsed="0"/>
-    <w:lsdException w:name="Medium Shading 1 Accent 3" w:semiHidden="0" w:uiPriority="63" w:unhideWhenUsed="0"/>
-    <w:lsdException w:name="Medium Shading 2 Accent 3" w:semiHidden="0" w:uiPriority="64" w:unhideWhenUsed="0"/>
-    <w:lsdException w:name="Medium List 1 Accent 3" w:semiHidden="0" w:uiPriority="65" w:unhideWhenUsed="0"/>
-    <w:lsdException w:name="Medium List 2 Accent 3" w:semiHidden="0" w:uiPriority="66" w:unhideWhenUsed="0"/>
-    <w:lsdException w:name="Medium Grid 1 Accent 3" w:semiHidden="0" w:uiPriority="67" w:unhideWhenUsed="0"/>
-    <w:lsdException w:name="Medium Grid 2 Accent 3" w:semiHidden="0" w:uiPriority="68" w:unhideWhenUsed="0"/>
-    <w:lsdException w:name="Medium Grid 3 Accent 3" w:semiHidden="0" w:uiPriority="69" w:unhideWhenUsed="0"/>
-    <w:lsdException w:name="Dark List Accent 3" w:semiHidden="0" w:uiPriority="70" w:unhideWhenUsed="0"/>
-    <w:lsdException w:name="Colorful Shading Accent 3" w:semiHidden="0" w:uiPriority="71" w:unhideWhenUsed="0"/>
-    <w:lsdException w:name="Colorful List Accent 3" w:semiHidden="0" w:uiPriority="72" w:unhideWhenUsed="0"/>
-    <w:lsdException w:name="Colorful Grid Accent 3" w:semiHidden="0" w:uiPriority="73" w:unhideWhenUsed="0"/>
-    <w:lsdException w:name="Light Shading Accent 4" w:semiHidden="0" w:uiPriority="60" w:unhideWhenUsed="0"/>
-    <w:lsdException w:name="Light List Accent 4" w:semiHidden="0" w:uiPriority="61" w:unhideWhenUsed="0"/>
-    <w:lsdException w:name="Light Grid Accent 4" w:semiHidden="0" w:uiPriority="62" w:unhideWhenUsed="0"/>
-    <w:lsdException w:name="Medium Shading 1 Accent 4" w:semiHidden="0" w:uiPriority="63" w:unhideWhenUsed="0"/>
-    <w:lsdException w:name="Medium Shading 2 Accent 4" w:semiHidden="0" w:uiPriority="64" w:unhideWhenUsed="0"/>
-    <w:lsdException w:name="Medium List 1 Accent 4" w:semiHidden="0" w:uiPriority="65" w:unhideWhenUsed="0"/>
-    <w:lsdException w:name="Medium List 2 Accent 4" w:semiHidden="0" w:uiPriority="66" w:unhideWhenUsed="0"/>
-    <w:lsdException w:name="Medium Grid 1 Accent 4" w:semiHidden="0" w:uiPriority="67" w:unhideWhenUsed="0"/>
-    <w:lsdException w:name="Medium Grid 2 Accent 4" w:semiHidden="0" w:uiPriority="68" w:unhideWhenUsed="0"/>
-    <w:lsdException w:name="Medium Grid 3 Accent 4" w:semiHidden="0" w:uiPriority="69" w:unhideWhenUsed="0"/>
-    <w:lsdException w:name="Dark List Accent 4" w:semiHidden="0" w:uiPriority="70" w:unhideWhenUsed="0"/>
-    <w:lsdException w:name="Colorful Shading Accent 4" w:semiHidden="0" w:uiPriority="71" w:unhideWhenUsed="0"/>
-    <w:lsdException w:name="Colorful List Accent 4" w:semiHidden="0" w:uiPriority="72" w:unhideWhenUsed="0"/>
-    <w:lsdException w:name="Colorful Grid Accent 4" w:semiHidden="0" w:uiPriority="73" w:unhideWhenUsed="0"/>
-    <w:lsdException w:name="Light Shading Accent 5" w:semiHidden="0" w:uiPriority="60" w:unhideWhenUsed="0"/>
-    <w:lsdException w:name="Light List Accent 5" w:semiHidden="0" w:uiPriority="61" w:unhideWhenUsed="0"/>
-    <w:lsdException w:name="Light Grid Accent 5" w:semiHidden="0" w:uiPriority="62" w:unhideWhenUsed="0"/>
-    <w:lsdException w:name="Medium Shading 1 Accent 5" w:semiHidden="0" w:uiPriority="63" w:unhideWhenUsed="0"/>
-    <w:lsdException w:name="Medium Shading 2 Accent 5" w:semiHidden="0" w:uiPriority="64" w:unhideWhenUsed="0"/>
-    <w:lsdException w:name="Medium List 1 Accent 5" w:semiHidden="0" w:uiPriority="65" w:unhideWhenUsed="0"/>
-    <w:lsdException w:name="Medium List 2 Accent 5" w:semiHidden="0" w:uiPriority="66" w:unhideWhenUsed="0"/>
-    <w:lsdException w:name="Medium Grid 1 Accent 5" w:semiHidden="0" w:uiPriority="67" w:unhideWhenUsed="0"/>
-    <w:lsdException w:name="Medium Grid 2 Accent 5" w:semiHidden="0" w:uiPriority="68" w:unhideWhenUsed="0"/>
-    <w:lsdException w:name="Medium Grid 3 Accent 5" w:semiHidden="0" w:uiPriority="69" w:unhideWhenUsed="0"/>
-    <w:lsdException w:name="Dark List Accent 5" w:semiHidden="0" w:uiPriority="70" w:unhideWhenUsed="0"/>
-    <w:lsdException w:name="Colorful Shading Accent 5" w:semiHidden="0" w:uiPriority="71" w:unhideWhenUsed="0"/>
-    <w:lsdException w:name="Colorful List Accent 5" w:semiHidden="0" w:uiPriority="72" w:unhideWhenUsed="0"/>
-    <w:lsdException w:name="Colorful Grid Accent 5" w:semiHidden="0" w:uiPriority="73" w:unhideWhenUsed="0"/>
-    <w:lsdException w:name="Light Shading Accent 6" w:semiHidden="0" w:uiPriority="60" w:unhideWhenUsed="0"/>
-    <w:lsdException w:name="Light List Accent 6" w:semiHidden="0" w:uiPriority="61" w:unhideWhenUsed="0"/>
-    <w:lsdException w:name="Light Grid Accent 6" w:semiHidden="0" w:uiPriority="62" w:unhideWhenUsed="0"/>
-    <w:lsdException w:name="Medium Shading 1 Accent 6" w:semiHidden="0" w:uiPriority="63" w:unhideWhenUsed="0"/>
-    <w:lsdException w:name="Medium Shading 2 Accent 6" w:semiHidden="0" w:uiPriority="64" w:unhideWhenUsed="0"/>
-    <w:lsdException w:name="Medium List 1 Accent 6" w:semiHidden="0" w:uiPriority="65" w:unhideWhenUsed="0"/>
-    <w:lsdException w:name="Medium List 2 Accent 6" w:semiHidden="0" w:uiPriority="66" w:unhideWhenUsed="0"/>
-    <w:lsdException w:name="Medium Grid 1 Accent 6" w:semiHidden="0" w:uiPriority="67" w:unhideWhenUsed="0"/>
-    <w:lsdException w:name="Medium Grid 2 Accent 6" w:semiHidden="0" w:uiPriority="68" w:unhideWhenUsed="0"/>
-    <w:lsdException w:name="Medium Grid 3 Accent 6" w:semiHidden="0" w:uiPriority="69" w:unhideWhenUsed="0"/>
-    <w:lsdException w:name="Dark List Accent 6" w:semiHidden="0" w:uiPriority="70" w:unhideWhenUsed="0"/>
-    <w:lsdException w:name="Colorful Shading Accent 6" w:semiHidden="0" w:uiPriority="71" w:unhideWhenUsed="0"/>
-    <w:lsdException w:name="Colorful List Accent 6" w:semiHidden="0" w:uiPriority="72" w:unhideWhenUsed="0"/>
-    <w:lsdException w:name="Colorful Grid Accent 6" w:semiHidden="0" w:uiPriority="73" w:unhideWhenUsed="0"/>
+  <w:latentStyles w:count="260" w:defQFormat="0" w:defUnhideWhenUsed="1" w:defSemiHidden="1" w:defUIPriority="99" w:defLockedState="0">
+    <w:lsdException w:qFormat="1" w:unhideWhenUsed="0" w:uiPriority="0" w:semiHidden="0" w:name="Normal"/>
+    <w:lsdException w:qFormat="1" w:unhideWhenUsed="0" w:uiPriority="0" w:semiHidden="0" w:name="heading 1"/>
+    <w:lsdException w:qFormat="1" w:uiPriority="0" w:semiHidden="0" w:name="heading 2"/>
+    <w:lsdException w:qFormat="1" w:uiPriority="0" w:name="heading 3"/>
+    <w:lsdException w:qFormat="1" w:uiPriority="0" w:semiHidden="0" w:name="heading 4"/>
+    <w:lsdException w:qFormat="1" w:uiPriority="0" w:name="heading 5"/>
+    <w:lsdException w:qFormat="1" w:uiPriority="0" w:name="heading 6"/>
+    <w:lsdException w:qFormat="1" w:uiPriority="0" w:name="heading 7"/>
+    <w:lsdException w:qFormat="1" w:uiPriority="0" w:name="heading 8"/>
+    <w:lsdException w:qFormat="1" w:uiPriority="0" w:name="heading 9"/>
+    <w:lsdException w:unhideWhenUsed="0" w:uiPriority="0" w:semiHidden="0" w:name="index 1"/>
+    <w:lsdException w:unhideWhenUsed="0" w:uiPriority="0" w:semiHidden="0" w:name="index 2"/>
+    <w:lsdException w:unhideWhenUsed="0" w:uiPriority="0" w:semiHidden="0" w:name="index 3"/>
+    <w:lsdException w:unhideWhenUsed="0" w:uiPriority="0" w:semiHidden="0" w:name="index 4"/>
+    <w:lsdException w:unhideWhenUsed="0" w:uiPriority="0" w:semiHidden="0" w:name="index 5"/>
+    <w:lsdException w:unhideWhenUsed="0" w:uiPriority="0" w:semiHidden="0" w:name="index 6"/>
+    <w:lsdException w:unhideWhenUsed="0" w:uiPriority="0" w:semiHidden="0" w:name="index 7"/>
+    <w:lsdException w:unhideWhenUsed="0" w:uiPriority="0" w:semiHidden="0" w:name="index 8"/>
+    <w:lsdException w:unhideWhenUsed="0" w:uiPriority="0" w:semiHidden="0" w:name="index 9"/>
+    <w:lsdException w:qFormat="1" w:unhideWhenUsed="0" w:uiPriority="0" w:semiHidden="0" w:name="toc 1"/>
+    <w:lsdException w:qFormat="1" w:unhideWhenUsed="0" w:uiPriority="0" w:semiHidden="0" w:name="toc 2"/>
+    <w:lsdException w:qFormat="1" w:unhideWhenUsed="0" w:uiPriority="0" w:semiHidden="0" w:name="toc 3"/>
+    <w:lsdException w:unhideWhenUsed="0" w:uiPriority="0" w:semiHidden="0" w:name="toc 4"/>
+    <w:lsdException w:unhideWhenUsed="0" w:uiPriority="0" w:semiHidden="0" w:name="toc 5"/>
+    <w:lsdException w:unhideWhenUsed="0" w:uiPriority="0" w:semiHidden="0" w:name="toc 6"/>
+    <w:lsdException w:unhideWhenUsed="0" w:uiPriority="0" w:semiHidden="0" w:name="toc 7"/>
+    <w:lsdException w:unhideWhenUsed="0" w:uiPriority="0" w:semiHidden="0" w:name="toc 8"/>
+    <w:lsdException w:unhideWhenUsed="0" w:uiPriority="0" w:semiHidden="0" w:name="toc 9"/>
+    <w:lsdException w:unhideWhenUsed="0" w:uiPriority="0" w:semiHidden="0" w:name="Normal Indent"/>
+    <w:lsdException w:unhideWhenUsed="0" w:uiPriority="0" w:semiHidden="0" w:name="footnote text"/>
+    <w:lsdException w:qFormat="1" w:unhideWhenUsed="0" w:uiPriority="0" w:semiHidden="0" w:name="annotation text"/>
+    <w:lsdException w:qFormat="1" w:unhideWhenUsed="0" w:uiPriority="0" w:semiHidden="0" w:name="header"/>
+    <w:lsdException w:qFormat="1" w:unhideWhenUsed="0" w:uiPriority="0" w:semiHidden="0" w:name="footer"/>
+    <w:lsdException w:unhideWhenUsed="0" w:uiPriority="0" w:semiHidden="0" w:name="index heading"/>
+    <w:lsdException w:qFormat="1" w:uiPriority="0" w:name="caption"/>
+    <w:lsdException w:unhideWhenUsed="0" w:uiPriority="0" w:semiHidden="0" w:name="table of figures"/>
+    <w:lsdException w:unhideWhenUsed="0" w:uiPriority="0" w:semiHidden="0" w:name="envelope address"/>
+    <w:lsdException w:unhideWhenUsed="0" w:uiPriority="0" w:semiHidden="0" w:name="envelope return"/>
+    <w:lsdException w:unhideWhenUsed="0" w:uiPriority="0" w:semiHidden="0" w:name="footnote reference"/>
+    <w:lsdException w:unhideWhenUsed="0" w:uiPriority="0" w:semiHidden="0" w:name="annotation reference"/>
+    <w:lsdException w:unhideWhenUsed="0" w:uiPriority="0" w:semiHidden="0" w:name="line number"/>
+    <w:lsdException w:unhideWhenUsed="0" w:uiPriority="0" w:semiHidden="0" w:name="page number"/>
+    <w:lsdException w:unhideWhenUsed="0" w:uiPriority="0" w:semiHidden="0" w:name="endnote reference"/>
+    <w:lsdException w:unhideWhenUsed="0" w:uiPriority="0" w:semiHidden="0" w:name="endnote text"/>
+    <w:lsdException w:unhideWhenUsed="0" w:uiPriority="0" w:semiHidden="0" w:name="table of authorities"/>
+    <w:lsdException w:unhideWhenUsed="0" w:uiPriority="0" w:semiHidden="0" w:name="macro"/>
+    <w:lsdException w:unhideWhenUsed="0" w:uiPriority="0" w:semiHidden="0" w:name="toa heading"/>
+    <w:lsdException w:unhideWhenUsed="0" w:uiPriority="0" w:semiHidden="0" w:name="List"/>
+    <w:lsdException w:unhideWhenUsed="0" w:uiPriority="0" w:semiHidden="0" w:name="List Bullet"/>
+    <w:lsdException w:unhideWhenUsed="0" w:uiPriority="0" w:semiHidden="0" w:name="List Number"/>
+    <w:lsdException w:unhideWhenUsed="0" w:uiPriority="0" w:semiHidden="0" w:name="List 2"/>
+    <w:lsdException w:unhideWhenUsed="0" w:uiPriority="0" w:semiHidden="0" w:name="List 3"/>
+    <w:lsdException w:unhideWhenUsed="0" w:uiPriority="0" w:semiHidden="0" w:name="List 4"/>
+    <w:lsdException w:unhideWhenUsed="0" w:uiPriority="0" w:semiHidden="0" w:name="List 5"/>
+    <w:lsdException w:unhideWhenUsed="0" w:uiPriority="0" w:semiHidden="0" w:name="List Bullet 2"/>
+    <w:lsdException w:unhideWhenUsed="0" w:uiPriority="0" w:semiHidden="0" w:name="List Bullet 3"/>
+    <w:lsdException w:unhideWhenUsed="0" w:uiPriority="0" w:semiHidden="0" w:name="List Bullet 4"/>
+    <w:lsdException w:unhideWhenUsed="0" w:uiPriority="0" w:semiHidden="0" w:name="List Bullet 5"/>
+    <w:lsdException w:unhideWhenUsed="0" w:uiPriority="0" w:semiHidden="0" w:name="List Number 2"/>
+    <w:lsdException w:unhideWhenUsed="0" w:uiPriority="0" w:semiHidden="0" w:name="List Number 3"/>
+    <w:lsdException w:unhideWhenUsed="0" w:uiPriority="0" w:semiHidden="0" w:name="List Number 4"/>
+    <w:lsdException w:unhideWhenUsed="0" w:uiPriority="0" w:semiHidden="0" w:name="List Number 5"/>
+    <w:lsdException w:qFormat="1" w:unhideWhenUsed="0" w:uiPriority="0" w:semiHidden="0" w:name="Title"/>
+    <w:lsdException w:unhideWhenUsed="0" w:uiPriority="0" w:semiHidden="0" w:name="Closing"/>
+    <w:lsdException w:unhideWhenUsed="0" w:uiPriority="0" w:semiHidden="0" w:name="Signature"/>
+    <w:lsdException w:qFormat="1" w:unhideWhenUsed="0" w:uiPriority="0" w:name="Default Paragraph Font"/>
+    <w:lsdException w:qFormat="1" w:unhideWhenUsed="0" w:uiPriority="0" w:name="Body Text"/>
+    <w:lsdException w:unhideWhenUsed="0" w:uiPriority="0" w:semiHidden="0" w:name="Body Text Indent"/>
+    <w:lsdException w:unhideWhenUsed="0" w:uiPriority="0" w:semiHidden="0" w:name="List Continue"/>
+    <w:lsdException w:unhideWhenUsed="0" w:uiPriority="0" w:semiHidden="0" w:name="List Continue 2"/>
+    <w:lsdException w:unhideWhenUsed="0" w:uiPriority="0" w:semiHidden="0" w:name="List Continue 3"/>
+    <w:lsdException w:unhideWhenUsed="0" w:uiPriority="0" w:semiHidden="0" w:name="List Continue 4"/>
+    <w:lsdException w:unhideWhenUsed="0" w:uiPriority="0" w:semiHidden="0" w:name="List Continue 5"/>
+    <w:lsdException w:unhideWhenUsed="0" w:uiPriority="0" w:semiHidden="0" w:name="Message Header"/>
+    <w:lsdException w:qFormat="1" w:unhideWhenUsed="0" w:uiPriority="0" w:semiHidden="0" w:name="Subtitle"/>
+    <w:lsdException w:unhideWhenUsed="0" w:uiPriority="0" w:semiHidden="0" w:name="Salutation"/>
+    <w:lsdException w:unhideWhenUsed="0" w:uiPriority="0" w:semiHidden="0" w:name="Date"/>
+    <w:lsdException w:unhideWhenUsed="0" w:uiPriority="0" w:semiHidden="0" w:name="Body Text First Indent"/>
+    <w:lsdException w:unhideWhenUsed="0" w:uiPriority="0" w:semiHidden="0" w:name="Body Text First Indent 2"/>
+    <w:lsdException w:uiPriority="99" w:name="Note Heading"/>
+    <w:lsdException w:unhideWhenUsed="0" w:uiPriority="0" w:semiHidden="0" w:name="Body Text 2"/>
+    <w:lsdException w:unhideWhenUsed="0" w:uiPriority="0" w:semiHidden="0" w:name="Body Text 3"/>
+    <w:lsdException w:unhideWhenUsed="0" w:uiPriority="0" w:semiHidden="0" w:name="Body Text Indent 2"/>
+    <w:lsdException w:unhideWhenUsed="0" w:uiPriority="0" w:semiHidden="0" w:name="Body Text Indent 3"/>
+    <w:lsdException w:unhideWhenUsed="0" w:uiPriority="0" w:semiHidden="0" w:name="Block Text"/>
+    <w:lsdException w:unhideWhenUsed="0" w:uiPriority="0" w:semiHidden="0" w:name="Hyperlink"/>
+    <w:lsdException w:unhideWhenUsed="0" w:uiPriority="0" w:semiHidden="0" w:name="FollowedHyperlink"/>
+    <w:lsdException w:qFormat="1" w:unhideWhenUsed="0" w:uiPriority="0" w:semiHidden="0" w:name="Strong"/>
+    <w:lsdException w:qFormat="1" w:unhideWhenUsed="0" w:uiPriority="0" w:semiHidden="0" w:name="Emphasis"/>
+    <w:lsdException w:unhideWhenUsed="0" w:uiPriority="0" w:semiHidden="0" w:name="Document Map"/>
+    <w:lsdException w:unhideWhenUsed="0" w:uiPriority="0" w:semiHidden="0" w:name="Plain Text"/>
+    <w:lsdException w:unhideWhenUsed="0" w:uiPriority="0" w:semiHidden="0" w:name="E-mail Signature"/>
+    <w:lsdException w:qFormat="1" w:unhideWhenUsed="0" w:uiPriority="0" w:semiHidden="0" w:name="Normal (Web)"/>
+    <w:lsdException w:unhideWhenUsed="0" w:uiPriority="0" w:semiHidden="0" w:name="HTML Acronym"/>
+    <w:lsdException w:unhideWhenUsed="0" w:uiPriority="0" w:semiHidden="0" w:name="HTML Address"/>
+    <w:lsdException w:unhideWhenUsed="0" w:uiPriority="0" w:semiHidden="0" w:name="HTML Cite"/>
+    <w:lsdException w:unhideWhenUsed="0" w:uiPriority="0" w:semiHidden="0" w:name="HTML Code"/>
+    <w:lsdException w:unhideWhenUsed="0" w:uiPriority="0" w:semiHidden="0" w:name="HTML Definition"/>
+    <w:lsdException w:unhideWhenUsed="0" w:uiPriority="0" w:semiHidden="0" w:name="HTML Keyboard"/>
+    <w:lsdException w:unhideWhenUsed="0" w:uiPriority="0" w:semiHidden="0" w:name="HTML Preformatted"/>
+    <w:lsdException w:unhideWhenUsed="0" w:uiPriority="0" w:semiHidden="0" w:name="HTML Sample"/>
+    <w:lsdException w:unhideWhenUsed="0" w:uiPriority="0" w:semiHidden="0" w:name="HTML Typewriter"/>
+    <w:lsdException w:unhideWhenUsed="0" w:uiPriority="0" w:semiHidden="0" w:name="HTML Variable"/>
+    <w:lsdException w:qFormat="1" w:unhideWhenUsed="0" w:uiPriority="0" w:name="Normal Table"/>
+    <w:lsdException w:unhideWhenUsed="0" w:uiPriority="0" w:semiHidden="0" w:name="annotation subject"/>
+    <w:lsdException w:unhideWhenUsed="0" w:uiPriority="0" w:semiHidden="0" w:name="Table Simple 1"/>
+    <w:lsdException w:unhideWhenUsed="0" w:uiPriority="0" w:semiHidden="0" w:name="Table Simple 2"/>
+    <w:lsdException w:unhideWhenUsed="0" w:uiPriority="0" w:semiHidden="0" w:name="Table Simple 3"/>
+    <w:lsdException w:unhideWhenUsed="0" w:uiPriority="0" w:semiHidden="0" w:name="Table Classic 1"/>
+    <w:lsdException w:unhideWhenUsed="0" w:uiPriority="0" w:semiHidden="0" w:name="Table Classic 2"/>
+    <w:lsdException w:unhideWhenUsed="0" w:uiPriority="0" w:semiHidden="0" w:name="Table Classic 3"/>
+    <w:lsdException w:unhideWhenUsed="0" w:uiPriority="0" w:semiHidden="0" w:name="Table Classic 4"/>
+    <w:lsdException w:unhideWhenUsed="0" w:uiPriority="0" w:semiHidden="0" w:name="Table Colorful 1"/>
+    <w:lsdException w:unhideWhenUsed="0" w:uiPriority="0" w:semiHidden="0" w:name="Table Colorful 2"/>
+    <w:lsdException w:unhideWhenUsed="0" w:uiPriority="0" w:semiHidden="0" w:name="Table Colorful 3"/>
+    <w:lsdException w:unhideWhenUsed="0" w:uiPriority="0" w:semiHidden="0" w:name="Table Columns 1"/>
+    <w:lsdException w:unhideWhenUsed="0" w:uiPriority="0" w:semiHidden="0" w:name="Table Columns 2"/>
+    <w:lsdException w:unhideWhenUsed="0" w:uiPriority="0" w:semiHidden="0" w:name="Table Columns 3"/>
+    <w:lsdException w:unhideWhenUsed="0" w:uiPriority="0" w:semiHidden="0" w:name="Table Columns 4"/>
+    <w:lsdException w:unhideWhenUsed="0" w:uiPriority="0" w:semiHidden="0" w:name="Table Columns 5"/>
+    <w:lsdException w:unhideWhenUsed="0" w:uiPriority="0" w:semiHidden="0" w:name="Table Grid 1"/>
+    <w:lsdException w:unhideWhenUsed="0" w:uiPriority="0" w:semiHidden="0" w:name="Table Grid 2"/>
+    <w:lsdException w:unhideWhenUsed="0" w:uiPriority="0" w:semiHidden="0" w:name="Table Grid 3"/>
+    <w:lsdException w:unhideWhenUsed="0" w:uiPriority="0" w:semiHidden="0" w:name="Table Grid 4"/>
+    <w:lsdException w:unhideWhenUsed="0" w:uiPriority="0" w:semiHidden="0" w:name="Table Grid 5"/>
+    <w:lsdException w:unhideWhenUsed="0" w:uiPriority="0" w:semiHidden="0" w:name="Table Grid 6"/>
+    <w:lsdException w:unhideWhenUsed="0" w:uiPriority="0" w:semiHidden="0" w:name="Table Grid 7"/>
+    <w:lsdException w:unhideWhenUsed="0" w:uiPriority="0" w:semiHidden="0" w:name="Table Grid 8"/>
+    <w:lsdException w:unhideWhenUsed="0" w:uiPriority="0" w:semiHidden="0" w:name="Table List 1"/>
+    <w:lsdException w:unhideWhenUsed="0" w:uiPriority="0" w:semiHidden="0" w:name="Table List 2"/>
+    <w:lsdException w:unhideWhenUsed="0" w:uiPriority="0" w:semiHidden="0" w:name="Table List 3"/>
+    <w:lsdException w:unhideWhenUsed="0" w:uiPriority="0" w:semiHidden="0" w:name="Table List 4"/>
+    <w:lsdException w:unhideWhenUsed="0" w:uiPriority="0" w:semiHidden="0" w:name="Table List 5"/>
+    <w:lsdException w:unhideWhenUsed="0" w:uiPriority="0" w:semiHidden="0" w:name="Table List 6"/>
+    <w:lsdException w:unhideWhenUsed="0" w:uiPriority="0" w:semiHidden="0" w:name="Table List 7"/>
+    <w:lsdException w:unhideWhenUsed="0" w:uiPriority="0" w:semiHidden="0" w:name="Table List 8"/>
+    <w:lsdException w:unhideWhenUsed="0" w:uiPriority="0" w:semiHidden="0" w:name="Table 3D effects 1"/>
+    <w:lsdException w:unhideWhenUsed="0" w:uiPriority="0" w:semiHidden="0" w:name="Table 3D effects 2"/>
+    <w:lsdException w:unhideWhenUsed="0" w:uiPriority="0" w:semiHidden="0" w:name="Table 3D effects 3"/>
+    <w:lsdException w:unhideWhenUsed="0" w:uiPriority="0" w:semiHidden="0" w:name="Table Contemporary"/>
+    <w:lsdException w:unhideWhenUsed="0" w:uiPriority="0" w:semiHidden="0" w:name="Table Elegant"/>
+    <w:lsdException w:unhideWhenUsed="0" w:uiPriority="0" w:semiHidden="0" w:name="Table Professional"/>
+    <w:lsdException w:unhideWhenUsed="0" w:uiPriority="0" w:semiHidden="0" w:name="Table Subtle 1"/>
+    <w:lsdException w:unhideWhenUsed="0" w:uiPriority="0" w:semiHidden="0" w:name="Table Subtle 2"/>
+    <w:lsdException w:unhideWhenUsed="0" w:uiPriority="0" w:semiHidden="0" w:name="Table Web 1"/>
+    <w:lsdException w:unhideWhenUsed="0" w:uiPriority="0" w:semiHidden="0" w:name="Table Web 2"/>
+    <w:lsdException w:unhideWhenUsed="0" w:uiPriority="0" w:semiHidden="0" w:name="Table Web 3"/>
+    <w:lsdException w:unhideWhenUsed="0" w:uiPriority="0" w:semiHidden="0" w:name="Balloon Text"/>
+    <w:lsdException w:qFormat="1" w:unhideWhenUsed="0" w:uiPriority="0" w:semiHidden="0" w:name="Table Grid"/>
+    <w:lsdException w:unhideWhenUsed="0" w:uiPriority="0" w:semiHidden="0" w:name="Table Theme"/>
+    <w:lsdException w:unhideWhenUsed="0" w:uiPriority="60" w:semiHidden="0" w:name="Light Shading"/>
+    <w:lsdException w:unhideWhenUsed="0" w:uiPriority="61" w:semiHidden="0" w:name="Light List"/>
+    <w:lsdException w:unhideWhenUsed="0" w:uiPriority="62" w:semiHidden="0" w:name="Light Grid"/>
+    <w:lsdException w:unhideWhenUsed="0" w:uiPriority="63" w:semiHidden="0" w:name="Medium Shading 1"/>
+    <w:lsdException w:unhideWhenUsed="0" w:uiPriority="64" w:semiHidden="0" w:name="Medium Shading 2"/>
+    <w:lsdException w:unhideWhenUsed="0" w:uiPriority="65" w:semiHidden="0" w:name="Medium List 1"/>
+    <w:lsdException w:unhideWhenUsed="0" w:uiPriority="66" w:semiHidden="0" w:name="Medium List 2"/>
+    <w:lsdException w:unhideWhenUsed="0" w:uiPriority="67" w:semiHidden="0" w:name="Medium Grid 1"/>
+    <w:lsdException w:unhideWhenUsed="0" w:uiPriority="68" w:semiHidden="0" w:name="Medium Grid 2"/>
+    <w:lsdException w:unhideWhenUsed="0" w:uiPriority="69" w:semiHidden="0" w:name="Medium Grid 3"/>
+    <w:lsdException w:unhideWhenUsed="0" w:uiPriority="70" w:semiHidden="0" w:name="Dark List"/>
+    <w:lsdException w:unhideWhenUsed="0" w:uiPriority="71" w:semiHidden="0" w:name="Colorful Shading"/>
+    <w:lsdException w:unhideWhenUsed="0" w:uiPriority="72" w:semiHidden="0" w:name="Colorful List"/>
+    <w:lsdException w:unhideWhenUsed="0" w:uiPriority="73" w:semiHidden="0" w:name="Colorful Grid"/>
+    <w:lsdException w:unhideWhenUsed="0" w:uiPriority="60" w:semiHidden="0" w:name="Light Shading Accent 1"/>
+    <w:lsdException w:unhideWhenUsed="0" w:uiPriority="61" w:semiHidden="0" w:name="Light List Accent 1"/>
+    <w:lsdException w:unhideWhenUsed="0" w:uiPriority="62" w:semiHidden="0" w:name="Light Grid Accent 1"/>
+    <w:lsdException w:unhideWhenUsed="0" w:uiPriority="63" w:semiHidden="0" w:name="Medium Shading 1 Accent 1"/>
+    <w:lsdException w:unhideWhenUsed="0" w:uiPriority="64" w:semiHidden="0" w:name="Medium Shading 2 Accent 1"/>
+    <w:lsdException w:unhideWhenUsed="0" w:uiPriority="65" w:semiHidden="0" w:name="Medium List 1 Accent 1"/>
+    <w:lsdException w:unhideWhenUsed="0" w:uiPriority="66" w:semiHidden="0" w:name="Medium List 2 Accent 1"/>
+    <w:lsdException w:unhideWhenUsed="0" w:uiPriority="67" w:semiHidden="0" w:name="Medium Grid 1 Accent 1"/>
+    <w:lsdException w:unhideWhenUsed="0" w:uiPriority="68" w:semiHidden="0" w:name="Medium Grid 2 Accent 1"/>
+    <w:lsdException w:unhideWhenUsed="0" w:uiPriority="69" w:semiHidden="0" w:name="Medium Grid 3 Accent 1"/>
+    <w:lsdException w:unhideWhenUsed="0" w:uiPriority="70" w:semiHidden="0" w:name="Dark List Accent 1"/>
+    <w:lsdException w:unhideWhenUsed="0" w:uiPriority="71" w:semiHidden="0" w:name="Colorful Shading Accent 1"/>
+    <w:lsdException w:unhideWhenUsed="0" w:uiPriority="72" w:semiHidden="0" w:name="Colorful List Accent 1"/>
+    <w:lsdException w:unhideWhenUsed="0" w:uiPriority="73" w:semiHidden="0" w:name="Colorful Grid Accent 1"/>
+    <w:lsdException w:unhideWhenUsed="0" w:uiPriority="60" w:semiHidden="0" w:name="Light Shading Accent 2"/>
+    <w:lsdException w:unhideWhenUsed="0" w:uiPriority="61" w:semiHidden="0" w:name="Light List Accent 2"/>
+    <w:lsdException w:unhideWhenUsed="0" w:uiPriority="62" w:semiHidden="0" w:name="Light Grid Accent 2"/>
+    <w:lsdException w:unhideWhenUsed="0" w:uiPriority="63" w:semiHidden="0" w:name="Medium Shading 1 Accent 2"/>
+    <w:lsdException w:unhideWhenUsed="0" w:uiPriority="64" w:semiHidden="0" w:name="Medium Shading 2 Accent 2"/>
+    <w:lsdException w:unhideWhenUsed="0" w:uiPriority="65" w:semiHidden="0" w:name="Medium List 1 Accent 2"/>
+    <w:lsdException w:unhideWhenUsed="0" w:uiPriority="66" w:semiHidden="0" w:name="Medium List 2 Accent 2"/>
+    <w:lsdException w:unhideWhenUsed="0" w:uiPriority="67" w:semiHidden="0" w:name="Medium Grid 1 Accent 2"/>
+    <w:lsdException w:unhideWhenUsed="0" w:uiPriority="68" w:semiHidden="0" w:name="Medium Grid 2 Accent 2"/>
+    <w:lsdException w:unhideWhenUsed="0" w:uiPriority="69" w:semiHidden="0" w:name="Medium Grid 3 Accent 2"/>
+    <w:lsdException w:unhideWhenUsed="0" w:uiPriority="70" w:semiHidden="0" w:name="Dark List Accent 2"/>
+    <w:lsdException w:unhideWhenUsed="0" w:uiPriority="71" w:semiHidden="0" w:name="Colorful Shading Accent 2"/>
+    <w:lsdException w:unhideWhenUsed="0" w:uiPriority="72" w:semiHidden="0" w:name="Colorful List Accent 2"/>
+    <w:lsdException w:unhideWhenUsed="0" w:uiPriority="73" w:semiHidden="0" w:name="Colorful Grid Accent 2"/>
+    <w:lsdException w:unhideWhenUsed="0" w:uiPriority="60" w:semiHidden="0" w:name="Light Shading Accent 3"/>
+    <w:lsdException w:unhideWhenUsed="0" w:uiPriority="61" w:semiHidden="0" w:name="Light List Accent 3"/>
+    <w:lsdException w:unhideWhenUsed="0" w:uiPriority="62" w:semiHidden="0" w:name="Light Grid Accent 3"/>
+    <w:lsdException w:unhideWhenUsed="0" w:uiPriority="63" w:semiHidden="0" w:name="Medium Shading 1 Accent 3"/>
+    <w:lsdException w:unhideWhenUsed="0" w:uiPriority="64" w:semiHidden="0" w:name="Medium Shading 2 Accent 3"/>
+    <w:lsdException w:unhideWhenUsed="0" w:uiPriority="65" w:semiHidden="0" w:name="Medium List 1 Accent 3"/>
+    <w:lsdException w:unhideWhenUsed="0" w:uiPriority="66" w:semiHidden="0" w:name="Medium List 2 Accent 3"/>
+    <w:lsdException w:unhideWhenUsed="0" w:uiPriority="67" w:semiHidden="0" w:name="Medium Grid 1 Accent 3"/>
+    <w:lsdException w:unhideWhenUsed="0" w:uiPriority="68" w:semiHidden="0" w:name="Medium Grid 2 Accent 3"/>
+    <w:lsdException w:unhideWhenUsed="0" w:uiPriority="69" w:semiHidden="0" w:name="Medium Grid 3 Accent 3"/>
+    <w:lsdException w:unhideWhenUsed="0" w:uiPriority="70" w:semiHidden="0" w:name="Dark List Accent 3"/>
+    <w:lsdException w:unhideWhenUsed="0" w:uiPriority="71" w:semiHidden="0" w:name="Colorful Shading Accent 3"/>
+    <w:lsdException w:unhideWhenUsed="0" w:uiPriority="72" w:semiHidden="0" w:name="Colorful List Accent 3"/>
+    <w:lsdException w:unhideWhenUsed="0" w:uiPriority="73" w:semiHidden="0" w:name="Colorful Grid Accent 3"/>
+    <w:lsdException w:unhideWhenUsed="0" w:uiPriority="60" w:semiHidden="0" w:name="Light Shading Accent 4"/>
+    <w:lsdException w:unhideWhenUsed="0" w:uiPriority="61" w:semiHidden="0" w:name="Light List Accent 4"/>
+    <w:lsdException w:unhideWhenUsed="0" w:uiPriority="62" w:semiHidden="0" w:name="Light Grid Accent 4"/>
+    <w:lsdException w:unhideWhenUsed="0" w:uiPriority="63" w:semiHidden="0" w:name="Medium Shading 1 Accent 4"/>
+    <w:lsdException w:unhideWhenUsed="0" w:uiPriority="64" w:semiHidden="0" w:name="Medium Shading 2 Accent 4"/>
+    <w:lsdException w:unhideWhenUsed="0" w:uiPriority="65" w:semiHidden="0" w:name="Medium List 1 Accent 4"/>
+    <w:lsdException w:unhideWhenUsed="0" w:uiPriority="66" w:semiHidden="0" w:name="Medium List 2 Accent 4"/>
+    <w:lsdException w:unhideWhenUsed="0" w:uiPriority="67" w:semiHidden="0" w:name="Medium Grid 1 Accent 4"/>
+    <w:lsdException w:unhideWhenUsed="0" w:uiPriority="68" w:semiHidden="0" w:name="Medium Grid 2 Accent 4"/>
+    <w:lsdException w:unhideWhenUsed="0" w:uiPriority="69" w:semiHidden="0" w:name="Medium Grid 3 Accent 4"/>
+    <w:lsdException w:unhideWhenUsed="0" w:uiPriority="70" w:semiHidden="0" w:name="Dark List Accent 4"/>
+    <w:lsdException w:unhideWhenUsed="0" w:uiPriority="71" w:semiHidden="0" w:name="Colorful Shading Accent 4"/>
+    <w:lsdException w:unhideWhenUsed="0" w:uiPriority="72" w:semiHidden="0" w:name="Colorful List Accent 4"/>
+    <w:lsdException w:unhideWhenUsed="0" w:uiPriority="73" w:semiHidden="0" w:name="Colorful Grid Accent 4"/>
+    <w:lsdException w:unhideWhenUsed="0" w:uiPriority="60" w:semiHidden="0" w:name="Light Shading Accent 5"/>
+    <w:lsdException w:unhideWhenUsed="0" w:uiPriority="61" w:semiHidden="0" w:name="Light List Accent 5"/>
+    <w:lsdException w:unhideWhenUsed="0" w:uiPriority="62" w:semiHidden="0" w:name="Light Grid Accent 5"/>
+    <w:lsdException w:unhideWhenUsed="0" w:uiPriority="63" w:semiHidden="0" w:name="Medium Shading 1 Accent 5"/>
+    <w:lsdException w:unhideWhenUsed="0" w:uiPriority="64" w:semiHidden="0" w:name="Medium Shading 2 Accent 5"/>
+    <w:lsdException w:unhideWhenUsed="0" w:uiPriority="65" w:semiHidden="0" w:name="Medium List 1 Accent 5"/>
+    <w:lsdException w:unhideWhenUsed="0" w:uiPriority="66" w:semiHidden="0" w:name="Medium List 2 Accent 5"/>
+    <w:lsdException w:unhideWhenUsed="0" w:uiPriority="67" w:semiHidden="0" w:name="Medium Grid 1 Accent 5"/>
+    <w:lsdException w:unhideWhenUsed="0" w:uiPriority="68" w:semiHidden="0" w:name="Medium Grid 2 Accent 5"/>
+    <w:lsdException w:unhideWhenUsed="0" w:uiPriority="69" w:semiHidden="0" w:name="Medium Grid 3 Accent 5"/>
+    <w:lsdException w:unhideWhenUsed="0" w:uiPriority="70" w:semiHidden="0" w:name="Dark List Accent 5"/>
+    <w:lsdException w:unhideWhenUsed="0" w:uiPriority="71" w:semiHidden="0" w:name="Colorful Shading Accent 5"/>
+    <w:lsdException w:unhideWhenUsed="0" w:uiPriority="72" w:semiHidden="0" w:name="Colorful List Accent 5"/>
+    <w:lsdException w:unhideWhenUsed="0" w:uiPriority="73" w:semiHidden="0" w:name="Colorful Grid Accent 5"/>
+    <w:lsdException w:unhideWhenUsed="0" w:uiPriority="60" w:semiHidden="0" w:name="Light Shading Accent 6"/>
+    <w:lsdException w:unhideWhenUsed="0" w:uiPriority="61" w:semiHidden="0" w:name="Light List Accent 6"/>
+    <w:lsdException w:unhideWhenUsed="0" w:uiPriority="62" w:semiHidden="0" w:name="Light Grid Accent 6"/>
+    <w:lsdException w:unhideWhenUsed="0" w:uiPriority="63" w:semiHidden="0" w:name="Medium Shading 1 Accent 6"/>
+    <w:lsdException w:unhideWhenUsed="0" w:uiPriority="64" w:semiHidden="0" w:name="Medium Shading 2 Accent 6"/>
+    <w:lsdException w:unhideWhenUsed="0" w:uiPriority="65" w:semiHidden="0" w:name="Medium List 1 Accent 6"/>
+    <w:lsdException w:unhideWhenUsed="0" w:uiPriority="66" w:semiHidden="0" w:name="Medium List 2 Accent 6"/>
+    <w:lsdException w:unhideWhenUsed="0" w:uiPriority="67" w:semiHidden="0" w:name="Medium Grid 1 Accent 6"/>
+    <w:lsdException w:unhideWhenUsed="0" w:uiPriority="68" w:semiHidden="0" w:name="Medium Grid 2 Accent 6"/>
+    <w:lsdException w:unhideWhenUsed="0" w:uiPriority="69" w:semiHidden="0" w:name="Medium Grid 3 Accent 6"/>
+    <w:lsdException w:unhideWhenUsed="0" w:uiPriority="70" w:semiHidden="0" w:name="Dark List Accent 6"/>
+    <w:lsdException w:unhideWhenUsed="0" w:uiPriority="71" w:semiHidden="0" w:name="Colorful Shading Accent 6"/>
+    <w:lsdException w:unhideWhenUsed="0" w:uiPriority="72" w:semiHidden="0" w:name="Colorful List Accent 6"/>
+    <w:lsdException w:unhideWhenUsed="0" w:uiPriority="73" w:semiHidden="0" w:name="Colorful Grid Accent 6"/>
   </w:latentStyles>
-  <w:style w:type="paragraph" w:default="1" w:styleId="Normal">
+  <w:style w:type="paragraph" w:default="1" w:styleId="1">
     <w:name w:val="Normal"/>
     <w:qFormat/>
+    <w:uiPriority w:val="0"/>
     <w:pPr>
       <w:kinsoku w:val="0"/>
       <w:autoSpaceDE w:val="0"/>
@@ -5566,7 +5668,7 @@
       <w:textAlignment w:val="baseline"/>
     </w:pPr>
     <w:rPr>
-      <w:rFonts w:ascii="Arial" w:eastAsia="宋体" w:hAnsi="Arial" w:cs="Arial"/>
+      <w:rFonts w:ascii="Arial" w:hAnsi="Arial" w:eastAsia="宋体" w:cs="Arial"/>
       <w:snapToGrid w:val="0"/>
       <w:color w:val="000000"/>
       <w:kern w:val="0"/>
@@ -5575,11 +5677,12 @@
       <w:lang w:val="en-US" w:eastAsia="en-US" w:bidi="ar-SA"/>
     </w:rPr>
   </w:style>
-  <w:style w:type="paragraph" w:styleId="Heading1">
+  <w:style w:type="paragraph" w:styleId="2">
     <w:name w:val="heading 1"/>
-    <w:basedOn w:val="Normal"/>
-    <w:next w:val="Normal"/>
+    <w:basedOn w:val="1"/>
+    <w:next w:val="1"/>
     <w:qFormat/>
+    <w:uiPriority w:val="0"/>
     <w:pPr>
       <w:keepNext/>
       <w:keepLines/>
@@ -5597,12 +5700,13 @@
       <w:sz w:val="44"/>
     </w:rPr>
   </w:style>
-  <w:style w:type="paragraph" w:styleId="Heading2">
+  <w:style w:type="paragraph" w:styleId="3">
     <w:name w:val="heading 2"/>
-    <w:basedOn w:val="Normal"/>
-    <w:next w:val="Normal"/>
+    <w:basedOn w:val="1"/>
+    <w:next w:val="1"/>
     <w:unhideWhenUsed/>
     <w:qFormat/>
+    <w:uiPriority w:val="0"/>
     <w:pPr>
       <w:keepNext/>
       <w:keepLines/>
@@ -5615,18 +5719,19 @@
       <w:outlineLvl w:val="1"/>
     </w:pPr>
     <w:rPr>
-      <w:rFonts w:ascii="Arial" w:eastAsia="黑体" w:hAnsi="Arial"/>
+      <w:rFonts w:ascii="Arial" w:hAnsi="Arial" w:eastAsia="黑体"/>
       <w:b/>
       <w:sz w:val="32"/>
     </w:rPr>
   </w:style>
-  <w:style w:type="paragraph" w:styleId="Heading3">
+  <w:style w:type="paragraph" w:styleId="4">
     <w:name w:val="heading 3"/>
-    <w:basedOn w:val="Normal"/>
-    <w:next w:val="Normal"/>
+    <w:basedOn w:val="1"/>
+    <w:next w:val="1"/>
     <w:semiHidden/>
     <w:unhideWhenUsed/>
     <w:qFormat/>
+    <w:uiPriority w:val="0"/>
     <w:pPr>
       <w:keepNext/>
       <w:keepLines/>
@@ -5643,12 +5748,13 @@
       <w:sz w:val="32"/>
     </w:rPr>
   </w:style>
-  <w:style w:type="paragraph" w:styleId="Heading4">
+  <w:style w:type="paragraph" w:styleId="5">
     <w:name w:val="heading 4"/>
-    <w:basedOn w:val="Normal"/>
-    <w:next w:val="Normal"/>
+    <w:basedOn w:val="1"/>
+    <w:next w:val="1"/>
     <w:unhideWhenUsed/>
     <w:qFormat/>
+    <w:uiPriority w:val="0"/>
     <w:pPr>
       <w:keepNext/>
       <w:keepLines/>
@@ -5661,18 +5767,19 @@
       <w:outlineLvl w:val="3"/>
     </w:pPr>
     <w:rPr>
-      <w:rFonts w:ascii="Arial" w:eastAsia="黑体" w:hAnsi="Arial"/>
+      <w:rFonts w:ascii="Arial" w:hAnsi="Arial" w:eastAsia="黑体"/>
       <w:b/>
       <w:sz w:val="28"/>
     </w:rPr>
   </w:style>
-  <w:style w:type="paragraph" w:styleId="Heading5">
+  <w:style w:type="paragraph" w:styleId="6">
     <w:name w:val="heading 5"/>
-    <w:basedOn w:val="Normal"/>
-    <w:next w:val="Normal"/>
+    <w:basedOn w:val="1"/>
+    <w:next w:val="1"/>
     <w:semiHidden/>
     <w:unhideWhenUsed/>
     <w:qFormat/>
+    <w:uiPriority w:val="0"/>
     <w:pPr>
       <w:keepNext/>
       <w:keepLines/>
@@ -5689,13 +5796,14 @@
       <w:sz w:val="28"/>
     </w:rPr>
   </w:style>
-  <w:style w:type="paragraph" w:styleId="Heading6">
+  <w:style w:type="paragraph" w:styleId="7">
     <w:name w:val="heading 6"/>
-    <w:basedOn w:val="Normal"/>
-    <w:next w:val="Normal"/>
+    <w:basedOn w:val="1"/>
+    <w:next w:val="1"/>
     <w:semiHidden/>
     <w:unhideWhenUsed/>
     <w:qFormat/>
+    <w:uiPriority w:val="0"/>
     <w:pPr>
       <w:keepNext/>
       <w:keepLines/>
@@ -5708,18 +5816,19 @@
       <w:outlineLvl w:val="5"/>
     </w:pPr>
     <w:rPr>
-      <w:rFonts w:ascii="Arial" w:eastAsia="黑体" w:hAnsi="Arial"/>
+      <w:rFonts w:ascii="Arial" w:hAnsi="Arial" w:eastAsia="黑体"/>
       <w:b/>
       <w:sz w:val="24"/>
     </w:rPr>
   </w:style>
-  <w:style w:type="paragraph" w:styleId="Heading7">
+  <w:style w:type="paragraph" w:styleId="8">
     <w:name w:val="heading 7"/>
-    <w:basedOn w:val="Normal"/>
-    <w:next w:val="Normal"/>
+    <w:basedOn w:val="1"/>
+    <w:next w:val="1"/>
     <w:semiHidden/>
     <w:unhideWhenUsed/>
     <w:qFormat/>
+    <w:uiPriority w:val="0"/>
     <w:pPr>
       <w:keepNext/>
       <w:keepLines/>
@@ -5736,13 +5845,14 @@
       <w:sz w:val="24"/>
     </w:rPr>
   </w:style>
-  <w:style w:type="paragraph" w:styleId="Heading8">
+  <w:style w:type="paragraph" w:styleId="9">
     <w:name w:val="heading 8"/>
-    <w:basedOn w:val="Normal"/>
-    <w:next w:val="Normal"/>
+    <w:basedOn w:val="1"/>
+    <w:next w:val="1"/>
     <w:semiHidden/>
     <w:unhideWhenUsed/>
     <w:qFormat/>
+    <w:uiPriority w:val="0"/>
     <w:pPr>
       <w:keepNext/>
       <w:keepLines/>
@@ -5755,17 +5865,18 @@
       <w:outlineLvl w:val="7"/>
     </w:pPr>
     <w:rPr>
-      <w:rFonts w:ascii="Arial" w:eastAsia="黑体" w:hAnsi="Arial"/>
+      <w:rFonts w:ascii="Arial" w:hAnsi="Arial" w:eastAsia="黑体"/>
       <w:sz w:val="24"/>
     </w:rPr>
   </w:style>
-  <w:style w:type="paragraph" w:styleId="Heading9">
+  <w:style w:type="paragraph" w:styleId="10">
     <w:name w:val="heading 9"/>
-    <w:basedOn w:val="Normal"/>
-    <w:next w:val="Normal"/>
+    <w:basedOn w:val="1"/>
+    <w:next w:val="1"/>
     <w:semiHidden/>
     <w:unhideWhenUsed/>
     <w:qFormat/>
+    <w:uiPriority w:val="0"/>
     <w:pPr>
       <w:keepNext/>
       <w:keepLines/>
@@ -5778,19 +5889,21 @@
       <w:outlineLvl w:val="8"/>
     </w:pPr>
     <w:rPr>
-      <w:rFonts w:ascii="Arial" w:eastAsia="黑体" w:hAnsi="Arial"/>
+      <w:rFonts w:ascii="Arial" w:hAnsi="Arial" w:eastAsia="黑体"/>
       <w:sz w:val="21"/>
     </w:rPr>
   </w:style>
-  <w:style w:type="character" w:default="1" w:styleId="DefaultParagraphFont">
+  <w:style w:type="character" w:default="1" w:styleId="22">
     <w:name w:val="Default Paragraph Font"/>
     <w:semiHidden/>
     <w:qFormat/>
+    <w:uiPriority w:val="0"/>
   </w:style>
-  <w:style w:type="table" w:default="1" w:styleId="TableNormal">
+  <w:style w:type="table" w:default="1" w:styleId="20">
     <w:name w:val="Normal Table"/>
     <w:semiHidden/>
     <w:qFormat/>
+    <w:uiPriority w:val="0"/>
     <w:tblPr>
       <w:tblCellMar>
         <w:top w:w="0" w:type="dxa"/>
@@ -5800,39 +5913,43 @@
       </w:tblCellMar>
     </w:tblPr>
   </w:style>
-  <w:style w:type="paragraph" w:styleId="CommentText">
+  <w:style w:type="paragraph" w:styleId="11">
     <w:name w:val="annotation text"/>
-    <w:basedOn w:val="Normal"/>
+    <w:basedOn w:val="1"/>
     <w:qFormat/>
+    <w:uiPriority w:val="0"/>
     <w:pPr>
       <w:jc w:val="left"/>
     </w:pPr>
   </w:style>
-  <w:style w:type="paragraph" w:styleId="BodyText">
+  <w:style w:type="paragraph" w:styleId="12">
     <w:name w:val="Body Text"/>
-    <w:basedOn w:val="Normal"/>
+    <w:basedOn w:val="1"/>
     <w:semiHidden/>
     <w:qFormat/>
+    <w:uiPriority w:val="0"/>
     <w:rPr>
-      <w:rFonts w:ascii="Arial" w:eastAsia="Arial" w:hAnsi="Arial" w:cs="Arial"/>
+      <w:rFonts w:ascii="Arial" w:hAnsi="Arial" w:eastAsia="Arial" w:cs="Arial"/>
       <w:sz w:val="21"/>
       <w:szCs w:val="21"/>
       <w:lang w:val="en-US" w:eastAsia="en-US" w:bidi="ar-SA"/>
     </w:rPr>
   </w:style>
-  <w:style w:type="paragraph" w:styleId="TOC3">
+  <w:style w:type="paragraph" w:styleId="13">
     <w:name w:val="toc 3"/>
-    <w:basedOn w:val="Normal"/>
-    <w:next w:val="Normal"/>
+    <w:basedOn w:val="1"/>
+    <w:next w:val="1"/>
     <w:qFormat/>
+    <w:uiPriority w:val="0"/>
     <w:pPr>
       <w:ind w:left="840" w:leftChars="400"/>
     </w:pPr>
   </w:style>
-  <w:style w:type="paragraph" w:styleId="Footer">
+  <w:style w:type="paragraph" w:styleId="14">
     <w:name w:val="footer"/>
-    <w:basedOn w:val="Normal"/>
+    <w:basedOn w:val="1"/>
     <w:qFormat/>
+    <w:uiPriority w:val="0"/>
     <w:pPr>
       <w:tabs>
         <w:tab w:val="center" w:pos="4153"/>
@@ -5845,16 +5962,17 @@
       <w:sz w:val="18"/>
     </w:rPr>
   </w:style>
-  <w:style w:type="paragraph" w:styleId="Header">
+  <w:style w:type="paragraph" w:styleId="15">
     <w:name w:val="header"/>
-    <w:basedOn w:val="Normal"/>
+    <w:basedOn w:val="1"/>
     <w:qFormat/>
+    <w:uiPriority w:val="0"/>
     <w:pPr>
       <w:pBdr>
-        <w:top w:val="nil"/>
-        <w:left w:val="nil"/>
-        <w:bottom w:val="nil"/>
-        <w:right w:val="nil"/>
+        <w:top w:val="none" w:color="auto" w:sz="0" w:space="0"/>
+        <w:left w:val="none" w:color="auto" w:sz="0" w:space="0"/>
+        <w:bottom w:val="none" w:color="auto" w:sz="0" w:space="0"/>
+        <w:right w:val="none" w:color="auto" w:sz="0" w:space="0"/>
       </w:pBdr>
       <w:tabs>
         <w:tab w:val="center" w:pos="4153"/>
@@ -5869,37 +5987,41 @@
       <w:sz w:val="18"/>
     </w:rPr>
   </w:style>
-  <w:style w:type="paragraph" w:styleId="TOC1">
+  <w:style w:type="paragraph" w:styleId="16">
     <w:name w:val="toc 1"/>
-    <w:basedOn w:val="Normal"/>
-    <w:next w:val="Normal"/>
+    <w:basedOn w:val="1"/>
+    <w:next w:val="1"/>
     <w:qFormat/>
+    <w:uiPriority w:val="0"/>
     <w:rPr>
-      <w:rFonts w:ascii="Arial" w:eastAsia="Microsoft JhengHei" w:hAnsi="Arial"/>
+      <w:rFonts w:ascii="Arial" w:hAnsi="Arial" w:eastAsia="Microsoft JhengHei"/>
       <w:sz w:val="24"/>
     </w:rPr>
   </w:style>
-  <w:style w:type="paragraph" w:styleId="TOC2">
+  <w:style w:type="paragraph" w:styleId="17">
     <w:name w:val="toc 2"/>
-    <w:basedOn w:val="Normal"/>
-    <w:next w:val="Normal"/>
+    <w:basedOn w:val="1"/>
+    <w:next w:val="1"/>
     <w:qFormat/>
+    <w:uiPriority w:val="0"/>
     <w:pPr>
       <w:ind w:left="420" w:leftChars="200"/>
     </w:pPr>
   </w:style>
-  <w:style w:type="paragraph" w:styleId="NormalWeb">
+  <w:style w:type="paragraph" w:styleId="18">
     <w:name w:val="Normal (Web)"/>
-    <w:basedOn w:val="Normal"/>
+    <w:basedOn w:val="1"/>
     <w:qFormat/>
+    <w:uiPriority w:val="0"/>
     <w:rPr>
       <w:sz w:val="24"/>
     </w:rPr>
   </w:style>
-  <w:style w:type="paragraph" w:styleId="Title">
+  <w:style w:type="paragraph" w:styleId="19">
     <w:name w:val="Title"/>
-    <w:basedOn w:val="Normal"/>
+    <w:basedOn w:val="1"/>
     <w:qFormat/>
+    <w:uiPriority w:val="0"/>
     <w:pPr>
       <w:spacing w:before="240" w:beforeLines="0" w:beforeAutospacing="0" w:after="60" w:afterLines="0" w:afterAutospacing="0"/>
       <w:jc w:val="center"/>
@@ -5911,68 +6033,73 @@
       <w:sz w:val="32"/>
     </w:rPr>
   </w:style>
-  <w:style w:type="table" w:styleId="TableGrid">
+  <w:style w:type="table" w:styleId="21">
     <w:name w:val="Table Grid"/>
-    <w:basedOn w:val="TableNormal"/>
+    <w:basedOn w:val="20"/>
     <w:qFormat/>
+    <w:uiPriority w:val="0"/>
     <w:pPr>
       <w:widowControl w:val="0"/>
       <w:jc w:val="both"/>
     </w:pPr>
     <w:tblPr>
       <w:tblBorders>
-        <w:top w:val="single" w:sz="4" w:space="0" w:color="auto"/>
-        <w:left w:val="single" w:sz="4" w:space="0" w:color="auto"/>
-        <w:bottom w:val="single" w:sz="4" w:space="0" w:color="auto"/>
-        <w:right w:val="single" w:sz="4" w:space="0" w:color="auto"/>
-        <w:insideH w:val="single" w:sz="4" w:space="0" w:color="auto"/>
-        <w:insideV w:val="single" w:sz="4" w:space="0" w:color="auto"/>
+        <w:top w:val="single" w:color="auto" w:sz="4" w:space="0"/>
+        <w:left w:val="single" w:color="auto" w:sz="4" w:space="0"/>
+        <w:bottom w:val="single" w:color="auto" w:sz="4" w:space="0"/>
+        <w:right w:val="single" w:color="auto" w:sz="4" w:space="0"/>
+        <w:insideH w:val="single" w:color="auto" w:sz="4" w:space="0"/>
+        <w:insideV w:val="single" w:color="auto" w:sz="4" w:space="0"/>
       </w:tblBorders>
     </w:tblPr>
   </w:style>
-  <w:style w:type="character" w:styleId="Strong">
+  <w:style w:type="character" w:styleId="23">
     <w:name w:val="Strong"/>
-    <w:basedOn w:val="DefaultParagraphFont"/>
+    <w:basedOn w:val="22"/>
     <w:qFormat/>
+    <w:uiPriority w:val="0"/>
     <w:rPr>
       <w:b/>
     </w:rPr>
   </w:style>
-  <w:style w:type="paragraph" w:customStyle="1" w:styleId="a">
+  <w:style w:type="paragraph" w:customStyle="1" w:styleId="24">
     <w:name w:val="柴_公司名"/>
-    <w:basedOn w:val="Title"/>
+    <w:basedOn w:val="19"/>
     <w:qFormat/>
+    <w:uiPriority w:val="0"/>
     <w:pPr>
       <w:spacing w:after="600" w:afterLines="600"/>
     </w:pPr>
     <w:rPr>
-      <w:rFonts w:ascii="宋体" w:eastAsia="宋体" w:hAnsi="宋体" w:cs="宋体" w:hint="eastAsia"/>
+      <w:rFonts w:hint="eastAsia" w:ascii="宋体" w:hAnsi="宋体" w:eastAsia="宋体" w:cs="宋体"/>
       <w:bCs/>
       <w:spacing w:val="-6"/>
       <w:sz w:val="52"/>
       <w:szCs w:val="52"/>
     </w:rPr>
   </w:style>
-  <w:style w:type="paragraph" w:customStyle="1" w:styleId="a0">
+  <w:style w:type="paragraph" w:customStyle="1" w:styleId="25">
     <w:name w:val="柴_文档名"/>
-    <w:basedOn w:val="Title"/>
+    <w:basedOn w:val="19"/>
     <w:qFormat/>
+    <w:uiPriority w:val="0"/>
     <w:pPr>
       <w:spacing w:after="900" w:afterLines="900"/>
     </w:pPr>
     <w:rPr>
-      <w:rFonts w:ascii="黑体" w:eastAsia="黑体" w:hAnsi="黑体" w:cs="黑体"/>
+      <w:rFonts w:ascii="黑体" w:hAnsi="黑体" w:eastAsia="黑体" w:cs="黑体"/>
       <w:bCs/>
       <w:spacing w:val="-7"/>
       <w:sz w:val="52"/>
       <w:szCs w:val="52"/>
     </w:rPr>
   </w:style>
-  <w:style w:type="table" w:customStyle="1" w:styleId="TableNormal0">
+  <w:style w:type="table" w:customStyle="1" w:styleId="26">
     <w:name w:val="Table Normal_0"/>
     <w:semiHidden/>
     <w:unhideWhenUsed/>
     <w:qFormat/>
+    <w:uiPriority w:val="0"/>
     <w:tblPr>
       <w:tblCellMar>
         <w:top w:w="0" w:type="dxa"/>
@@ -5982,81 +6109,87 @@
       </w:tblCellMar>
     </w:tblPr>
   </w:style>
-  <w:style w:type="paragraph" w:customStyle="1" w:styleId="TableText">
+  <w:style w:type="paragraph" w:customStyle="1" w:styleId="27">
     <w:name w:val="Table Text"/>
-    <w:basedOn w:val="Normal"/>
+    <w:basedOn w:val="1"/>
     <w:semiHidden/>
     <w:qFormat/>
+    <w:uiPriority w:val="0"/>
     <w:rPr>
-      <w:rFonts w:ascii="宋体" w:eastAsia="宋体" w:hAnsi="宋体" w:cs="宋体"/>
+      <w:rFonts w:ascii="宋体" w:hAnsi="宋体" w:eastAsia="宋体" w:cs="宋体"/>
       <w:sz w:val="21"/>
       <w:szCs w:val="21"/>
       <w:lang w:val="en-US" w:eastAsia="en-US" w:bidi="ar-SA"/>
     </w:rPr>
   </w:style>
-  <w:style w:type="paragraph" w:customStyle="1" w:styleId="1">
+  <w:style w:type="paragraph" w:customStyle="1" w:styleId="28">
     <w:name w:val="柴_标题1"/>
-    <w:basedOn w:val="Heading1"/>
-    <w:next w:val="a1"/>
-    <w:link w:val="1Char"/>
+    <w:basedOn w:val="2"/>
+    <w:next w:val="29"/>
+    <w:link w:val="38"/>
     <w:qFormat/>
+    <w:uiPriority w:val="0"/>
     <w:pPr>
       <w:spacing w:before="100" w:after="90" w:line="360" w:lineRule="auto"/>
     </w:pPr>
     <w:rPr>
-      <w:rFonts w:ascii="Arial" w:eastAsia="宋体" w:hAnsi="Arial"/>
+      <w:rFonts w:ascii="Arial" w:hAnsi="Arial" w:eastAsia="宋体"/>
       <w:sz w:val="32"/>
     </w:rPr>
   </w:style>
-  <w:style w:type="paragraph" w:customStyle="1" w:styleId="a1">
+  <w:style w:type="paragraph" w:customStyle="1" w:styleId="29">
     <w:name w:val="柴_正文"/>
-    <w:basedOn w:val="BodyText"/>
-    <w:link w:val="Char"/>
+    <w:basedOn w:val="12"/>
+    <w:link w:val="41"/>
     <w:qFormat/>
+    <w:uiPriority w:val="0"/>
     <w:pPr>
       <w:spacing w:line="360" w:lineRule="auto"/>
       <w:ind w:firstLine="470" w:firstLineChars="200"/>
     </w:pPr>
     <w:rPr>
-      <w:rFonts w:ascii="Arial" w:eastAsia="宋体" w:hAnsi="Arial"/>
+      <w:rFonts w:ascii="Arial" w:hAnsi="Arial" w:eastAsia="宋体"/>
       <w:sz w:val="24"/>
       <w:lang w:eastAsia="zh-CN"/>
     </w:rPr>
   </w:style>
-  <w:style w:type="paragraph" w:customStyle="1" w:styleId="2">
+  <w:style w:type="paragraph" w:customStyle="1" w:styleId="30">
     <w:name w:val="柴_标题2"/>
-    <w:basedOn w:val="Heading2"/>
-    <w:next w:val="a1"/>
+    <w:basedOn w:val="3"/>
+    <w:next w:val="29"/>
     <w:qFormat/>
+    <w:uiPriority w:val="0"/>
     <w:pPr>
       <w:spacing w:line="360" w:lineRule="auto"/>
     </w:pPr>
     <w:rPr>
-      <w:rFonts w:ascii="Arial" w:eastAsia="宋体" w:hAnsi="Arial"/>
+      <w:rFonts w:ascii="Arial" w:hAnsi="Arial" w:eastAsia="宋体"/>
       <w:sz w:val="28"/>
     </w:rPr>
   </w:style>
-  <w:style w:type="paragraph" w:customStyle="1" w:styleId="3">
+  <w:style w:type="paragraph" w:customStyle="1" w:styleId="31">
     <w:name w:val="柴_标题3"/>
-    <w:basedOn w:val="Heading3"/>
-    <w:next w:val="a1"/>
+    <w:basedOn w:val="4"/>
+    <w:next w:val="29"/>
     <w:qFormat/>
+    <w:uiPriority w:val="0"/>
     <w:pPr>
       <w:spacing w:line="360" w:lineRule="auto"/>
       <w:ind w:left="0" w:firstLine="472" w:firstLineChars="200"/>
     </w:pPr>
     <w:rPr>
-      <w:rFonts w:ascii="宋体" w:eastAsia="宋体" w:hAnsi="宋体" w:cs="宋体"/>
+      <w:rFonts w:ascii="宋体" w:hAnsi="宋体" w:eastAsia="宋体" w:cs="宋体"/>
       <w:spacing w:val="-2"/>
       <w:sz w:val="24"/>
       <w:szCs w:val="24"/>
     </w:rPr>
   </w:style>
-  <w:style w:type="paragraph" w:customStyle="1" w:styleId="a2">
+  <w:style w:type="paragraph" w:customStyle="1" w:styleId="32">
     <w:name w:val="柴_目录"/>
-    <w:basedOn w:val="Normal"/>
-    <w:next w:val="BodyText"/>
+    <w:basedOn w:val="1"/>
+    <w:next w:val="12"/>
     <w:qFormat/>
+    <w:uiPriority w:val="0"/>
     <w:pPr>
       <w:tabs>
         <w:tab w:val="right" w:leader="dot" w:pos="8442"/>
@@ -6064,59 +6197,64 @@
       <w:ind w:left="0" w:leftChars="0"/>
     </w:pPr>
     <w:rPr>
-      <w:rFonts w:ascii="Arial" w:eastAsia="Microsoft JhengHei" w:hAnsi="Arial"/>
+      <w:rFonts w:ascii="Arial" w:hAnsi="Arial" w:eastAsia="Microsoft JhengHei"/>
       <w:sz w:val="24"/>
     </w:rPr>
   </w:style>
-  <w:style w:type="paragraph" w:customStyle="1" w:styleId="WPSOffice1">
+  <w:style w:type="paragraph" w:customStyle="1" w:styleId="33">
     <w:name w:val="WPSOffice手动目录 1"/>
     <w:qFormat/>
+    <w:uiPriority w:val="0"/>
     <w:pPr>
       <w:ind w:leftChars="0"/>
     </w:pPr>
     <w:rPr>
-      <w:rFonts w:ascii="Times New Roman" w:eastAsia="宋体" w:hAnsi="Times New Roman" w:cs="Times New Roman"/>
+      <w:rFonts w:ascii="Times New Roman" w:hAnsi="Times New Roman" w:eastAsia="宋体" w:cs="Times New Roman"/>
       <w:sz w:val="20"/>
       <w:szCs w:val="20"/>
     </w:rPr>
   </w:style>
-  <w:style w:type="paragraph" w:customStyle="1" w:styleId="WPSOffice2">
+  <w:style w:type="paragraph" w:customStyle="1" w:styleId="34">
     <w:name w:val="WPSOffice手动目录 2"/>
     <w:qFormat/>
+    <w:uiPriority w:val="0"/>
     <w:pPr>
       <w:ind w:leftChars="200"/>
     </w:pPr>
     <w:rPr>
-      <w:rFonts w:ascii="Times New Roman" w:eastAsia="宋体" w:hAnsi="Times New Roman" w:cs="Times New Roman"/>
+      <w:rFonts w:ascii="Times New Roman" w:hAnsi="Times New Roman" w:eastAsia="宋体" w:cs="Times New Roman"/>
       <w:sz w:val="20"/>
       <w:szCs w:val="20"/>
     </w:rPr>
   </w:style>
-  <w:style w:type="paragraph" w:customStyle="1" w:styleId="WPSOffice3">
+  <w:style w:type="paragraph" w:customStyle="1" w:styleId="35">
     <w:name w:val="WPSOffice手动目录 3"/>
     <w:qFormat/>
+    <w:uiPriority w:val="0"/>
     <w:pPr>
       <w:ind w:leftChars="400"/>
     </w:pPr>
     <w:rPr>
-      <w:rFonts w:ascii="Times New Roman" w:eastAsia="宋体" w:hAnsi="Times New Roman" w:cs="Times New Roman"/>
+      <w:rFonts w:ascii="Times New Roman" w:hAnsi="Times New Roman" w:eastAsia="宋体" w:cs="Times New Roman"/>
       <w:sz w:val="20"/>
       <w:szCs w:val="20"/>
     </w:rPr>
   </w:style>
-  <w:style w:type="paragraph" w:customStyle="1" w:styleId="Compact">
+  <w:style w:type="paragraph" w:customStyle="1" w:styleId="36">
     <w:name w:val="Compact"/>
-    <w:basedOn w:val="BodyText"/>
+    <w:basedOn w:val="12"/>
     <w:qFormat/>
+    <w:uiPriority w:val="0"/>
     <w:pPr>
       <w:spacing w:before="36" w:after="36"/>
     </w:pPr>
   </w:style>
-  <w:style w:type="table" w:customStyle="1" w:styleId="Table">
+  <w:style w:type="table" w:customStyle="1" w:styleId="37">
     <w:name w:val="Table"/>
     <w:semiHidden/>
     <w:unhideWhenUsed/>
     <w:qFormat/>
+    <w:uiPriority w:val="0"/>
     <w:tblPr>
       <w:tblCellMar>
         <w:top w:w="0" w:type="dxa"/>
@@ -6128,25 +6266,27 @@
     <w:tblStylePr w:type="firstRow">
       <w:tcPr>
         <w:tcBorders>
-          <w:bottom w:val="single" w:sz="0" w:space="0" w:color="auto"/>
+          <w:bottom w:val="single" w:color="auto" w:sz="0" w:space="0"/>
         </w:tcBorders>
         <w:vAlign w:val="bottom"/>
       </w:tcPr>
     </w:tblStylePr>
   </w:style>
-  <w:style w:type="character" w:customStyle="1" w:styleId="1Char">
+  <w:style w:type="character" w:customStyle="1" w:styleId="38">
     <w:name w:val="柴_标题1 Char"/>
-    <w:link w:val="1"/>
+    <w:link w:val="28"/>
     <w:qFormat/>
+    <w:uiPriority w:val="0"/>
     <w:rPr>
-      <w:rFonts w:ascii="Arial" w:eastAsia="宋体" w:hAnsi="Arial"/>
+      <w:rFonts w:ascii="Arial" w:hAnsi="Arial" w:eastAsia="宋体"/>
       <w:sz w:val="32"/>
     </w:rPr>
   </w:style>
-  <w:style w:type="paragraph" w:customStyle="1" w:styleId="a3">
+  <w:style w:type="paragraph" w:customStyle="1" w:styleId="39">
     <w:name w:val="柴_正文_无缩进"/>
-    <w:basedOn w:val="Normal"/>
+    <w:basedOn w:val="1"/>
     <w:qFormat/>
+    <w:uiPriority w:val="0"/>
     <w:pPr>
       <w:ind w:firstLine="0" w:firstLineChars="0"/>
     </w:pPr>
@@ -6156,29 +6296,31 @@
       <w:lang w:eastAsia="zh-CN"/>
     </w:rPr>
   </w:style>
-  <w:style w:type="paragraph" w:customStyle="1" w:styleId="4">
+  <w:style w:type="paragraph" w:customStyle="1" w:styleId="40">
     <w:name w:val="柴_标题4"/>
-    <w:basedOn w:val="Heading4"/>
-    <w:next w:val="Normal"/>
+    <w:basedOn w:val="5"/>
+    <w:next w:val="1"/>
     <w:qFormat/>
+    <w:uiPriority w:val="0"/>
     <w:pPr>
       <w:widowControl w:val="0"/>
       <w:spacing w:before="160" w:line="360" w:lineRule="auto"/>
-      <w:ind w:left="981" w:hanging="862" w:leftChars="300"/>
+      <w:ind w:left="981" w:leftChars="300" w:hanging="862"/>
     </w:pPr>
     <w:rPr>
-      <w:rFonts w:ascii="Calibri" w:eastAsia="宋体" w:hAnsi="Calibri" w:cs="宋体" w:hint="eastAsia"/>
+      <w:rFonts w:hint="eastAsia" w:ascii="Calibri" w:hAnsi="Calibri" w:eastAsia="宋体" w:cs="宋体"/>
       <w:sz w:val="24"/>
       <w:szCs w:val="24"/>
       <w:lang w:eastAsia="zh-CN" w:bidi="zh-CN"/>
     </w:rPr>
   </w:style>
-  <w:style w:type="character" w:customStyle="1" w:styleId="Char">
+  <w:style w:type="character" w:customStyle="1" w:styleId="41">
     <w:name w:val="柴_正文 Char"/>
-    <w:link w:val="a1"/>
+    <w:link w:val="29"/>
     <w:qFormat/>
+    <w:uiPriority w:val="0"/>
     <w:rPr>
-      <w:rFonts w:ascii="Arial" w:eastAsia="宋体" w:hAnsi="Arial"/>
+      <w:rFonts w:ascii="Arial" w:hAnsi="Arial" w:eastAsia="宋体"/>
       <w:sz w:val="24"/>
       <w:lang w:eastAsia="zh-CN"/>
     </w:rPr>
